--- a/阶段性评审/第一次评审/第一次验收成果物/测试用例及清单文档.docx
+++ b/阶段性评审/第一次评审/第一次验收成果物/测试用例及清单文档.docx
@@ -33,8 +33,8 @@
           <w:rFonts w:hint="eastAsia"/>
           <w:b/>
           <w:bCs/>
-          <w:sz w:val="28"/>
-          <w:szCs w:val="28"/>
+          <w:sz w:val="32"/>
+          <w:szCs w:val="32"/>
         </w:rPr>
       </w:pPr>
       <w:r>
@@ -42,8 +42,18 @@
           <w:rFonts w:hint="eastAsia"/>
           <w:b/>
           <w:bCs/>
-          <w:sz w:val="28"/>
-          <w:szCs w:val="28"/>
+          <w:sz w:val="32"/>
+          <w:szCs w:val="32"/>
+        </w:rPr>
+        <w:t>1.1</w:t>
+      </w:r>
+      <w:r>
+        <w:rPr>
+          <w:rFonts w:hint="eastAsia"/>
+          <w:b/>
+          <w:bCs/>
+          <w:sz w:val="32"/>
+          <w:szCs w:val="32"/>
         </w:rPr>
         <w:t>单元</w:t>
       </w:r>
@@ -51,8 +61,8 @@
         <w:rPr>
           <w:b/>
           <w:bCs/>
-          <w:sz w:val="28"/>
-          <w:szCs w:val="28"/>
+          <w:sz w:val="32"/>
+          <w:szCs w:val="32"/>
         </w:rPr>
         <w:t>测试</w:t>
       </w:r>
@@ -61,8 +71,2756 @@
           <w:rFonts w:hint="eastAsia"/>
           <w:b/>
           <w:bCs/>
+          <w:sz w:val="32"/>
+          <w:szCs w:val="32"/>
+        </w:rPr>
+        <w:t>用例设计</w:t>
+      </w:r>
+    </w:p>
+    <w:p>
+      <w:pPr>
+        <w:numPr>
+          <w:ilvl w:val="0"/>
+          <w:numId w:val="2"/>
+        </w:numPr>
+        <w:rPr>
           <w:sz w:val="28"/>
-          <w:szCs w:val="28"/>
+          <w:szCs w:val="32"/>
+        </w:rPr>
+      </w:pPr>
+      <w:r>
+        <w:rPr>
+          <w:b/>
+          <w:bCs/>
+          <w:sz w:val="28"/>
+          <w:szCs w:val="32"/>
+        </w:rPr>
+        <w:t>实体类测试（ENT-001 ~ ENT-002）</w:t>
+      </w:r>
+    </w:p>
+    <w:p>
+      <w:pPr>
+        <w:numPr>
+          <w:ilvl w:val="1"/>
+          <w:numId w:val="2"/>
+        </w:numPr>
+        <w:rPr>
+          <w:sz w:val="28"/>
+          <w:szCs w:val="32"/>
+        </w:rPr>
+      </w:pPr>
+      <w:r>
+        <w:rPr>
+          <w:sz w:val="28"/>
+          <w:szCs w:val="32"/>
+        </w:rPr>
+        <w:t>核心验证：解决 “冻结商品功能” 中isFrozen与后端frozen字段不匹配的问题，确保 JSON 序列化后字段名正确。</w:t>
+      </w:r>
+    </w:p>
+    <w:p>
+      <w:pPr>
+        <w:numPr>
+          <w:ilvl w:val="1"/>
+          <w:numId w:val="2"/>
+        </w:numPr>
+        <w:rPr>
+          <w:sz w:val="28"/>
+          <w:szCs w:val="32"/>
+        </w:rPr>
+      </w:pPr>
+      <w:r>
+        <w:rPr>
+          <w:sz w:val="28"/>
+          <w:szCs w:val="32"/>
+        </w:rPr>
+        <w:t>测试方法：直接调用 Jackson 的ObjectMapper序列化实体类，校验 JSON 字段名和值。</w:t>
+      </w:r>
+    </w:p>
+    <w:p>
+      <w:pPr>
+        <w:numPr>
+          <w:ilvl w:val="0"/>
+          <w:numId w:val="2"/>
+        </w:numPr>
+        <w:rPr>
+          <w:sz w:val="28"/>
+          <w:szCs w:val="32"/>
+        </w:rPr>
+      </w:pPr>
+      <w:r>
+        <w:rPr>
+          <w:b/>
+          <w:bCs/>
+          <w:sz w:val="28"/>
+          <w:szCs w:val="32"/>
+        </w:rPr>
+        <w:t>服务层测试（SER-001 ~ SER-006）</w:t>
+      </w:r>
+    </w:p>
+    <w:p>
+      <w:pPr>
+        <w:numPr>
+          <w:ilvl w:val="1"/>
+          <w:numId w:val="2"/>
+        </w:numPr>
+        <w:rPr>
+          <w:sz w:val="28"/>
+          <w:szCs w:val="32"/>
+        </w:rPr>
+      </w:pPr>
+      <w:r>
+        <w:rPr>
+          <w:sz w:val="28"/>
+          <w:szCs w:val="32"/>
+        </w:rPr>
+        <w:t>核心验证：独立测试服务层的业务逻辑（如冻结 / 解冻、交易状态更新），通过 Mockito 模拟 DAO 层，排除数据库依赖。</w:t>
+      </w:r>
+    </w:p>
+    <w:p>
+      <w:pPr>
+        <w:numPr>
+          <w:ilvl w:val="1"/>
+          <w:numId w:val="2"/>
+        </w:numPr>
+        <w:rPr>
+          <w:sz w:val="28"/>
+          <w:szCs w:val="32"/>
+        </w:rPr>
+      </w:pPr>
+      <w:r>
+        <w:rPr>
+          <w:sz w:val="28"/>
+          <w:szCs w:val="32"/>
+        </w:rPr>
+        <w:t>测试重点：覆盖 “正常场景”（如 SER-001）和 “异常场景”（如 SER-002 商品不存在），确保逻辑分支完整。</w:t>
+      </w:r>
+    </w:p>
+    <w:p>
+      <w:pPr>
+        <w:numPr>
+          <w:ilvl w:val="0"/>
+          <w:numId w:val="2"/>
+        </w:numPr>
+        <w:rPr>
+          <w:sz w:val="28"/>
+          <w:szCs w:val="32"/>
+        </w:rPr>
+      </w:pPr>
+      <w:r>
+        <w:rPr>
+          <w:b/>
+          <w:bCs/>
+          <w:sz w:val="28"/>
+          <w:szCs w:val="32"/>
+        </w:rPr>
+        <w:t>控制器层测试（CTR-001 ~ CTR-002）</w:t>
+      </w:r>
+    </w:p>
+    <w:p>
+      <w:pPr>
+        <w:numPr>
+          <w:ilvl w:val="1"/>
+          <w:numId w:val="2"/>
+        </w:numPr>
+        <w:rPr>
+          <w:sz w:val="28"/>
+          <w:szCs w:val="32"/>
+        </w:rPr>
+      </w:pPr>
+      <w:r>
+        <w:rPr>
+          <w:sz w:val="28"/>
+          <w:szCs w:val="32"/>
+        </w:rPr>
+        <w:t>核心验证：测试接口参数解析、响应状态码和返回值，通过@WebMvcTest隔离 Controller 层，模拟 Service 层返回结果。</w:t>
+      </w:r>
+    </w:p>
+    <w:p>
+      <w:pPr>
+        <w:numPr>
+          <w:ilvl w:val="1"/>
+          <w:numId w:val="2"/>
+        </w:numPr>
+        <w:rPr>
+          <w:sz w:val="28"/>
+          <w:szCs w:val="32"/>
+        </w:rPr>
+      </w:pPr>
+      <w:r>
+        <w:rPr>
+          <w:sz w:val="28"/>
+          <w:szCs w:val="32"/>
+        </w:rPr>
+        <w:t>测试重点：参数合法性校验（如 CTR-002 的错误参数处理）、接口与服务层的交互正确性。</w:t>
+      </w:r>
+    </w:p>
+    <w:p>
+      <w:pPr>
+        <w:rPr>
+          <w:b/>
+          <w:bCs/>
+          <w:sz w:val="28"/>
+          <w:szCs w:val="32"/>
+        </w:rPr>
+      </w:pPr>
+    </w:p>
+    <w:p>
+      <w:pPr>
+        <w:rPr>
+          <w:b/>
+          <w:bCs/>
+          <w:sz w:val="28"/>
+          <w:szCs w:val="32"/>
+        </w:rPr>
+      </w:pPr>
+    </w:p>
+    <w:p>
+      <w:pPr>
+        <w:rPr>
+          <w:rFonts w:hint="eastAsia"/>
+          <w:b/>
+          <w:bCs/>
+          <w:sz w:val="32"/>
+          <w:szCs w:val="36"/>
+        </w:rPr>
+      </w:pPr>
+      <w:r>
+        <w:rPr>
+          <w:rFonts w:hint="eastAsia"/>
+          <w:b/>
+          <w:bCs/>
+          <w:sz w:val="32"/>
+          <w:szCs w:val="36"/>
+        </w:rPr>
+        <w:lastRenderedPageBreak/>
+        <w:t>1.2</w:t>
+      </w:r>
+      <w:r>
+        <w:rPr>
+          <w:rFonts w:hint="eastAsia"/>
+          <w:b/>
+          <w:bCs/>
+          <w:sz w:val="32"/>
+          <w:szCs w:val="36"/>
+        </w:rPr>
+        <w:t>单元测试用例清单</w:t>
+      </w:r>
+    </w:p>
+    <w:tbl>
+      <w:tblPr>
+        <w:tblW w:w="11057" w:type="dxa"/>
+        <w:tblInd w:w="-1281" w:type="dxa"/>
+        <w:tblBorders>
+          <w:top w:val="single" w:sz="4" w:space="0" w:color="auto"/>
+          <w:left w:val="single" w:sz="4" w:space="0" w:color="auto"/>
+          <w:bottom w:val="single" w:sz="4" w:space="0" w:color="auto"/>
+          <w:right w:val="single" w:sz="4" w:space="0" w:color="auto"/>
+          <w:insideH w:val="single" w:sz="4" w:space="0" w:color="auto"/>
+          <w:insideV w:val="single" w:sz="4" w:space="0" w:color="auto"/>
+        </w:tblBorders>
+        <w:shd w:val="clear" w:color="auto" w:fill="FFFFFF"/>
+        <w:tblLayout w:type="fixed"/>
+        <w:tblCellMar>
+          <w:left w:w="0" w:type="dxa"/>
+          <w:right w:w="0" w:type="dxa"/>
+        </w:tblCellMar>
+        <w:tblLook w:val="04A0" w:firstRow="1" w:lastRow="0" w:firstColumn="1" w:lastColumn="0" w:noHBand="0" w:noVBand="1"/>
+      </w:tblPr>
+      <w:tblGrid>
+        <w:gridCol w:w="992"/>
+        <w:gridCol w:w="1135"/>
+        <w:gridCol w:w="992"/>
+        <w:gridCol w:w="1985"/>
+        <w:gridCol w:w="2607"/>
+        <w:gridCol w:w="1645"/>
+        <w:gridCol w:w="1701"/>
+      </w:tblGrid>
+      <w:tr>
+        <w:trPr>
+          <w:tblHeader/>
+        </w:trPr>
+        <w:tc>
+          <w:tcPr>
+            <w:tcW w:w="992" w:type="dxa"/>
+            <w:tcBorders>
+              <w:bottom w:val="single" w:sz="4" w:space="0" w:color="auto"/>
+            </w:tcBorders>
+            <w:shd w:val="clear" w:color="auto" w:fill="F2F2F2"/>
+            <w:tcMar>
+              <w:top w:w="180" w:type="dxa"/>
+              <w:left w:w="270" w:type="dxa"/>
+              <w:bottom w:w="180" w:type="dxa"/>
+              <w:right w:w="270" w:type="dxa"/>
+            </w:tcMar>
+            <w:vAlign w:val="center"/>
+            <w:hideMark/>
+          </w:tcPr>
+          <w:p>
+            <w:pPr>
+              <w:rPr>
+                <w:rFonts w:eastAsiaTheme="minorHAnsi"/>
+                <w:b/>
+                <w:bCs/>
+                <w:sz w:val="22"/>
+                <w:szCs w:val="24"/>
+              </w:rPr>
+            </w:pPr>
+            <w:r>
+              <w:rPr>
+                <w:rFonts w:eastAsiaTheme="minorHAnsi"/>
+                <w:b/>
+                <w:bCs/>
+                <w:sz w:val="22"/>
+                <w:szCs w:val="24"/>
+              </w:rPr>
+              <w:t>测试模块</w:t>
+            </w:r>
+          </w:p>
+        </w:tc>
+        <w:tc>
+          <w:tcPr>
+            <w:tcW w:w="1135" w:type="dxa"/>
+            <w:tcBorders>
+              <w:bottom w:val="single" w:sz="4" w:space="0" w:color="auto"/>
+            </w:tcBorders>
+            <w:shd w:val="clear" w:color="auto" w:fill="F2F2F2"/>
+            <w:tcMar>
+              <w:top w:w="180" w:type="dxa"/>
+              <w:left w:w="270" w:type="dxa"/>
+              <w:bottom w:w="180" w:type="dxa"/>
+              <w:right w:w="270" w:type="dxa"/>
+            </w:tcMar>
+            <w:vAlign w:val="center"/>
+            <w:hideMark/>
+          </w:tcPr>
+          <w:p>
+            <w:pPr>
+              <w:rPr>
+                <w:rFonts w:eastAsiaTheme="minorHAnsi"/>
+                <w:b/>
+                <w:bCs/>
+                <w:sz w:val="22"/>
+                <w:szCs w:val="24"/>
+              </w:rPr>
+            </w:pPr>
+            <w:r>
+              <w:rPr>
+                <w:rFonts w:eastAsiaTheme="minorHAnsi"/>
+                <w:b/>
+                <w:bCs/>
+                <w:sz w:val="22"/>
+                <w:szCs w:val="24"/>
+              </w:rPr>
+              <w:t>测试类 / 方法</w:t>
+            </w:r>
+          </w:p>
+        </w:tc>
+        <w:tc>
+          <w:tcPr>
+            <w:tcW w:w="992" w:type="dxa"/>
+            <w:shd w:val="clear" w:color="auto" w:fill="F2F2F2"/>
+            <w:tcMar>
+              <w:top w:w="180" w:type="dxa"/>
+              <w:left w:w="270" w:type="dxa"/>
+              <w:bottom w:w="180" w:type="dxa"/>
+              <w:right w:w="270" w:type="dxa"/>
+            </w:tcMar>
+            <w:vAlign w:val="center"/>
+            <w:hideMark/>
+          </w:tcPr>
+          <w:p>
+            <w:pPr>
+              <w:rPr>
+                <w:rFonts w:eastAsiaTheme="minorHAnsi"/>
+                <w:b/>
+                <w:bCs/>
+                <w:sz w:val="22"/>
+                <w:szCs w:val="24"/>
+              </w:rPr>
+            </w:pPr>
+            <w:r>
+              <w:rPr>
+                <w:rFonts w:eastAsiaTheme="minorHAnsi"/>
+                <w:b/>
+                <w:bCs/>
+                <w:sz w:val="22"/>
+                <w:szCs w:val="24"/>
+              </w:rPr>
+              <w:t>测试用例 ID</w:t>
+            </w:r>
+          </w:p>
+        </w:tc>
+        <w:tc>
+          <w:tcPr>
+            <w:tcW w:w="1985" w:type="dxa"/>
+            <w:shd w:val="clear" w:color="auto" w:fill="F2F2F2"/>
+            <w:tcMar>
+              <w:top w:w="180" w:type="dxa"/>
+              <w:left w:w="270" w:type="dxa"/>
+              <w:bottom w:w="180" w:type="dxa"/>
+              <w:right w:w="270" w:type="dxa"/>
+            </w:tcMar>
+            <w:vAlign w:val="center"/>
+            <w:hideMark/>
+          </w:tcPr>
+          <w:p>
+            <w:pPr>
+              <w:rPr>
+                <w:rFonts w:eastAsiaTheme="minorHAnsi"/>
+                <w:b/>
+                <w:bCs/>
+                <w:sz w:val="22"/>
+                <w:szCs w:val="24"/>
+              </w:rPr>
+            </w:pPr>
+            <w:r>
+              <w:rPr>
+                <w:rFonts w:eastAsiaTheme="minorHAnsi"/>
+                <w:b/>
+                <w:bCs/>
+                <w:sz w:val="22"/>
+                <w:szCs w:val="24"/>
+              </w:rPr>
+              <w:t>测试场景描述</w:t>
+            </w:r>
+          </w:p>
+        </w:tc>
+        <w:tc>
+          <w:tcPr>
+            <w:tcW w:w="2607" w:type="dxa"/>
+            <w:shd w:val="clear" w:color="auto" w:fill="F2F2F2"/>
+            <w:tcMar>
+              <w:top w:w="180" w:type="dxa"/>
+              <w:left w:w="270" w:type="dxa"/>
+              <w:bottom w:w="180" w:type="dxa"/>
+              <w:right w:w="270" w:type="dxa"/>
+            </w:tcMar>
+            <w:vAlign w:val="center"/>
+            <w:hideMark/>
+          </w:tcPr>
+          <w:p>
+            <w:pPr>
+              <w:rPr>
+                <w:rFonts w:eastAsiaTheme="minorHAnsi"/>
+                <w:b/>
+                <w:bCs/>
+                <w:sz w:val="22"/>
+                <w:szCs w:val="24"/>
+              </w:rPr>
+            </w:pPr>
+            <w:r>
+              <w:rPr>
+                <w:rFonts w:eastAsiaTheme="minorHAnsi"/>
+                <w:b/>
+                <w:bCs/>
+                <w:sz w:val="22"/>
+                <w:szCs w:val="24"/>
+              </w:rPr>
+              <w:t>输入 / 前置条件</w:t>
+            </w:r>
+          </w:p>
+        </w:tc>
+        <w:tc>
+          <w:tcPr>
+            <w:tcW w:w="1645" w:type="dxa"/>
+            <w:shd w:val="clear" w:color="auto" w:fill="F2F2F2"/>
+            <w:tcMar>
+              <w:top w:w="180" w:type="dxa"/>
+              <w:left w:w="270" w:type="dxa"/>
+              <w:bottom w:w="180" w:type="dxa"/>
+              <w:right w:w="270" w:type="dxa"/>
+            </w:tcMar>
+            <w:vAlign w:val="center"/>
+            <w:hideMark/>
+          </w:tcPr>
+          <w:p>
+            <w:pPr>
+              <w:rPr>
+                <w:rFonts w:eastAsiaTheme="minorHAnsi"/>
+                <w:b/>
+                <w:bCs/>
+                <w:sz w:val="22"/>
+                <w:szCs w:val="24"/>
+              </w:rPr>
+            </w:pPr>
+            <w:r>
+              <w:rPr>
+                <w:rFonts w:eastAsiaTheme="minorHAnsi"/>
+                <w:b/>
+                <w:bCs/>
+                <w:sz w:val="22"/>
+                <w:szCs w:val="24"/>
+              </w:rPr>
+              <w:t>预期结果</w:t>
+            </w:r>
+          </w:p>
+        </w:tc>
+        <w:tc>
+          <w:tcPr>
+            <w:tcW w:w="1701" w:type="dxa"/>
+            <w:shd w:val="clear" w:color="auto" w:fill="F2F2F2"/>
+            <w:tcMar>
+              <w:top w:w="180" w:type="dxa"/>
+              <w:left w:w="270" w:type="dxa"/>
+              <w:bottom w:w="180" w:type="dxa"/>
+              <w:right w:w="270" w:type="dxa"/>
+            </w:tcMar>
+            <w:vAlign w:val="center"/>
+            <w:hideMark/>
+          </w:tcPr>
+          <w:p>
+            <w:pPr>
+              <w:rPr>
+                <w:rFonts w:eastAsiaTheme="minorHAnsi"/>
+                <w:b/>
+                <w:bCs/>
+                <w:sz w:val="22"/>
+                <w:szCs w:val="24"/>
+              </w:rPr>
+            </w:pPr>
+            <w:r>
+              <w:rPr>
+                <w:rFonts w:eastAsiaTheme="minorHAnsi"/>
+                <w:b/>
+                <w:bCs/>
+                <w:sz w:val="22"/>
+                <w:szCs w:val="24"/>
+              </w:rPr>
+              <w:t>关联 Bug / 功能点</w:t>
+            </w:r>
+          </w:p>
+        </w:tc>
+      </w:tr>
+      <w:tr>
+        <w:tc>
+          <w:tcPr>
+            <w:tcW w:w="992" w:type="dxa"/>
+            <w:tcBorders>
+              <w:bottom w:val="nil"/>
+            </w:tcBorders>
+            <w:shd w:val="clear" w:color="auto" w:fill="FFFFFF"/>
+            <w:tcMar>
+              <w:top w:w="180" w:type="dxa"/>
+              <w:left w:w="270" w:type="dxa"/>
+              <w:bottom w:w="180" w:type="dxa"/>
+              <w:right w:w="270" w:type="dxa"/>
+            </w:tcMar>
+            <w:vAlign w:val="center"/>
+            <w:hideMark/>
+          </w:tcPr>
+          <w:p>
+            <w:pPr>
+              <w:rPr>
+                <w:rFonts w:eastAsiaTheme="minorHAnsi"/>
+                <w:sz w:val="22"/>
+                <w:szCs w:val="24"/>
+              </w:rPr>
+            </w:pPr>
+            <w:r>
+              <w:rPr>
+                <w:rFonts w:eastAsiaTheme="minorHAnsi"/>
+                <w:b/>
+                <w:bCs/>
+                <w:sz w:val="22"/>
+                <w:szCs w:val="24"/>
+              </w:rPr>
+              <w:t>实体类序列化</w:t>
+            </w:r>
+          </w:p>
+        </w:tc>
+        <w:tc>
+          <w:tcPr>
+            <w:tcW w:w="1135" w:type="dxa"/>
+            <w:tcBorders>
+              <w:bottom w:val="nil"/>
+            </w:tcBorders>
+            <w:shd w:val="clear" w:color="auto" w:fill="FFFFFF"/>
+            <w:tcMar>
+              <w:top w:w="180" w:type="dxa"/>
+              <w:left w:w="270" w:type="dxa"/>
+              <w:bottom w:w="180" w:type="dxa"/>
+              <w:right w:w="270" w:type="dxa"/>
+            </w:tcMar>
+            <w:vAlign w:val="center"/>
+            <w:hideMark/>
+          </w:tcPr>
+          <w:p>
+            <w:pPr>
+              <w:rPr>
+                <w:rFonts w:eastAsiaTheme="minorHAnsi"/>
+                <w:sz w:val="22"/>
+                <w:szCs w:val="24"/>
+              </w:rPr>
+            </w:pPr>
+            <w:r>
+              <w:rPr>
+                <w:rFonts w:eastAsiaTheme="minorHAnsi"/>
+                <w:sz w:val="22"/>
+                <w:szCs w:val="24"/>
+              </w:rPr>
+              <w:t>Product.java</w:t>
+            </w:r>
+          </w:p>
+        </w:tc>
+        <w:tc>
+          <w:tcPr>
+            <w:tcW w:w="992" w:type="dxa"/>
+            <w:shd w:val="clear" w:color="auto" w:fill="FFFFFF"/>
+            <w:tcMar>
+              <w:top w:w="180" w:type="dxa"/>
+              <w:left w:w="270" w:type="dxa"/>
+              <w:bottom w:w="180" w:type="dxa"/>
+              <w:right w:w="270" w:type="dxa"/>
+            </w:tcMar>
+            <w:vAlign w:val="center"/>
+            <w:hideMark/>
+          </w:tcPr>
+          <w:p>
+            <w:pPr>
+              <w:rPr>
+                <w:rFonts w:eastAsiaTheme="minorHAnsi"/>
+                <w:sz w:val="22"/>
+                <w:szCs w:val="24"/>
+              </w:rPr>
+            </w:pPr>
+            <w:r>
+              <w:rPr>
+                <w:rFonts w:eastAsiaTheme="minorHAnsi"/>
+                <w:sz w:val="22"/>
+                <w:szCs w:val="24"/>
+              </w:rPr>
+              <w:t>ENT-001</w:t>
+            </w:r>
+          </w:p>
+        </w:tc>
+        <w:tc>
+          <w:tcPr>
+            <w:tcW w:w="1985" w:type="dxa"/>
+            <w:shd w:val="clear" w:color="auto" w:fill="FFFFFF"/>
+            <w:tcMar>
+              <w:top w:w="180" w:type="dxa"/>
+              <w:left w:w="270" w:type="dxa"/>
+              <w:bottom w:w="180" w:type="dxa"/>
+              <w:right w:w="270" w:type="dxa"/>
+            </w:tcMar>
+            <w:vAlign w:val="center"/>
+            <w:hideMark/>
+          </w:tcPr>
+          <w:p>
+            <w:pPr>
+              <w:rPr>
+                <w:rFonts w:eastAsiaTheme="minorHAnsi"/>
+                <w:sz w:val="22"/>
+                <w:szCs w:val="24"/>
+              </w:rPr>
+            </w:pPr>
+            <w:r>
+              <w:rPr>
+                <w:rFonts w:eastAsiaTheme="minorHAnsi"/>
+                <w:sz w:val="22"/>
+                <w:szCs w:val="24"/>
+              </w:rPr>
+              <w:t>isFrozen 字段 JSON 序列化验证</w:t>
+            </w:r>
+          </w:p>
+        </w:tc>
+        <w:tc>
+          <w:tcPr>
+            <w:tcW w:w="2607" w:type="dxa"/>
+            <w:shd w:val="clear" w:color="auto" w:fill="FFFFFF"/>
+            <w:tcMar>
+              <w:top w:w="180" w:type="dxa"/>
+              <w:left w:w="270" w:type="dxa"/>
+              <w:bottom w:w="180" w:type="dxa"/>
+              <w:right w:w="270" w:type="dxa"/>
+            </w:tcMar>
+            <w:vAlign w:val="center"/>
+            <w:hideMark/>
+          </w:tcPr>
+          <w:p>
+            <w:pPr>
+              <w:rPr>
+                <w:rFonts w:eastAsiaTheme="minorHAnsi"/>
+                <w:sz w:val="22"/>
+                <w:szCs w:val="24"/>
+              </w:rPr>
+            </w:pPr>
+            <w:r>
+              <w:rPr>
+                <w:rFonts w:eastAsiaTheme="minorHAnsi"/>
+                <w:sz w:val="22"/>
+                <w:szCs w:val="24"/>
+              </w:rPr>
+              <w:t>创建 Product 对象，设置 isFrozen=true</w:t>
+            </w:r>
+          </w:p>
+        </w:tc>
+        <w:tc>
+          <w:tcPr>
+            <w:tcW w:w="1645" w:type="dxa"/>
+            <w:shd w:val="clear" w:color="auto" w:fill="FFFFFF"/>
+            <w:tcMar>
+              <w:top w:w="180" w:type="dxa"/>
+              <w:left w:w="270" w:type="dxa"/>
+              <w:bottom w:w="180" w:type="dxa"/>
+              <w:right w:w="270" w:type="dxa"/>
+            </w:tcMar>
+            <w:vAlign w:val="center"/>
+            <w:hideMark/>
+          </w:tcPr>
+          <w:p>
+            <w:pPr>
+              <w:rPr>
+                <w:rFonts w:eastAsiaTheme="minorHAnsi"/>
+                <w:sz w:val="22"/>
+                <w:szCs w:val="24"/>
+              </w:rPr>
+            </w:pPr>
+            <w:r>
+              <w:rPr>
+                <w:rFonts w:eastAsiaTheme="minorHAnsi"/>
+                <w:sz w:val="22"/>
+                <w:szCs w:val="24"/>
+              </w:rPr>
+              <w:t>序列化后 JSON 字段为"frozen": true</w:t>
+            </w:r>
+          </w:p>
+        </w:tc>
+        <w:tc>
+          <w:tcPr>
+            <w:tcW w:w="1701" w:type="dxa"/>
+            <w:shd w:val="clear" w:color="auto" w:fill="FFFFFF"/>
+            <w:tcMar>
+              <w:top w:w="180" w:type="dxa"/>
+              <w:left w:w="270" w:type="dxa"/>
+              <w:bottom w:w="180" w:type="dxa"/>
+              <w:right w:w="270" w:type="dxa"/>
+            </w:tcMar>
+            <w:vAlign w:val="center"/>
+            <w:hideMark/>
+          </w:tcPr>
+          <w:p>
+            <w:pPr>
+              <w:rPr>
+                <w:rFonts w:eastAsiaTheme="minorHAnsi"/>
+                <w:sz w:val="22"/>
+                <w:szCs w:val="24"/>
+              </w:rPr>
+            </w:pPr>
+            <w:r>
+              <w:rPr>
+                <w:rFonts w:eastAsiaTheme="minorHAnsi"/>
+                <w:sz w:val="22"/>
+                <w:szCs w:val="24"/>
+              </w:rPr>
+              <w:t>修复 “冻结商品功能未实现”（字段名不匹配）</w:t>
+            </w:r>
+          </w:p>
+        </w:tc>
+      </w:tr>
+      <w:tr>
+        <w:tc>
+          <w:tcPr>
+            <w:tcW w:w="992" w:type="dxa"/>
+            <w:tcBorders>
+              <w:top w:val="nil"/>
+              <w:bottom w:val="single" w:sz="4" w:space="0" w:color="auto"/>
+            </w:tcBorders>
+            <w:shd w:val="clear" w:color="auto" w:fill="FFFFFF"/>
+            <w:tcMar>
+              <w:top w:w="180" w:type="dxa"/>
+              <w:left w:w="270" w:type="dxa"/>
+              <w:bottom w:w="180" w:type="dxa"/>
+              <w:right w:w="270" w:type="dxa"/>
+            </w:tcMar>
+            <w:vAlign w:val="center"/>
+            <w:hideMark/>
+          </w:tcPr>
+          <w:p>
+            <w:pPr>
+              <w:rPr>
+                <w:rFonts w:eastAsiaTheme="minorHAnsi"/>
+                <w:sz w:val="22"/>
+                <w:szCs w:val="24"/>
+              </w:rPr>
+            </w:pPr>
+          </w:p>
+        </w:tc>
+        <w:tc>
+          <w:tcPr>
+            <w:tcW w:w="1135" w:type="dxa"/>
+            <w:tcBorders>
+              <w:top w:val="nil"/>
+              <w:bottom w:val="single" w:sz="4" w:space="0" w:color="auto"/>
+            </w:tcBorders>
+            <w:shd w:val="clear" w:color="auto" w:fill="FFFFFF"/>
+            <w:tcMar>
+              <w:top w:w="180" w:type="dxa"/>
+              <w:left w:w="270" w:type="dxa"/>
+              <w:bottom w:w="180" w:type="dxa"/>
+              <w:right w:w="270" w:type="dxa"/>
+            </w:tcMar>
+            <w:vAlign w:val="center"/>
+            <w:hideMark/>
+          </w:tcPr>
+          <w:p>
+            <w:pPr>
+              <w:rPr>
+                <w:rFonts w:eastAsiaTheme="minorHAnsi"/>
+                <w:sz w:val="22"/>
+                <w:szCs w:val="24"/>
+              </w:rPr>
+            </w:pPr>
+          </w:p>
+        </w:tc>
+        <w:tc>
+          <w:tcPr>
+            <w:tcW w:w="992" w:type="dxa"/>
+            <w:shd w:val="clear" w:color="auto" w:fill="FFFFFF"/>
+            <w:tcMar>
+              <w:top w:w="180" w:type="dxa"/>
+              <w:left w:w="270" w:type="dxa"/>
+              <w:bottom w:w="180" w:type="dxa"/>
+              <w:right w:w="270" w:type="dxa"/>
+            </w:tcMar>
+            <w:vAlign w:val="center"/>
+            <w:hideMark/>
+          </w:tcPr>
+          <w:p>
+            <w:pPr>
+              <w:rPr>
+                <w:rFonts w:eastAsiaTheme="minorHAnsi"/>
+                <w:sz w:val="22"/>
+                <w:szCs w:val="24"/>
+              </w:rPr>
+            </w:pPr>
+            <w:r>
+              <w:rPr>
+                <w:rFonts w:eastAsiaTheme="minorHAnsi"/>
+                <w:sz w:val="22"/>
+                <w:szCs w:val="24"/>
+              </w:rPr>
+              <w:t>ENT-002</w:t>
+            </w:r>
+          </w:p>
+        </w:tc>
+        <w:tc>
+          <w:tcPr>
+            <w:tcW w:w="1985" w:type="dxa"/>
+            <w:shd w:val="clear" w:color="auto" w:fill="FFFFFF"/>
+            <w:tcMar>
+              <w:top w:w="180" w:type="dxa"/>
+              <w:left w:w="270" w:type="dxa"/>
+              <w:bottom w:w="180" w:type="dxa"/>
+              <w:right w:w="270" w:type="dxa"/>
+            </w:tcMar>
+            <w:vAlign w:val="center"/>
+            <w:hideMark/>
+          </w:tcPr>
+          <w:p>
+            <w:pPr>
+              <w:rPr>
+                <w:rFonts w:eastAsiaTheme="minorHAnsi"/>
+                <w:sz w:val="22"/>
+                <w:szCs w:val="24"/>
+              </w:rPr>
+            </w:pPr>
+            <w:r>
+              <w:rPr>
+                <w:rFonts w:eastAsiaTheme="minorHAnsi"/>
+                <w:sz w:val="22"/>
+                <w:szCs w:val="24"/>
+              </w:rPr>
+              <w:t>其他核心字段序列化验证</w:t>
+            </w:r>
+          </w:p>
+        </w:tc>
+        <w:tc>
+          <w:tcPr>
+            <w:tcW w:w="2607" w:type="dxa"/>
+            <w:shd w:val="clear" w:color="auto" w:fill="FFFFFF"/>
+            <w:tcMar>
+              <w:top w:w="180" w:type="dxa"/>
+              <w:left w:w="270" w:type="dxa"/>
+              <w:bottom w:w="180" w:type="dxa"/>
+              <w:right w:w="270" w:type="dxa"/>
+            </w:tcMar>
+            <w:vAlign w:val="center"/>
+            <w:hideMark/>
+          </w:tcPr>
+          <w:p>
+            <w:pPr>
+              <w:rPr>
+                <w:rFonts w:eastAsiaTheme="minorHAnsi"/>
+                <w:sz w:val="22"/>
+                <w:szCs w:val="24"/>
+              </w:rPr>
+            </w:pPr>
+            <w:r>
+              <w:rPr>
+                <w:rFonts w:eastAsiaTheme="minorHAnsi"/>
+                <w:sz w:val="22"/>
+                <w:szCs w:val="24"/>
+              </w:rPr>
+              <w:t>设置 name="测试商品"、price=99.0</w:t>
+            </w:r>
+          </w:p>
+        </w:tc>
+        <w:tc>
+          <w:tcPr>
+            <w:tcW w:w="1645" w:type="dxa"/>
+            <w:shd w:val="clear" w:color="auto" w:fill="FFFFFF"/>
+            <w:tcMar>
+              <w:top w:w="180" w:type="dxa"/>
+              <w:left w:w="270" w:type="dxa"/>
+              <w:bottom w:w="180" w:type="dxa"/>
+              <w:right w:w="270" w:type="dxa"/>
+            </w:tcMar>
+            <w:vAlign w:val="center"/>
+            <w:hideMark/>
+          </w:tcPr>
+          <w:p>
+            <w:pPr>
+              <w:rPr>
+                <w:rFonts w:eastAsiaTheme="minorHAnsi"/>
+                <w:sz w:val="22"/>
+                <w:szCs w:val="24"/>
+              </w:rPr>
+            </w:pPr>
+            <w:r>
+              <w:rPr>
+                <w:rFonts w:eastAsiaTheme="minorHAnsi"/>
+                <w:sz w:val="22"/>
+                <w:szCs w:val="24"/>
+              </w:rPr>
+              <w:t>JSON 包含"name":"测试商品"和"price":99.0</w:t>
+            </w:r>
+          </w:p>
+        </w:tc>
+        <w:tc>
+          <w:tcPr>
+            <w:tcW w:w="1701" w:type="dxa"/>
+            <w:shd w:val="clear" w:color="auto" w:fill="FFFFFF"/>
+            <w:tcMar>
+              <w:top w:w="180" w:type="dxa"/>
+              <w:left w:w="270" w:type="dxa"/>
+              <w:bottom w:w="180" w:type="dxa"/>
+              <w:right w:w="270" w:type="dxa"/>
+            </w:tcMar>
+            <w:vAlign w:val="center"/>
+            <w:hideMark/>
+          </w:tcPr>
+          <w:p>
+            <w:pPr>
+              <w:rPr>
+                <w:rFonts w:eastAsiaTheme="minorHAnsi"/>
+                <w:sz w:val="22"/>
+                <w:szCs w:val="24"/>
+              </w:rPr>
+            </w:pPr>
+            <w:r>
+              <w:rPr>
+                <w:rFonts w:eastAsiaTheme="minorHAnsi"/>
+                <w:sz w:val="22"/>
+                <w:szCs w:val="24"/>
+              </w:rPr>
+              <w:t>基础字段正确性</w:t>
+            </w:r>
+          </w:p>
+        </w:tc>
+      </w:tr>
+      <w:tr>
+        <w:tc>
+          <w:tcPr>
+            <w:tcW w:w="992" w:type="dxa"/>
+            <w:tcBorders>
+              <w:bottom w:val="nil"/>
+            </w:tcBorders>
+            <w:shd w:val="clear" w:color="auto" w:fill="FFFFFF"/>
+            <w:tcMar>
+              <w:top w:w="180" w:type="dxa"/>
+              <w:left w:w="270" w:type="dxa"/>
+              <w:bottom w:w="180" w:type="dxa"/>
+              <w:right w:w="270" w:type="dxa"/>
+            </w:tcMar>
+            <w:vAlign w:val="center"/>
+            <w:hideMark/>
+          </w:tcPr>
+          <w:p>
+            <w:pPr>
+              <w:rPr>
+                <w:rFonts w:eastAsiaTheme="minorHAnsi"/>
+                <w:sz w:val="22"/>
+                <w:szCs w:val="24"/>
+              </w:rPr>
+            </w:pPr>
+            <w:r>
+              <w:rPr>
+                <w:rFonts w:eastAsiaTheme="minorHAnsi"/>
+                <w:b/>
+                <w:bCs/>
+                <w:sz w:val="22"/>
+                <w:szCs w:val="24"/>
+              </w:rPr>
+              <w:t>商品服务层</w:t>
+            </w:r>
+          </w:p>
+        </w:tc>
+        <w:tc>
+          <w:tcPr>
+            <w:tcW w:w="1135" w:type="dxa"/>
+            <w:tcBorders>
+              <w:bottom w:val="nil"/>
+            </w:tcBorders>
+            <w:shd w:val="clear" w:color="auto" w:fill="FFFFFF"/>
+            <w:tcMar>
+              <w:top w:w="180" w:type="dxa"/>
+              <w:left w:w="270" w:type="dxa"/>
+              <w:bottom w:w="180" w:type="dxa"/>
+              <w:right w:w="270" w:type="dxa"/>
+            </w:tcMar>
+            <w:vAlign w:val="center"/>
+            <w:hideMark/>
+          </w:tcPr>
+          <w:p>
+            <w:pPr>
+              <w:rPr>
+                <w:rFonts w:eastAsiaTheme="minorHAnsi"/>
+                <w:sz w:val="22"/>
+                <w:szCs w:val="24"/>
+              </w:rPr>
+            </w:pPr>
+            <w:r>
+              <w:rPr>
+                <w:rFonts w:eastAsiaTheme="minorHAnsi"/>
+                <w:sz w:val="22"/>
+                <w:szCs w:val="24"/>
+              </w:rPr>
+              <w:t>ProductService.freezeProduct()</w:t>
+            </w:r>
+          </w:p>
+        </w:tc>
+        <w:tc>
+          <w:tcPr>
+            <w:tcW w:w="992" w:type="dxa"/>
+            <w:shd w:val="clear" w:color="auto" w:fill="FFFFFF"/>
+            <w:tcMar>
+              <w:top w:w="180" w:type="dxa"/>
+              <w:left w:w="270" w:type="dxa"/>
+              <w:bottom w:w="180" w:type="dxa"/>
+              <w:right w:w="270" w:type="dxa"/>
+            </w:tcMar>
+            <w:vAlign w:val="center"/>
+            <w:hideMark/>
+          </w:tcPr>
+          <w:p>
+            <w:pPr>
+              <w:rPr>
+                <w:rFonts w:eastAsiaTheme="minorHAnsi"/>
+                <w:sz w:val="22"/>
+                <w:szCs w:val="24"/>
+              </w:rPr>
+            </w:pPr>
+            <w:r>
+              <w:rPr>
+                <w:rFonts w:eastAsiaTheme="minorHAnsi"/>
+                <w:sz w:val="22"/>
+                <w:szCs w:val="24"/>
+              </w:rPr>
+              <w:t>SER-001</w:t>
+            </w:r>
+          </w:p>
+        </w:tc>
+        <w:tc>
+          <w:tcPr>
+            <w:tcW w:w="1985" w:type="dxa"/>
+            <w:shd w:val="clear" w:color="auto" w:fill="FFFFFF"/>
+            <w:tcMar>
+              <w:top w:w="180" w:type="dxa"/>
+              <w:left w:w="270" w:type="dxa"/>
+              <w:bottom w:w="180" w:type="dxa"/>
+              <w:right w:w="270" w:type="dxa"/>
+            </w:tcMar>
+            <w:vAlign w:val="center"/>
+            <w:hideMark/>
+          </w:tcPr>
+          <w:p>
+            <w:pPr>
+              <w:rPr>
+                <w:rFonts w:eastAsiaTheme="minorHAnsi"/>
+                <w:sz w:val="22"/>
+                <w:szCs w:val="24"/>
+              </w:rPr>
+            </w:pPr>
+            <w:r>
+              <w:rPr>
+                <w:rFonts w:eastAsiaTheme="minorHAnsi"/>
+                <w:sz w:val="22"/>
+                <w:szCs w:val="24"/>
+              </w:rPr>
+              <w:t>冻结存在的商品</w:t>
+            </w:r>
+          </w:p>
+        </w:tc>
+        <w:tc>
+          <w:tcPr>
+            <w:tcW w:w="2607" w:type="dxa"/>
+            <w:shd w:val="clear" w:color="auto" w:fill="FFFFFF"/>
+            <w:tcMar>
+              <w:top w:w="180" w:type="dxa"/>
+              <w:left w:w="270" w:type="dxa"/>
+              <w:bottom w:w="180" w:type="dxa"/>
+              <w:right w:w="270" w:type="dxa"/>
+            </w:tcMar>
+            <w:vAlign w:val="center"/>
+            <w:hideMark/>
+          </w:tcPr>
+          <w:p>
+            <w:pPr>
+              <w:rPr>
+                <w:rFonts w:eastAsiaTheme="minorHAnsi"/>
+                <w:sz w:val="22"/>
+                <w:szCs w:val="24"/>
+              </w:rPr>
+            </w:pPr>
+            <w:r>
+              <w:rPr>
+                <w:rFonts w:eastAsiaTheme="minorHAnsi"/>
+                <w:sz w:val="22"/>
+                <w:szCs w:val="24"/>
+              </w:rPr>
+              <w:t>商品 ID=1（存在），freeze=true</w:t>
+            </w:r>
+          </w:p>
+        </w:tc>
+        <w:tc>
+          <w:tcPr>
+            <w:tcW w:w="1645" w:type="dxa"/>
+            <w:shd w:val="clear" w:color="auto" w:fill="FFFFFF"/>
+            <w:tcMar>
+              <w:top w:w="180" w:type="dxa"/>
+              <w:left w:w="270" w:type="dxa"/>
+              <w:bottom w:w="180" w:type="dxa"/>
+              <w:right w:w="270" w:type="dxa"/>
+            </w:tcMar>
+            <w:vAlign w:val="center"/>
+            <w:hideMark/>
+          </w:tcPr>
+          <w:p>
+            <w:pPr>
+              <w:rPr>
+                <w:rFonts w:eastAsiaTheme="minorHAnsi"/>
+                <w:sz w:val="22"/>
+                <w:szCs w:val="24"/>
+              </w:rPr>
+            </w:pPr>
+            <w:r>
+              <w:rPr>
+                <w:rFonts w:eastAsiaTheme="minorHAnsi"/>
+                <w:sz w:val="22"/>
+                <w:szCs w:val="24"/>
+              </w:rPr>
+              <w:t>返回 true，商品状态更新为 frozen=true</w:t>
+            </w:r>
+          </w:p>
+        </w:tc>
+        <w:tc>
+          <w:tcPr>
+            <w:tcW w:w="1701" w:type="dxa"/>
+            <w:shd w:val="clear" w:color="auto" w:fill="FFFFFF"/>
+            <w:tcMar>
+              <w:top w:w="180" w:type="dxa"/>
+              <w:left w:w="270" w:type="dxa"/>
+              <w:bottom w:w="180" w:type="dxa"/>
+              <w:right w:w="270" w:type="dxa"/>
+            </w:tcMar>
+            <w:vAlign w:val="center"/>
+            <w:hideMark/>
+          </w:tcPr>
+          <w:p>
+            <w:pPr>
+              <w:rPr>
+                <w:rFonts w:eastAsiaTheme="minorHAnsi"/>
+                <w:sz w:val="22"/>
+                <w:szCs w:val="24"/>
+              </w:rPr>
+            </w:pPr>
+            <w:r>
+              <w:rPr>
+                <w:rFonts w:eastAsiaTheme="minorHAnsi"/>
+                <w:sz w:val="22"/>
+                <w:szCs w:val="24"/>
+              </w:rPr>
+              <w:t>冻结商品功能</w:t>
+            </w:r>
+          </w:p>
+        </w:tc>
+      </w:tr>
+      <w:tr>
+        <w:tc>
+          <w:tcPr>
+            <w:tcW w:w="992" w:type="dxa"/>
+            <w:tcBorders>
+              <w:top w:val="nil"/>
+              <w:bottom w:val="nil"/>
+            </w:tcBorders>
+            <w:shd w:val="clear" w:color="auto" w:fill="FFFFFF"/>
+            <w:tcMar>
+              <w:top w:w="180" w:type="dxa"/>
+              <w:left w:w="270" w:type="dxa"/>
+              <w:bottom w:w="180" w:type="dxa"/>
+              <w:right w:w="270" w:type="dxa"/>
+            </w:tcMar>
+            <w:vAlign w:val="center"/>
+            <w:hideMark/>
+          </w:tcPr>
+          <w:p>
+            <w:pPr>
+              <w:rPr>
+                <w:rFonts w:eastAsiaTheme="minorHAnsi"/>
+                <w:sz w:val="22"/>
+                <w:szCs w:val="24"/>
+              </w:rPr>
+            </w:pPr>
+          </w:p>
+        </w:tc>
+        <w:tc>
+          <w:tcPr>
+            <w:tcW w:w="1135" w:type="dxa"/>
+            <w:tcBorders>
+              <w:top w:val="nil"/>
+              <w:bottom w:val="nil"/>
+            </w:tcBorders>
+            <w:shd w:val="clear" w:color="auto" w:fill="FFFFFF"/>
+            <w:tcMar>
+              <w:top w:w="180" w:type="dxa"/>
+              <w:left w:w="270" w:type="dxa"/>
+              <w:bottom w:w="180" w:type="dxa"/>
+              <w:right w:w="270" w:type="dxa"/>
+            </w:tcMar>
+            <w:vAlign w:val="center"/>
+            <w:hideMark/>
+          </w:tcPr>
+          <w:p>
+            <w:pPr>
+              <w:rPr>
+                <w:rFonts w:eastAsiaTheme="minorHAnsi"/>
+                <w:sz w:val="22"/>
+                <w:szCs w:val="24"/>
+              </w:rPr>
+            </w:pPr>
+          </w:p>
+        </w:tc>
+        <w:tc>
+          <w:tcPr>
+            <w:tcW w:w="992" w:type="dxa"/>
+            <w:shd w:val="clear" w:color="auto" w:fill="FFFFFF"/>
+            <w:tcMar>
+              <w:top w:w="180" w:type="dxa"/>
+              <w:left w:w="270" w:type="dxa"/>
+              <w:bottom w:w="180" w:type="dxa"/>
+              <w:right w:w="270" w:type="dxa"/>
+            </w:tcMar>
+            <w:vAlign w:val="center"/>
+            <w:hideMark/>
+          </w:tcPr>
+          <w:p>
+            <w:pPr>
+              <w:rPr>
+                <w:rFonts w:eastAsiaTheme="minorHAnsi"/>
+                <w:sz w:val="22"/>
+                <w:szCs w:val="24"/>
+              </w:rPr>
+            </w:pPr>
+            <w:r>
+              <w:rPr>
+                <w:rFonts w:eastAsiaTheme="minorHAnsi"/>
+                <w:sz w:val="22"/>
+                <w:szCs w:val="24"/>
+              </w:rPr>
+              <w:t>SER-002</w:t>
+            </w:r>
+          </w:p>
+        </w:tc>
+        <w:tc>
+          <w:tcPr>
+            <w:tcW w:w="1985" w:type="dxa"/>
+            <w:shd w:val="clear" w:color="auto" w:fill="FFFFFF"/>
+            <w:tcMar>
+              <w:top w:w="180" w:type="dxa"/>
+              <w:left w:w="270" w:type="dxa"/>
+              <w:bottom w:w="180" w:type="dxa"/>
+              <w:right w:w="270" w:type="dxa"/>
+            </w:tcMar>
+            <w:vAlign w:val="center"/>
+            <w:hideMark/>
+          </w:tcPr>
+          <w:p>
+            <w:pPr>
+              <w:rPr>
+                <w:rFonts w:eastAsiaTheme="minorHAnsi"/>
+                <w:sz w:val="22"/>
+                <w:szCs w:val="24"/>
+              </w:rPr>
+            </w:pPr>
+            <w:r>
+              <w:rPr>
+                <w:rFonts w:eastAsiaTheme="minorHAnsi"/>
+                <w:sz w:val="22"/>
+                <w:szCs w:val="24"/>
+              </w:rPr>
+              <w:t>冻结不存在的商品</w:t>
+            </w:r>
+          </w:p>
+        </w:tc>
+        <w:tc>
+          <w:tcPr>
+            <w:tcW w:w="2607" w:type="dxa"/>
+            <w:shd w:val="clear" w:color="auto" w:fill="FFFFFF"/>
+            <w:tcMar>
+              <w:top w:w="180" w:type="dxa"/>
+              <w:left w:w="270" w:type="dxa"/>
+              <w:bottom w:w="180" w:type="dxa"/>
+              <w:right w:w="270" w:type="dxa"/>
+            </w:tcMar>
+            <w:vAlign w:val="center"/>
+            <w:hideMark/>
+          </w:tcPr>
+          <w:p>
+            <w:pPr>
+              <w:rPr>
+                <w:rFonts w:eastAsiaTheme="minorHAnsi"/>
+                <w:sz w:val="22"/>
+                <w:szCs w:val="24"/>
+              </w:rPr>
+            </w:pPr>
+            <w:r>
+              <w:rPr>
+                <w:rFonts w:eastAsiaTheme="minorHAnsi"/>
+                <w:sz w:val="22"/>
+                <w:szCs w:val="24"/>
+              </w:rPr>
+              <w:t>商品 ID=999（不存在），freeze=true</w:t>
+            </w:r>
+          </w:p>
+        </w:tc>
+        <w:tc>
+          <w:tcPr>
+            <w:tcW w:w="1645" w:type="dxa"/>
+            <w:shd w:val="clear" w:color="auto" w:fill="FFFFFF"/>
+            <w:tcMar>
+              <w:top w:w="180" w:type="dxa"/>
+              <w:left w:w="270" w:type="dxa"/>
+              <w:bottom w:w="180" w:type="dxa"/>
+              <w:right w:w="270" w:type="dxa"/>
+            </w:tcMar>
+            <w:vAlign w:val="center"/>
+            <w:hideMark/>
+          </w:tcPr>
+          <w:p>
+            <w:pPr>
+              <w:rPr>
+                <w:rFonts w:eastAsiaTheme="minorHAnsi"/>
+                <w:sz w:val="22"/>
+                <w:szCs w:val="24"/>
+              </w:rPr>
+            </w:pPr>
+            <w:r>
+              <w:rPr>
+                <w:rFonts w:eastAsiaTheme="minorHAnsi"/>
+                <w:sz w:val="22"/>
+                <w:szCs w:val="24"/>
+              </w:rPr>
+              <w:t>返回 false，无状态更新</w:t>
+            </w:r>
+          </w:p>
+        </w:tc>
+        <w:tc>
+          <w:tcPr>
+            <w:tcW w:w="1701" w:type="dxa"/>
+            <w:shd w:val="clear" w:color="auto" w:fill="FFFFFF"/>
+            <w:tcMar>
+              <w:top w:w="180" w:type="dxa"/>
+              <w:left w:w="270" w:type="dxa"/>
+              <w:bottom w:w="180" w:type="dxa"/>
+              <w:right w:w="270" w:type="dxa"/>
+            </w:tcMar>
+            <w:vAlign w:val="center"/>
+            <w:hideMark/>
+          </w:tcPr>
+          <w:p>
+            <w:pPr>
+              <w:rPr>
+                <w:rFonts w:eastAsiaTheme="minorHAnsi"/>
+                <w:sz w:val="22"/>
+                <w:szCs w:val="24"/>
+              </w:rPr>
+            </w:pPr>
+            <w:r>
+              <w:rPr>
+                <w:rFonts w:eastAsiaTheme="minorHAnsi"/>
+                <w:sz w:val="22"/>
+                <w:szCs w:val="24"/>
+              </w:rPr>
+              <w:t>异常场景处理</w:t>
+            </w:r>
+          </w:p>
+        </w:tc>
+      </w:tr>
+      <w:tr>
+        <w:tc>
+          <w:tcPr>
+            <w:tcW w:w="992" w:type="dxa"/>
+            <w:tcBorders>
+              <w:top w:val="nil"/>
+              <w:bottom w:val="single" w:sz="4" w:space="0" w:color="auto"/>
+            </w:tcBorders>
+            <w:shd w:val="clear" w:color="auto" w:fill="FFFFFF"/>
+            <w:tcMar>
+              <w:top w:w="180" w:type="dxa"/>
+              <w:left w:w="270" w:type="dxa"/>
+              <w:bottom w:w="180" w:type="dxa"/>
+              <w:right w:w="270" w:type="dxa"/>
+            </w:tcMar>
+            <w:vAlign w:val="center"/>
+            <w:hideMark/>
+          </w:tcPr>
+          <w:p>
+            <w:pPr>
+              <w:rPr>
+                <w:rFonts w:eastAsiaTheme="minorHAnsi"/>
+                <w:sz w:val="22"/>
+                <w:szCs w:val="24"/>
+              </w:rPr>
+            </w:pPr>
+          </w:p>
+        </w:tc>
+        <w:tc>
+          <w:tcPr>
+            <w:tcW w:w="1135" w:type="dxa"/>
+            <w:tcBorders>
+              <w:top w:val="nil"/>
+              <w:bottom w:val="single" w:sz="4" w:space="0" w:color="auto"/>
+            </w:tcBorders>
+            <w:shd w:val="clear" w:color="auto" w:fill="FFFFFF"/>
+            <w:tcMar>
+              <w:top w:w="180" w:type="dxa"/>
+              <w:left w:w="270" w:type="dxa"/>
+              <w:bottom w:w="180" w:type="dxa"/>
+              <w:right w:w="270" w:type="dxa"/>
+            </w:tcMar>
+            <w:vAlign w:val="center"/>
+            <w:hideMark/>
+          </w:tcPr>
+          <w:p>
+            <w:pPr>
+              <w:rPr>
+                <w:rFonts w:eastAsiaTheme="minorHAnsi"/>
+                <w:sz w:val="22"/>
+                <w:szCs w:val="24"/>
+              </w:rPr>
+            </w:pPr>
+          </w:p>
+        </w:tc>
+        <w:tc>
+          <w:tcPr>
+            <w:tcW w:w="992" w:type="dxa"/>
+            <w:shd w:val="clear" w:color="auto" w:fill="FFFFFF"/>
+            <w:tcMar>
+              <w:top w:w="180" w:type="dxa"/>
+              <w:left w:w="270" w:type="dxa"/>
+              <w:bottom w:w="180" w:type="dxa"/>
+              <w:right w:w="270" w:type="dxa"/>
+            </w:tcMar>
+            <w:vAlign w:val="center"/>
+            <w:hideMark/>
+          </w:tcPr>
+          <w:p>
+            <w:pPr>
+              <w:rPr>
+                <w:rFonts w:eastAsiaTheme="minorHAnsi"/>
+                <w:sz w:val="22"/>
+                <w:szCs w:val="24"/>
+              </w:rPr>
+            </w:pPr>
+            <w:r>
+              <w:rPr>
+                <w:rFonts w:eastAsiaTheme="minorHAnsi"/>
+                <w:sz w:val="22"/>
+                <w:szCs w:val="24"/>
+              </w:rPr>
+              <w:t>SER-003</w:t>
+            </w:r>
+          </w:p>
+        </w:tc>
+        <w:tc>
+          <w:tcPr>
+            <w:tcW w:w="1985" w:type="dxa"/>
+            <w:shd w:val="clear" w:color="auto" w:fill="FFFFFF"/>
+            <w:tcMar>
+              <w:top w:w="180" w:type="dxa"/>
+              <w:left w:w="270" w:type="dxa"/>
+              <w:bottom w:w="180" w:type="dxa"/>
+              <w:right w:w="270" w:type="dxa"/>
+            </w:tcMar>
+            <w:vAlign w:val="center"/>
+            <w:hideMark/>
+          </w:tcPr>
+          <w:p>
+            <w:pPr>
+              <w:rPr>
+                <w:rFonts w:eastAsiaTheme="minorHAnsi"/>
+                <w:sz w:val="22"/>
+                <w:szCs w:val="24"/>
+              </w:rPr>
+            </w:pPr>
+            <w:r>
+              <w:rPr>
+                <w:rFonts w:eastAsiaTheme="minorHAnsi"/>
+                <w:sz w:val="22"/>
+                <w:szCs w:val="24"/>
+              </w:rPr>
+              <w:t>解冻商品（取消冻结）</w:t>
+            </w:r>
+          </w:p>
+        </w:tc>
+        <w:tc>
+          <w:tcPr>
+            <w:tcW w:w="2607" w:type="dxa"/>
+            <w:shd w:val="clear" w:color="auto" w:fill="FFFFFF"/>
+            <w:tcMar>
+              <w:top w:w="180" w:type="dxa"/>
+              <w:left w:w="270" w:type="dxa"/>
+              <w:bottom w:w="180" w:type="dxa"/>
+              <w:right w:w="270" w:type="dxa"/>
+            </w:tcMar>
+            <w:vAlign w:val="center"/>
+            <w:hideMark/>
+          </w:tcPr>
+          <w:p>
+            <w:pPr>
+              <w:rPr>
+                <w:rFonts w:eastAsiaTheme="minorHAnsi"/>
+                <w:sz w:val="22"/>
+                <w:szCs w:val="24"/>
+              </w:rPr>
+            </w:pPr>
+            <w:r>
+              <w:rPr>
+                <w:rFonts w:eastAsiaTheme="minorHAnsi"/>
+                <w:sz w:val="22"/>
+                <w:szCs w:val="24"/>
+              </w:rPr>
+              <w:t>商品 ID=1（已冻结），freeze=false</w:t>
+            </w:r>
+          </w:p>
+        </w:tc>
+        <w:tc>
+          <w:tcPr>
+            <w:tcW w:w="1645" w:type="dxa"/>
+            <w:shd w:val="clear" w:color="auto" w:fill="FFFFFF"/>
+            <w:tcMar>
+              <w:top w:w="180" w:type="dxa"/>
+              <w:left w:w="270" w:type="dxa"/>
+              <w:bottom w:w="180" w:type="dxa"/>
+              <w:right w:w="270" w:type="dxa"/>
+            </w:tcMar>
+            <w:vAlign w:val="center"/>
+            <w:hideMark/>
+          </w:tcPr>
+          <w:p>
+            <w:pPr>
+              <w:rPr>
+                <w:rFonts w:eastAsiaTheme="minorHAnsi"/>
+                <w:sz w:val="22"/>
+                <w:szCs w:val="24"/>
+              </w:rPr>
+            </w:pPr>
+            <w:r>
+              <w:rPr>
+                <w:rFonts w:eastAsiaTheme="minorHAnsi"/>
+                <w:sz w:val="22"/>
+                <w:szCs w:val="24"/>
+              </w:rPr>
+              <w:t>返回 true，商品状态更新为 frozen=false</w:t>
+            </w:r>
+          </w:p>
+        </w:tc>
+        <w:tc>
+          <w:tcPr>
+            <w:tcW w:w="1701" w:type="dxa"/>
+            <w:shd w:val="clear" w:color="auto" w:fill="FFFFFF"/>
+            <w:tcMar>
+              <w:top w:w="180" w:type="dxa"/>
+              <w:left w:w="270" w:type="dxa"/>
+              <w:bottom w:w="180" w:type="dxa"/>
+              <w:right w:w="270" w:type="dxa"/>
+            </w:tcMar>
+            <w:vAlign w:val="center"/>
+            <w:hideMark/>
+          </w:tcPr>
+          <w:p>
+            <w:pPr>
+              <w:rPr>
+                <w:rFonts w:eastAsiaTheme="minorHAnsi"/>
+                <w:sz w:val="22"/>
+                <w:szCs w:val="24"/>
+              </w:rPr>
+            </w:pPr>
+            <w:r>
+              <w:rPr>
+                <w:rFonts w:eastAsiaTheme="minorHAnsi"/>
+                <w:sz w:val="22"/>
+                <w:szCs w:val="24"/>
+              </w:rPr>
+              <w:t>解冻功能正确性</w:t>
+            </w:r>
+          </w:p>
+        </w:tc>
+      </w:tr>
+      <w:tr>
+        <w:tc>
+          <w:tcPr>
+            <w:tcW w:w="992" w:type="dxa"/>
+            <w:tcBorders>
+              <w:bottom w:val="nil"/>
+            </w:tcBorders>
+            <w:shd w:val="clear" w:color="auto" w:fill="FFFFFF"/>
+            <w:tcMar>
+              <w:top w:w="180" w:type="dxa"/>
+              <w:left w:w="270" w:type="dxa"/>
+              <w:bottom w:w="180" w:type="dxa"/>
+              <w:right w:w="270" w:type="dxa"/>
+            </w:tcMar>
+            <w:vAlign w:val="center"/>
+            <w:hideMark/>
+          </w:tcPr>
+          <w:p>
+            <w:pPr>
+              <w:rPr>
+                <w:rFonts w:eastAsiaTheme="minorHAnsi"/>
+                <w:sz w:val="22"/>
+                <w:szCs w:val="24"/>
+              </w:rPr>
+            </w:pPr>
+            <w:r>
+              <w:rPr>
+                <w:rFonts w:eastAsiaTheme="minorHAnsi"/>
+                <w:b/>
+                <w:bCs/>
+                <w:sz w:val="22"/>
+                <w:szCs w:val="24"/>
+              </w:rPr>
+              <w:t>购买意向服务</w:t>
+            </w:r>
+          </w:p>
+        </w:tc>
+        <w:tc>
+          <w:tcPr>
+            <w:tcW w:w="1135" w:type="dxa"/>
+            <w:tcBorders>
+              <w:bottom w:val="nil"/>
+            </w:tcBorders>
+            <w:shd w:val="clear" w:color="auto" w:fill="FFFFFF"/>
+            <w:tcMar>
+              <w:top w:w="180" w:type="dxa"/>
+              <w:left w:w="270" w:type="dxa"/>
+              <w:bottom w:w="180" w:type="dxa"/>
+              <w:right w:w="270" w:type="dxa"/>
+            </w:tcMar>
+            <w:vAlign w:val="center"/>
+            <w:hideMark/>
+          </w:tcPr>
+          <w:p>
+            <w:pPr>
+              <w:rPr>
+                <w:rFonts w:eastAsiaTheme="minorHAnsi"/>
+                <w:sz w:val="22"/>
+                <w:szCs w:val="24"/>
+              </w:rPr>
+            </w:pPr>
+            <w:r>
+              <w:rPr>
+                <w:rFonts w:eastAsiaTheme="minorHAnsi"/>
+                <w:sz w:val="22"/>
+                <w:szCs w:val="24"/>
+              </w:rPr>
+              <w:t>PurchaseIntentionService.processIntention()</w:t>
+            </w:r>
+          </w:p>
+        </w:tc>
+        <w:tc>
+          <w:tcPr>
+            <w:tcW w:w="992" w:type="dxa"/>
+            <w:shd w:val="clear" w:color="auto" w:fill="FFFFFF"/>
+            <w:tcMar>
+              <w:top w:w="180" w:type="dxa"/>
+              <w:left w:w="270" w:type="dxa"/>
+              <w:bottom w:w="180" w:type="dxa"/>
+              <w:right w:w="270" w:type="dxa"/>
+            </w:tcMar>
+            <w:vAlign w:val="center"/>
+            <w:hideMark/>
+          </w:tcPr>
+          <w:p>
+            <w:pPr>
+              <w:rPr>
+                <w:rFonts w:eastAsiaTheme="minorHAnsi"/>
+                <w:sz w:val="22"/>
+                <w:szCs w:val="24"/>
+              </w:rPr>
+            </w:pPr>
+            <w:r>
+              <w:rPr>
+                <w:rFonts w:eastAsiaTheme="minorHAnsi"/>
+                <w:sz w:val="22"/>
+                <w:szCs w:val="24"/>
+              </w:rPr>
+              <w:t>SER-004</w:t>
+            </w:r>
+          </w:p>
+        </w:tc>
+        <w:tc>
+          <w:tcPr>
+            <w:tcW w:w="1985" w:type="dxa"/>
+            <w:shd w:val="clear" w:color="auto" w:fill="FFFFFF"/>
+            <w:tcMar>
+              <w:top w:w="180" w:type="dxa"/>
+              <w:left w:w="270" w:type="dxa"/>
+              <w:bottom w:w="180" w:type="dxa"/>
+              <w:right w:w="270" w:type="dxa"/>
+            </w:tcMar>
+            <w:vAlign w:val="center"/>
+            <w:hideMark/>
+          </w:tcPr>
+          <w:p>
+            <w:pPr>
+              <w:rPr>
+                <w:rFonts w:eastAsiaTheme="minorHAnsi"/>
+                <w:sz w:val="22"/>
+                <w:szCs w:val="24"/>
+              </w:rPr>
+            </w:pPr>
+            <w:r>
+              <w:rPr>
+                <w:rFonts w:eastAsiaTheme="minorHAnsi"/>
+                <w:sz w:val="22"/>
+                <w:szCs w:val="24"/>
+              </w:rPr>
+              <w:t>标记交易成功</w:t>
+            </w:r>
+          </w:p>
+        </w:tc>
+        <w:tc>
+          <w:tcPr>
+            <w:tcW w:w="2607" w:type="dxa"/>
+            <w:shd w:val="clear" w:color="auto" w:fill="FFFFFF"/>
+            <w:tcMar>
+              <w:top w:w="180" w:type="dxa"/>
+              <w:left w:w="270" w:type="dxa"/>
+              <w:bottom w:w="180" w:type="dxa"/>
+              <w:right w:w="270" w:type="dxa"/>
+            </w:tcMar>
+            <w:vAlign w:val="center"/>
+            <w:hideMark/>
+          </w:tcPr>
+          <w:p>
+            <w:pPr>
+              <w:rPr>
+                <w:rFonts w:eastAsiaTheme="minorHAnsi"/>
+                <w:sz w:val="22"/>
+                <w:szCs w:val="24"/>
+              </w:rPr>
+            </w:pPr>
+            <w:r>
+              <w:rPr>
+                <w:rFonts w:eastAsiaTheme="minorHAnsi"/>
+                <w:sz w:val="22"/>
+                <w:szCs w:val="24"/>
+              </w:rPr>
+              <w:t>意向 ID=1（未处理），success=true</w:t>
+            </w:r>
+          </w:p>
+        </w:tc>
+        <w:tc>
+          <w:tcPr>
+            <w:tcW w:w="1645" w:type="dxa"/>
+            <w:shd w:val="clear" w:color="auto" w:fill="FFFFFF"/>
+            <w:tcMar>
+              <w:top w:w="180" w:type="dxa"/>
+              <w:left w:w="270" w:type="dxa"/>
+              <w:bottom w:w="180" w:type="dxa"/>
+              <w:right w:w="270" w:type="dxa"/>
+            </w:tcMar>
+            <w:vAlign w:val="center"/>
+            <w:hideMark/>
+          </w:tcPr>
+          <w:p>
+            <w:pPr>
+              <w:rPr>
+                <w:rFonts w:eastAsiaTheme="minorHAnsi"/>
+                <w:sz w:val="22"/>
+                <w:szCs w:val="24"/>
+              </w:rPr>
+            </w:pPr>
+            <w:r>
+              <w:rPr>
+                <w:rFonts w:eastAsiaTheme="minorHAnsi"/>
+                <w:sz w:val="22"/>
+                <w:szCs w:val="24"/>
+              </w:rPr>
+              <w:t>返回 true，状态更新为 “已完成”（status=1）</w:t>
+            </w:r>
+          </w:p>
+        </w:tc>
+        <w:tc>
+          <w:tcPr>
+            <w:tcW w:w="1701" w:type="dxa"/>
+            <w:shd w:val="clear" w:color="auto" w:fill="FFFFFF"/>
+            <w:tcMar>
+              <w:top w:w="180" w:type="dxa"/>
+              <w:left w:w="270" w:type="dxa"/>
+              <w:bottom w:w="180" w:type="dxa"/>
+              <w:right w:w="270" w:type="dxa"/>
+            </w:tcMar>
+            <w:vAlign w:val="center"/>
+            <w:hideMark/>
+          </w:tcPr>
+          <w:p>
+            <w:pPr>
+              <w:rPr>
+                <w:rFonts w:eastAsiaTheme="minorHAnsi"/>
+                <w:sz w:val="22"/>
+                <w:szCs w:val="24"/>
+              </w:rPr>
+            </w:pPr>
+            <w:r>
+              <w:rPr>
+                <w:rFonts w:eastAsiaTheme="minorHAnsi"/>
+                <w:sz w:val="22"/>
+                <w:szCs w:val="24"/>
+              </w:rPr>
+              <w:t>购买意向处理功能</w:t>
+            </w:r>
+          </w:p>
+        </w:tc>
+      </w:tr>
+      <w:tr>
+        <w:tc>
+          <w:tcPr>
+            <w:tcW w:w="992" w:type="dxa"/>
+            <w:tcBorders>
+              <w:top w:val="nil"/>
+              <w:bottom w:val="nil"/>
+            </w:tcBorders>
+            <w:shd w:val="clear" w:color="auto" w:fill="FFFFFF"/>
+            <w:tcMar>
+              <w:top w:w="180" w:type="dxa"/>
+              <w:left w:w="270" w:type="dxa"/>
+              <w:bottom w:w="180" w:type="dxa"/>
+              <w:right w:w="270" w:type="dxa"/>
+            </w:tcMar>
+            <w:vAlign w:val="center"/>
+            <w:hideMark/>
+          </w:tcPr>
+          <w:p>
+            <w:pPr>
+              <w:rPr>
+                <w:rFonts w:eastAsiaTheme="minorHAnsi"/>
+                <w:sz w:val="22"/>
+                <w:szCs w:val="24"/>
+              </w:rPr>
+            </w:pPr>
+          </w:p>
+        </w:tc>
+        <w:tc>
+          <w:tcPr>
+            <w:tcW w:w="1135" w:type="dxa"/>
+            <w:tcBorders>
+              <w:top w:val="nil"/>
+              <w:bottom w:val="nil"/>
+            </w:tcBorders>
+            <w:shd w:val="clear" w:color="auto" w:fill="FFFFFF"/>
+            <w:tcMar>
+              <w:top w:w="180" w:type="dxa"/>
+              <w:left w:w="270" w:type="dxa"/>
+              <w:bottom w:w="180" w:type="dxa"/>
+              <w:right w:w="270" w:type="dxa"/>
+            </w:tcMar>
+            <w:vAlign w:val="center"/>
+            <w:hideMark/>
+          </w:tcPr>
+          <w:p>
+            <w:pPr>
+              <w:rPr>
+                <w:rFonts w:eastAsiaTheme="minorHAnsi"/>
+                <w:sz w:val="22"/>
+                <w:szCs w:val="24"/>
+              </w:rPr>
+            </w:pPr>
+          </w:p>
+        </w:tc>
+        <w:tc>
+          <w:tcPr>
+            <w:tcW w:w="992" w:type="dxa"/>
+            <w:shd w:val="clear" w:color="auto" w:fill="FFFFFF"/>
+            <w:tcMar>
+              <w:top w:w="180" w:type="dxa"/>
+              <w:left w:w="270" w:type="dxa"/>
+              <w:bottom w:w="180" w:type="dxa"/>
+              <w:right w:w="270" w:type="dxa"/>
+            </w:tcMar>
+            <w:vAlign w:val="center"/>
+            <w:hideMark/>
+          </w:tcPr>
+          <w:p>
+            <w:pPr>
+              <w:rPr>
+                <w:rFonts w:eastAsiaTheme="minorHAnsi"/>
+                <w:sz w:val="22"/>
+                <w:szCs w:val="24"/>
+              </w:rPr>
+            </w:pPr>
+            <w:r>
+              <w:rPr>
+                <w:rFonts w:eastAsiaTheme="minorHAnsi"/>
+                <w:sz w:val="22"/>
+                <w:szCs w:val="24"/>
+              </w:rPr>
+              <w:t>SER-005</w:t>
+            </w:r>
+          </w:p>
+        </w:tc>
+        <w:tc>
+          <w:tcPr>
+            <w:tcW w:w="1985" w:type="dxa"/>
+            <w:shd w:val="clear" w:color="auto" w:fill="FFFFFF"/>
+            <w:tcMar>
+              <w:top w:w="180" w:type="dxa"/>
+              <w:left w:w="270" w:type="dxa"/>
+              <w:bottom w:w="180" w:type="dxa"/>
+              <w:right w:w="270" w:type="dxa"/>
+            </w:tcMar>
+            <w:vAlign w:val="center"/>
+            <w:hideMark/>
+          </w:tcPr>
+          <w:p>
+            <w:pPr>
+              <w:rPr>
+                <w:rFonts w:eastAsiaTheme="minorHAnsi"/>
+                <w:sz w:val="22"/>
+                <w:szCs w:val="24"/>
+              </w:rPr>
+            </w:pPr>
+            <w:r>
+              <w:rPr>
+                <w:rFonts w:eastAsiaTheme="minorHAnsi"/>
+                <w:sz w:val="22"/>
+                <w:szCs w:val="24"/>
+              </w:rPr>
+              <w:t>标记交易失败</w:t>
+            </w:r>
+          </w:p>
+        </w:tc>
+        <w:tc>
+          <w:tcPr>
+            <w:tcW w:w="2607" w:type="dxa"/>
+            <w:shd w:val="clear" w:color="auto" w:fill="FFFFFF"/>
+            <w:tcMar>
+              <w:top w:w="180" w:type="dxa"/>
+              <w:left w:w="270" w:type="dxa"/>
+              <w:bottom w:w="180" w:type="dxa"/>
+              <w:right w:w="270" w:type="dxa"/>
+            </w:tcMar>
+            <w:vAlign w:val="center"/>
+            <w:hideMark/>
+          </w:tcPr>
+          <w:p>
+            <w:pPr>
+              <w:rPr>
+                <w:rFonts w:eastAsiaTheme="minorHAnsi"/>
+                <w:sz w:val="22"/>
+                <w:szCs w:val="24"/>
+              </w:rPr>
+            </w:pPr>
+            <w:r>
+              <w:rPr>
+                <w:rFonts w:eastAsiaTheme="minorHAnsi"/>
+                <w:sz w:val="22"/>
+                <w:szCs w:val="24"/>
+              </w:rPr>
+              <w:t>意向 ID=1（未处理），success=false</w:t>
+            </w:r>
+          </w:p>
+        </w:tc>
+        <w:tc>
+          <w:tcPr>
+            <w:tcW w:w="1645" w:type="dxa"/>
+            <w:shd w:val="clear" w:color="auto" w:fill="FFFFFF"/>
+            <w:tcMar>
+              <w:top w:w="180" w:type="dxa"/>
+              <w:left w:w="270" w:type="dxa"/>
+              <w:bottom w:w="180" w:type="dxa"/>
+              <w:right w:w="270" w:type="dxa"/>
+            </w:tcMar>
+            <w:vAlign w:val="center"/>
+            <w:hideMark/>
+          </w:tcPr>
+          <w:p>
+            <w:pPr>
+              <w:rPr>
+                <w:rFonts w:eastAsiaTheme="minorHAnsi"/>
+                <w:sz w:val="22"/>
+                <w:szCs w:val="24"/>
+              </w:rPr>
+            </w:pPr>
+            <w:r>
+              <w:rPr>
+                <w:rFonts w:eastAsiaTheme="minorHAnsi"/>
+                <w:sz w:val="22"/>
+                <w:szCs w:val="24"/>
+              </w:rPr>
+              <w:t>返回 true，状态更新为 “已取消”（status=2）</w:t>
+            </w:r>
+          </w:p>
+        </w:tc>
+        <w:tc>
+          <w:tcPr>
+            <w:tcW w:w="1701" w:type="dxa"/>
+            <w:shd w:val="clear" w:color="auto" w:fill="FFFFFF"/>
+            <w:tcMar>
+              <w:top w:w="180" w:type="dxa"/>
+              <w:left w:w="270" w:type="dxa"/>
+              <w:bottom w:w="180" w:type="dxa"/>
+              <w:right w:w="270" w:type="dxa"/>
+            </w:tcMar>
+            <w:vAlign w:val="center"/>
+            <w:hideMark/>
+          </w:tcPr>
+          <w:p>
+            <w:pPr>
+              <w:rPr>
+                <w:rFonts w:eastAsiaTheme="minorHAnsi"/>
+                <w:sz w:val="22"/>
+                <w:szCs w:val="24"/>
+              </w:rPr>
+            </w:pPr>
+            <w:r>
+              <w:rPr>
+                <w:rFonts w:eastAsiaTheme="minorHAnsi"/>
+                <w:sz w:val="22"/>
+                <w:szCs w:val="24"/>
+              </w:rPr>
+              <w:t>购买意向处理功能</w:t>
+            </w:r>
+          </w:p>
+        </w:tc>
+      </w:tr>
+      <w:tr>
+        <w:tc>
+          <w:tcPr>
+            <w:tcW w:w="992" w:type="dxa"/>
+            <w:tcBorders>
+              <w:top w:val="nil"/>
+              <w:bottom w:val="single" w:sz="4" w:space="0" w:color="auto"/>
+            </w:tcBorders>
+            <w:shd w:val="clear" w:color="auto" w:fill="FFFFFF"/>
+            <w:tcMar>
+              <w:top w:w="180" w:type="dxa"/>
+              <w:left w:w="270" w:type="dxa"/>
+              <w:bottom w:w="180" w:type="dxa"/>
+              <w:right w:w="270" w:type="dxa"/>
+            </w:tcMar>
+            <w:vAlign w:val="center"/>
+            <w:hideMark/>
+          </w:tcPr>
+          <w:p>
+            <w:pPr>
+              <w:rPr>
+                <w:rFonts w:eastAsiaTheme="minorHAnsi"/>
+                <w:sz w:val="22"/>
+                <w:szCs w:val="24"/>
+              </w:rPr>
+            </w:pPr>
+          </w:p>
+        </w:tc>
+        <w:tc>
+          <w:tcPr>
+            <w:tcW w:w="1135" w:type="dxa"/>
+            <w:tcBorders>
+              <w:top w:val="nil"/>
+              <w:bottom w:val="single" w:sz="4" w:space="0" w:color="auto"/>
+            </w:tcBorders>
+            <w:shd w:val="clear" w:color="auto" w:fill="FFFFFF"/>
+            <w:tcMar>
+              <w:top w:w="180" w:type="dxa"/>
+              <w:left w:w="270" w:type="dxa"/>
+              <w:bottom w:w="180" w:type="dxa"/>
+              <w:right w:w="270" w:type="dxa"/>
+            </w:tcMar>
+            <w:vAlign w:val="center"/>
+            <w:hideMark/>
+          </w:tcPr>
+          <w:p>
+            <w:pPr>
+              <w:rPr>
+                <w:rFonts w:eastAsiaTheme="minorHAnsi"/>
+                <w:sz w:val="22"/>
+                <w:szCs w:val="24"/>
+              </w:rPr>
+            </w:pPr>
+          </w:p>
+        </w:tc>
+        <w:tc>
+          <w:tcPr>
+            <w:tcW w:w="992" w:type="dxa"/>
+            <w:shd w:val="clear" w:color="auto" w:fill="FFFFFF"/>
+            <w:tcMar>
+              <w:top w:w="180" w:type="dxa"/>
+              <w:left w:w="270" w:type="dxa"/>
+              <w:bottom w:w="180" w:type="dxa"/>
+              <w:right w:w="270" w:type="dxa"/>
+            </w:tcMar>
+            <w:vAlign w:val="center"/>
+            <w:hideMark/>
+          </w:tcPr>
+          <w:p>
+            <w:pPr>
+              <w:rPr>
+                <w:rFonts w:eastAsiaTheme="minorHAnsi"/>
+                <w:sz w:val="22"/>
+                <w:szCs w:val="24"/>
+              </w:rPr>
+            </w:pPr>
+            <w:r>
+              <w:rPr>
+                <w:rFonts w:eastAsiaTheme="minorHAnsi"/>
+                <w:sz w:val="22"/>
+                <w:szCs w:val="24"/>
+              </w:rPr>
+              <w:t>SER-006</w:t>
+            </w:r>
+          </w:p>
+        </w:tc>
+        <w:tc>
+          <w:tcPr>
+            <w:tcW w:w="1985" w:type="dxa"/>
+            <w:shd w:val="clear" w:color="auto" w:fill="FFFFFF"/>
+            <w:tcMar>
+              <w:top w:w="180" w:type="dxa"/>
+              <w:left w:w="270" w:type="dxa"/>
+              <w:bottom w:w="180" w:type="dxa"/>
+              <w:right w:w="270" w:type="dxa"/>
+            </w:tcMar>
+            <w:vAlign w:val="center"/>
+            <w:hideMark/>
+          </w:tcPr>
+          <w:p>
+            <w:pPr>
+              <w:rPr>
+                <w:rFonts w:eastAsiaTheme="minorHAnsi"/>
+                <w:sz w:val="22"/>
+                <w:szCs w:val="24"/>
+              </w:rPr>
+            </w:pPr>
+            <w:r>
+              <w:rPr>
+                <w:rFonts w:eastAsiaTheme="minorHAnsi"/>
+                <w:sz w:val="22"/>
+                <w:szCs w:val="24"/>
+              </w:rPr>
+              <w:t>处理不存在的意向</w:t>
+            </w:r>
+          </w:p>
+        </w:tc>
+        <w:tc>
+          <w:tcPr>
+            <w:tcW w:w="2607" w:type="dxa"/>
+            <w:shd w:val="clear" w:color="auto" w:fill="FFFFFF"/>
+            <w:tcMar>
+              <w:top w:w="180" w:type="dxa"/>
+              <w:left w:w="270" w:type="dxa"/>
+              <w:bottom w:w="180" w:type="dxa"/>
+              <w:right w:w="270" w:type="dxa"/>
+            </w:tcMar>
+            <w:vAlign w:val="center"/>
+            <w:hideMark/>
+          </w:tcPr>
+          <w:p>
+            <w:pPr>
+              <w:rPr>
+                <w:rFonts w:eastAsiaTheme="minorHAnsi"/>
+                <w:sz w:val="22"/>
+                <w:szCs w:val="24"/>
+              </w:rPr>
+            </w:pPr>
+            <w:r>
+              <w:rPr>
+                <w:rFonts w:eastAsiaTheme="minorHAnsi"/>
+                <w:sz w:val="22"/>
+                <w:szCs w:val="24"/>
+              </w:rPr>
+              <w:t>意向 ID=999（不存在），success=true</w:t>
+            </w:r>
+          </w:p>
+        </w:tc>
+        <w:tc>
+          <w:tcPr>
+            <w:tcW w:w="1645" w:type="dxa"/>
+            <w:shd w:val="clear" w:color="auto" w:fill="FFFFFF"/>
+            <w:tcMar>
+              <w:top w:w="180" w:type="dxa"/>
+              <w:left w:w="270" w:type="dxa"/>
+              <w:bottom w:w="180" w:type="dxa"/>
+              <w:right w:w="270" w:type="dxa"/>
+            </w:tcMar>
+            <w:vAlign w:val="center"/>
+            <w:hideMark/>
+          </w:tcPr>
+          <w:p>
+            <w:pPr>
+              <w:rPr>
+                <w:rFonts w:eastAsiaTheme="minorHAnsi"/>
+                <w:sz w:val="22"/>
+                <w:szCs w:val="24"/>
+              </w:rPr>
+            </w:pPr>
+            <w:r>
+              <w:rPr>
+                <w:rFonts w:eastAsiaTheme="minorHAnsi"/>
+                <w:sz w:val="22"/>
+                <w:szCs w:val="24"/>
+              </w:rPr>
+              <w:t>返回 false，无状态更新</w:t>
+            </w:r>
+          </w:p>
+        </w:tc>
+        <w:tc>
+          <w:tcPr>
+            <w:tcW w:w="1701" w:type="dxa"/>
+            <w:shd w:val="clear" w:color="auto" w:fill="FFFFFF"/>
+            <w:tcMar>
+              <w:top w:w="180" w:type="dxa"/>
+              <w:left w:w="270" w:type="dxa"/>
+              <w:bottom w:w="180" w:type="dxa"/>
+              <w:right w:w="270" w:type="dxa"/>
+            </w:tcMar>
+            <w:vAlign w:val="center"/>
+            <w:hideMark/>
+          </w:tcPr>
+          <w:p>
+            <w:pPr>
+              <w:rPr>
+                <w:rFonts w:eastAsiaTheme="minorHAnsi"/>
+                <w:sz w:val="22"/>
+                <w:szCs w:val="24"/>
+              </w:rPr>
+            </w:pPr>
+            <w:r>
+              <w:rPr>
+                <w:rFonts w:eastAsiaTheme="minorHAnsi"/>
+                <w:sz w:val="22"/>
+                <w:szCs w:val="24"/>
+              </w:rPr>
+              <w:t>异常场景处理</w:t>
+            </w:r>
+          </w:p>
+        </w:tc>
+      </w:tr>
+      <w:tr>
+        <w:tc>
+          <w:tcPr>
+            <w:tcW w:w="992" w:type="dxa"/>
+            <w:tcBorders>
+              <w:bottom w:val="nil"/>
+            </w:tcBorders>
+            <w:shd w:val="clear" w:color="auto" w:fill="FFFFFF"/>
+            <w:tcMar>
+              <w:top w:w="180" w:type="dxa"/>
+              <w:left w:w="270" w:type="dxa"/>
+              <w:bottom w:w="180" w:type="dxa"/>
+              <w:right w:w="270" w:type="dxa"/>
+            </w:tcMar>
+            <w:vAlign w:val="center"/>
+            <w:hideMark/>
+          </w:tcPr>
+          <w:p>
+            <w:pPr>
+              <w:rPr>
+                <w:rFonts w:eastAsiaTheme="minorHAnsi"/>
+                <w:sz w:val="22"/>
+                <w:szCs w:val="24"/>
+              </w:rPr>
+            </w:pPr>
+            <w:r>
+              <w:rPr>
+                <w:rFonts w:eastAsiaTheme="minorHAnsi"/>
+                <w:b/>
+                <w:bCs/>
+                <w:sz w:val="22"/>
+                <w:szCs w:val="24"/>
+              </w:rPr>
+              <w:t>商品控制器</w:t>
+            </w:r>
+          </w:p>
+        </w:tc>
+        <w:tc>
+          <w:tcPr>
+            <w:tcW w:w="1135" w:type="dxa"/>
+            <w:tcBorders>
+              <w:bottom w:val="nil"/>
+            </w:tcBorders>
+            <w:shd w:val="clear" w:color="auto" w:fill="FFFFFF"/>
+            <w:tcMar>
+              <w:top w:w="180" w:type="dxa"/>
+              <w:left w:w="270" w:type="dxa"/>
+              <w:bottom w:w="180" w:type="dxa"/>
+              <w:right w:w="270" w:type="dxa"/>
+            </w:tcMar>
+            <w:vAlign w:val="center"/>
+            <w:hideMark/>
+          </w:tcPr>
+          <w:p>
+            <w:pPr>
+              <w:rPr>
+                <w:rFonts w:eastAsiaTheme="minorHAnsi"/>
+                <w:sz w:val="22"/>
+                <w:szCs w:val="24"/>
+              </w:rPr>
+            </w:pPr>
+            <w:r>
+              <w:rPr>
+                <w:rFonts w:eastAsiaTheme="minorHAnsi"/>
+                <w:sz w:val="22"/>
+                <w:szCs w:val="24"/>
+              </w:rPr>
+              <w:t>ProductController.freezeProduct()</w:t>
+            </w:r>
+          </w:p>
+        </w:tc>
+        <w:tc>
+          <w:tcPr>
+            <w:tcW w:w="992" w:type="dxa"/>
+            <w:shd w:val="clear" w:color="auto" w:fill="FFFFFF"/>
+            <w:tcMar>
+              <w:top w:w="180" w:type="dxa"/>
+              <w:left w:w="270" w:type="dxa"/>
+              <w:bottom w:w="180" w:type="dxa"/>
+              <w:right w:w="270" w:type="dxa"/>
+            </w:tcMar>
+            <w:vAlign w:val="center"/>
+            <w:hideMark/>
+          </w:tcPr>
+          <w:p>
+            <w:pPr>
+              <w:rPr>
+                <w:rFonts w:eastAsiaTheme="minorHAnsi"/>
+                <w:sz w:val="22"/>
+                <w:szCs w:val="24"/>
+              </w:rPr>
+            </w:pPr>
+            <w:r>
+              <w:rPr>
+                <w:rFonts w:eastAsiaTheme="minorHAnsi"/>
+                <w:sz w:val="22"/>
+                <w:szCs w:val="24"/>
+              </w:rPr>
+              <w:t>CTR-001</w:t>
+            </w:r>
+          </w:p>
+        </w:tc>
+        <w:tc>
+          <w:tcPr>
+            <w:tcW w:w="1985" w:type="dxa"/>
+            <w:shd w:val="clear" w:color="auto" w:fill="FFFFFF"/>
+            <w:tcMar>
+              <w:top w:w="180" w:type="dxa"/>
+              <w:left w:w="270" w:type="dxa"/>
+              <w:bottom w:w="180" w:type="dxa"/>
+              <w:right w:w="270" w:type="dxa"/>
+            </w:tcMar>
+            <w:vAlign w:val="center"/>
+            <w:hideMark/>
+          </w:tcPr>
+          <w:p>
+            <w:pPr>
+              <w:rPr>
+                <w:rFonts w:eastAsiaTheme="minorHAnsi"/>
+                <w:sz w:val="22"/>
+                <w:szCs w:val="24"/>
+              </w:rPr>
+            </w:pPr>
+            <w:r>
+              <w:rPr>
+                <w:rFonts w:eastAsiaTheme="minorHAnsi"/>
+                <w:sz w:val="22"/>
+                <w:szCs w:val="24"/>
+              </w:rPr>
+              <w:t>调用冻结接口（参数正确）</w:t>
+            </w:r>
+          </w:p>
+        </w:tc>
+        <w:tc>
+          <w:tcPr>
+            <w:tcW w:w="2607" w:type="dxa"/>
+            <w:shd w:val="clear" w:color="auto" w:fill="FFFFFF"/>
+            <w:tcMar>
+              <w:top w:w="180" w:type="dxa"/>
+              <w:left w:w="270" w:type="dxa"/>
+              <w:bottom w:w="180" w:type="dxa"/>
+              <w:right w:w="270" w:type="dxa"/>
+            </w:tcMar>
+            <w:vAlign w:val="center"/>
+            <w:hideMark/>
+          </w:tcPr>
+          <w:p>
+            <w:pPr>
+              <w:rPr>
+                <w:rFonts w:eastAsiaTheme="minorHAnsi"/>
+                <w:sz w:val="22"/>
+                <w:szCs w:val="24"/>
+              </w:rPr>
+            </w:pPr>
+            <w:r>
+              <w:rPr>
+                <w:rFonts w:eastAsiaTheme="minorHAnsi"/>
+                <w:sz w:val="22"/>
+                <w:szCs w:val="24"/>
+              </w:rPr>
+              <w:t>请求路径/api/products/1/freeze，参数 freeze=true</w:t>
+            </w:r>
+          </w:p>
+        </w:tc>
+        <w:tc>
+          <w:tcPr>
+            <w:tcW w:w="1645" w:type="dxa"/>
+            <w:shd w:val="clear" w:color="auto" w:fill="FFFFFF"/>
+            <w:tcMar>
+              <w:top w:w="180" w:type="dxa"/>
+              <w:left w:w="270" w:type="dxa"/>
+              <w:bottom w:w="180" w:type="dxa"/>
+              <w:right w:w="270" w:type="dxa"/>
+            </w:tcMar>
+            <w:vAlign w:val="center"/>
+            <w:hideMark/>
+          </w:tcPr>
+          <w:p>
+            <w:pPr>
+              <w:rPr>
+                <w:rFonts w:eastAsiaTheme="minorHAnsi"/>
+                <w:sz w:val="22"/>
+                <w:szCs w:val="24"/>
+              </w:rPr>
+            </w:pPr>
+            <w:r>
+              <w:rPr>
+                <w:rFonts w:eastAsiaTheme="minorHAnsi"/>
+                <w:sz w:val="22"/>
+                <w:szCs w:val="24"/>
+              </w:rPr>
+              <w:t>响应 200 OK，返回"true"</w:t>
+            </w:r>
+          </w:p>
+        </w:tc>
+        <w:tc>
+          <w:tcPr>
+            <w:tcW w:w="1701" w:type="dxa"/>
+            <w:shd w:val="clear" w:color="auto" w:fill="FFFFFF"/>
+            <w:tcMar>
+              <w:top w:w="180" w:type="dxa"/>
+              <w:left w:w="270" w:type="dxa"/>
+              <w:bottom w:w="180" w:type="dxa"/>
+              <w:right w:w="270" w:type="dxa"/>
+            </w:tcMar>
+            <w:vAlign w:val="center"/>
+            <w:hideMark/>
+          </w:tcPr>
+          <w:p>
+            <w:pPr>
+              <w:rPr>
+                <w:rFonts w:eastAsiaTheme="minorHAnsi"/>
+                <w:sz w:val="22"/>
+                <w:szCs w:val="24"/>
+              </w:rPr>
+            </w:pPr>
+            <w:r>
+              <w:rPr>
+                <w:rFonts w:eastAsiaTheme="minorHAnsi"/>
+                <w:sz w:val="22"/>
+                <w:szCs w:val="24"/>
+              </w:rPr>
+              <w:t>冻结商品接口</w:t>
+            </w:r>
+          </w:p>
+        </w:tc>
+      </w:tr>
+      <w:tr>
+        <w:tc>
+          <w:tcPr>
+            <w:tcW w:w="992" w:type="dxa"/>
+            <w:tcBorders>
+              <w:top w:val="nil"/>
+              <w:bottom w:val="single" w:sz="4" w:space="0" w:color="auto"/>
+            </w:tcBorders>
+            <w:shd w:val="clear" w:color="auto" w:fill="FFFFFF"/>
+            <w:tcMar>
+              <w:top w:w="180" w:type="dxa"/>
+              <w:left w:w="270" w:type="dxa"/>
+              <w:bottom w:w="180" w:type="dxa"/>
+              <w:right w:w="270" w:type="dxa"/>
+            </w:tcMar>
+            <w:vAlign w:val="center"/>
+            <w:hideMark/>
+          </w:tcPr>
+          <w:p>
+            <w:pPr>
+              <w:rPr>
+                <w:rFonts w:eastAsiaTheme="minorHAnsi"/>
+                <w:sz w:val="22"/>
+                <w:szCs w:val="24"/>
+              </w:rPr>
+            </w:pPr>
+          </w:p>
+        </w:tc>
+        <w:tc>
+          <w:tcPr>
+            <w:tcW w:w="1135" w:type="dxa"/>
+            <w:tcBorders>
+              <w:top w:val="nil"/>
+              <w:bottom w:val="single" w:sz="4" w:space="0" w:color="auto"/>
+            </w:tcBorders>
+            <w:shd w:val="clear" w:color="auto" w:fill="FFFFFF"/>
+            <w:tcMar>
+              <w:top w:w="180" w:type="dxa"/>
+              <w:left w:w="270" w:type="dxa"/>
+              <w:bottom w:w="180" w:type="dxa"/>
+              <w:right w:w="270" w:type="dxa"/>
+            </w:tcMar>
+            <w:vAlign w:val="center"/>
+            <w:hideMark/>
+          </w:tcPr>
+          <w:p>
+            <w:pPr>
+              <w:rPr>
+                <w:rFonts w:eastAsiaTheme="minorHAnsi"/>
+                <w:sz w:val="22"/>
+                <w:szCs w:val="24"/>
+              </w:rPr>
+            </w:pPr>
+          </w:p>
+        </w:tc>
+        <w:tc>
+          <w:tcPr>
+            <w:tcW w:w="992" w:type="dxa"/>
+            <w:shd w:val="clear" w:color="auto" w:fill="FFFFFF"/>
+            <w:tcMar>
+              <w:top w:w="180" w:type="dxa"/>
+              <w:left w:w="270" w:type="dxa"/>
+              <w:bottom w:w="180" w:type="dxa"/>
+              <w:right w:w="270" w:type="dxa"/>
+            </w:tcMar>
+            <w:vAlign w:val="center"/>
+            <w:hideMark/>
+          </w:tcPr>
+          <w:p>
+            <w:pPr>
+              <w:rPr>
+                <w:rFonts w:eastAsiaTheme="minorHAnsi"/>
+                <w:sz w:val="22"/>
+                <w:szCs w:val="24"/>
+              </w:rPr>
+            </w:pPr>
+            <w:r>
+              <w:rPr>
+                <w:rFonts w:eastAsiaTheme="minorHAnsi"/>
+                <w:sz w:val="22"/>
+                <w:szCs w:val="24"/>
+              </w:rPr>
+              <w:t>CTR-002</w:t>
+            </w:r>
+          </w:p>
+        </w:tc>
+        <w:tc>
+          <w:tcPr>
+            <w:tcW w:w="1985" w:type="dxa"/>
+            <w:shd w:val="clear" w:color="auto" w:fill="FFFFFF"/>
+            <w:tcMar>
+              <w:top w:w="180" w:type="dxa"/>
+              <w:left w:w="270" w:type="dxa"/>
+              <w:bottom w:w="180" w:type="dxa"/>
+              <w:right w:w="270" w:type="dxa"/>
+            </w:tcMar>
+            <w:vAlign w:val="center"/>
+            <w:hideMark/>
+          </w:tcPr>
+          <w:p>
+            <w:pPr>
+              <w:rPr>
+                <w:rFonts w:eastAsiaTheme="minorHAnsi"/>
+                <w:sz w:val="22"/>
+                <w:szCs w:val="24"/>
+              </w:rPr>
+            </w:pPr>
+            <w:r>
+              <w:rPr>
+                <w:rFonts w:eastAsiaTheme="minorHAnsi"/>
+                <w:sz w:val="22"/>
+                <w:szCs w:val="24"/>
+              </w:rPr>
+              <w:t>调用冻结接口（参数错误）</w:t>
+            </w:r>
+          </w:p>
+        </w:tc>
+        <w:tc>
+          <w:tcPr>
+            <w:tcW w:w="2607" w:type="dxa"/>
+            <w:shd w:val="clear" w:color="auto" w:fill="FFFFFF"/>
+            <w:tcMar>
+              <w:top w:w="180" w:type="dxa"/>
+              <w:left w:w="270" w:type="dxa"/>
+              <w:bottom w:w="180" w:type="dxa"/>
+              <w:right w:w="270" w:type="dxa"/>
+            </w:tcMar>
+            <w:vAlign w:val="center"/>
+            <w:hideMark/>
+          </w:tcPr>
+          <w:p>
+            <w:pPr>
+              <w:rPr>
+                <w:rFonts w:eastAsiaTheme="minorHAnsi"/>
+                <w:sz w:val="22"/>
+                <w:szCs w:val="24"/>
+              </w:rPr>
+            </w:pPr>
+            <w:r>
+              <w:rPr>
+                <w:rFonts w:eastAsiaTheme="minorHAnsi"/>
+                <w:sz w:val="22"/>
+                <w:szCs w:val="24"/>
+              </w:rPr>
+              <w:t>请求路径/api/products/1/freeze，参数 freeze=abc</w:t>
+            </w:r>
+          </w:p>
+        </w:tc>
+        <w:tc>
+          <w:tcPr>
+            <w:tcW w:w="1645" w:type="dxa"/>
+            <w:shd w:val="clear" w:color="auto" w:fill="FFFFFF"/>
+            <w:tcMar>
+              <w:top w:w="180" w:type="dxa"/>
+              <w:left w:w="270" w:type="dxa"/>
+              <w:bottom w:w="180" w:type="dxa"/>
+              <w:right w:w="270" w:type="dxa"/>
+            </w:tcMar>
+            <w:vAlign w:val="center"/>
+            <w:hideMark/>
+          </w:tcPr>
+          <w:p>
+            <w:pPr>
+              <w:rPr>
+                <w:rFonts w:eastAsiaTheme="minorHAnsi"/>
+                <w:sz w:val="22"/>
+                <w:szCs w:val="24"/>
+              </w:rPr>
+            </w:pPr>
+            <w:r>
+              <w:rPr>
+                <w:rFonts w:eastAsiaTheme="minorHAnsi"/>
+                <w:sz w:val="22"/>
+                <w:szCs w:val="24"/>
+              </w:rPr>
+              <w:t>响应 400 Bad Request</w:t>
+            </w:r>
+          </w:p>
+        </w:tc>
+        <w:tc>
+          <w:tcPr>
+            <w:tcW w:w="1701" w:type="dxa"/>
+            <w:shd w:val="clear" w:color="auto" w:fill="FFFFFF"/>
+            <w:tcMar>
+              <w:top w:w="180" w:type="dxa"/>
+              <w:left w:w="270" w:type="dxa"/>
+              <w:bottom w:w="180" w:type="dxa"/>
+              <w:right w:w="270" w:type="dxa"/>
+            </w:tcMar>
+            <w:vAlign w:val="center"/>
+            <w:hideMark/>
+          </w:tcPr>
+          <w:p>
+            <w:pPr>
+              <w:rPr>
+                <w:rFonts w:eastAsiaTheme="minorHAnsi"/>
+                <w:sz w:val="22"/>
+                <w:szCs w:val="24"/>
+              </w:rPr>
+            </w:pPr>
+            <w:r>
+              <w:rPr>
+                <w:rFonts w:eastAsiaTheme="minorHAnsi"/>
+                <w:sz w:val="22"/>
+                <w:szCs w:val="24"/>
+              </w:rPr>
+              <w:t>参数校验逻辑</w:t>
+            </w:r>
+          </w:p>
+        </w:tc>
+      </w:tr>
+    </w:tbl>
+    <w:p>
+      <w:pPr>
+        <w:rPr>
+          <w:rFonts w:hint="eastAsia"/>
+          <w:sz w:val="36"/>
+          <w:szCs w:val="40"/>
+        </w:rPr>
+      </w:pPr>
+    </w:p>
+    <w:p>
+      <w:pPr>
+        <w:rPr>
+          <w:rFonts w:hint="eastAsia"/>
+          <w:b/>
+          <w:bCs/>
+          <w:sz w:val="32"/>
+          <w:szCs w:val="32"/>
+        </w:rPr>
+      </w:pPr>
+      <w:r>
+        <w:rPr>
+          <w:rFonts w:hint="eastAsia"/>
+          <w:b/>
+          <w:bCs/>
+          <w:sz w:val="32"/>
+          <w:szCs w:val="32"/>
+        </w:rPr>
+        <w:t>2.1</w:t>
+      </w:r>
+      <w:r>
+        <w:rPr>
+          <w:rFonts w:hint="eastAsia"/>
+          <w:b/>
+          <w:bCs/>
+          <w:sz w:val="32"/>
+          <w:szCs w:val="32"/>
+        </w:rPr>
+        <w:t>集成</w:t>
+      </w:r>
+      <w:r>
+        <w:rPr>
+          <w:b/>
+          <w:bCs/>
+          <w:sz w:val="32"/>
+          <w:szCs w:val="32"/>
+        </w:rPr>
+        <w:t>测试</w:t>
+      </w:r>
+      <w:r>
+        <w:rPr>
+          <w:rFonts w:hint="eastAsia"/>
+          <w:b/>
+          <w:bCs/>
+          <w:sz w:val="32"/>
+          <w:szCs w:val="32"/>
         </w:rPr>
         <w:t>用例设计</w:t>
       </w:r>
@@ -112,7 +2870,7 @@
           <w:p>
             <w:pPr>
               <w:rPr>
-                <w:rFonts w:eastAsiaTheme="minorHAnsi"/>
+                <w:rFonts w:eastAsiaTheme="minorHAnsi" w:hint="eastAsia"/>
                 <w:b/>
                 <w:bCs/>
                 <w:sz w:val="18"/>
@@ -147,7 +2905,7 @@
           <w:p>
             <w:pPr>
               <w:rPr>
-                <w:rFonts w:eastAsiaTheme="minorHAnsi"/>
+                <w:rFonts w:eastAsiaTheme="minorHAnsi" w:hint="eastAsia"/>
                 <w:b/>
                 <w:bCs/>
                 <w:sz w:val="18"/>
@@ -182,7 +2940,7 @@
           <w:p>
             <w:pPr>
               <w:rPr>
-                <w:rFonts w:eastAsiaTheme="minorHAnsi"/>
+                <w:rFonts w:eastAsiaTheme="minorHAnsi" w:hint="eastAsia"/>
                 <w:b/>
                 <w:bCs/>
                 <w:sz w:val="18"/>
@@ -217,7 +2975,7 @@
           <w:p>
             <w:pPr>
               <w:rPr>
-                <w:rFonts w:eastAsiaTheme="minorHAnsi"/>
+                <w:rFonts w:eastAsiaTheme="minorHAnsi" w:hint="eastAsia"/>
                 <w:b/>
                 <w:bCs/>
                 <w:sz w:val="18"/>
@@ -254,7 +3012,7 @@
           <w:p>
             <w:pPr>
               <w:rPr>
-                <w:rFonts w:eastAsiaTheme="minorHAnsi"/>
+                <w:rFonts w:eastAsiaTheme="minorHAnsi" w:hint="eastAsia"/>
                 <w:b/>
                 <w:bCs/>
                 <w:sz w:val="18"/>
@@ -289,7 +3047,7 @@
           <w:p>
             <w:pPr>
               <w:rPr>
-                <w:rFonts w:eastAsiaTheme="minorHAnsi"/>
+                <w:rFonts w:eastAsiaTheme="minorHAnsi" w:hint="eastAsia"/>
                 <w:b/>
                 <w:bCs/>
                 <w:sz w:val="18"/>
@@ -324,7 +3082,7 @@
           <w:p>
             <w:pPr>
               <w:rPr>
-                <w:rFonts w:eastAsiaTheme="minorHAnsi"/>
+                <w:rFonts w:eastAsiaTheme="minorHAnsi" w:hint="eastAsia"/>
                 <w:b/>
                 <w:bCs/>
                 <w:sz w:val="18"/>
@@ -359,7 +3117,7 @@
           <w:p>
             <w:pPr>
               <w:rPr>
-                <w:rFonts w:eastAsiaTheme="minorHAnsi"/>
+                <w:rFonts w:eastAsiaTheme="minorHAnsi" w:hint="eastAsia"/>
                 <w:b/>
                 <w:bCs/>
                 <w:sz w:val="18"/>
@@ -396,7 +3154,7 @@
           <w:p>
             <w:pPr>
               <w:rPr>
-                <w:rFonts w:eastAsiaTheme="minorHAnsi"/>
+                <w:rFonts w:eastAsiaTheme="minorHAnsi" w:hint="eastAsia"/>
                 <w:b/>
                 <w:bCs/>
                 <w:sz w:val="18"/>
@@ -431,7 +3189,7 @@
           <w:p>
             <w:pPr>
               <w:rPr>
-                <w:rFonts w:eastAsiaTheme="minorHAnsi"/>
+                <w:rFonts w:eastAsiaTheme="minorHAnsi" w:hint="eastAsia"/>
                 <w:b/>
                 <w:bCs/>
                 <w:sz w:val="18"/>
@@ -466,7 +3224,7 @@
           <w:p>
             <w:pPr>
               <w:rPr>
-                <w:rFonts w:eastAsiaTheme="minorHAnsi"/>
+                <w:rFonts w:eastAsiaTheme="minorHAnsi" w:hint="eastAsia"/>
                 <w:b/>
                 <w:bCs/>
                 <w:sz w:val="18"/>
@@ -501,7 +3259,7 @@
           <w:p>
             <w:pPr>
               <w:rPr>
-                <w:rFonts w:eastAsiaTheme="minorHAnsi"/>
+                <w:rFonts w:eastAsiaTheme="minorHAnsi" w:hint="eastAsia"/>
                 <w:b/>
                 <w:bCs/>
                 <w:sz w:val="18"/>
@@ -538,7 +3296,7 @@
           <w:p>
             <w:pPr>
               <w:rPr>
-                <w:rFonts w:eastAsiaTheme="minorHAnsi"/>
+                <w:rFonts w:eastAsiaTheme="minorHAnsi" w:hint="eastAsia"/>
                 <w:b/>
                 <w:bCs/>
                 <w:sz w:val="18"/>
@@ -553,6 +3311,7 @@
                 <w:sz w:val="18"/>
                 <w:szCs w:val="18"/>
               </w:rPr>
+              <w:lastRenderedPageBreak/>
               <w:t>买家功能</w:t>
             </w:r>
           </w:p>
@@ -573,7 +3332,7 @@
           <w:p>
             <w:pPr>
               <w:rPr>
-                <w:rFonts w:eastAsiaTheme="minorHAnsi"/>
+                <w:rFonts w:eastAsiaTheme="minorHAnsi" w:hint="eastAsia"/>
                 <w:b/>
                 <w:bCs/>
                 <w:sz w:val="18"/>
@@ -608,7 +3367,7 @@
           <w:p>
             <w:pPr>
               <w:rPr>
-                <w:rFonts w:eastAsiaTheme="minorHAnsi"/>
+                <w:rFonts w:eastAsiaTheme="minorHAnsi" w:hint="eastAsia"/>
                 <w:b/>
                 <w:bCs/>
                 <w:sz w:val="18"/>
@@ -643,7 +3402,7 @@
           <w:p>
             <w:pPr>
               <w:rPr>
-                <w:rFonts w:eastAsiaTheme="minorHAnsi"/>
+                <w:rFonts w:eastAsiaTheme="minorHAnsi" w:hint="eastAsia"/>
                 <w:b/>
                 <w:bCs/>
                 <w:sz w:val="18"/>
@@ -680,7 +3439,7 @@
           <w:p>
             <w:pPr>
               <w:rPr>
-                <w:rFonts w:eastAsiaTheme="minorHAnsi"/>
+                <w:rFonts w:eastAsiaTheme="minorHAnsi" w:hint="eastAsia"/>
                 <w:b/>
                 <w:bCs/>
                 <w:sz w:val="18"/>
@@ -715,7 +3474,7 @@
           <w:p>
             <w:pPr>
               <w:rPr>
-                <w:rFonts w:eastAsiaTheme="minorHAnsi"/>
+                <w:rFonts w:eastAsiaTheme="minorHAnsi" w:hint="eastAsia"/>
                 <w:b/>
                 <w:bCs/>
                 <w:sz w:val="18"/>
@@ -750,7 +3509,7 @@
           <w:p>
             <w:pPr>
               <w:rPr>
-                <w:rFonts w:eastAsiaTheme="minorHAnsi"/>
+                <w:rFonts w:eastAsiaTheme="minorHAnsi" w:hint="eastAsia"/>
                 <w:b/>
                 <w:bCs/>
                 <w:sz w:val="18"/>
@@ -785,7 +3544,7 @@
           <w:p>
             <w:pPr>
               <w:rPr>
-                <w:rFonts w:eastAsiaTheme="minorHAnsi"/>
+                <w:rFonts w:eastAsiaTheme="minorHAnsi" w:hint="eastAsia"/>
                 <w:b/>
                 <w:bCs/>
                 <w:sz w:val="18"/>
@@ -820,10 +3579,11 @@
     <w:p>
       <w:pPr>
         <w:rPr>
+          <w:rFonts w:hint="eastAsia"/>
           <w:b/>
           <w:bCs/>
-          <w:sz w:val="28"/>
-          <w:szCs w:val="32"/>
+          <w:sz w:val="32"/>
+          <w:szCs w:val="36"/>
         </w:rPr>
       </w:pPr>
       <w:r>
@@ -831,18 +3591,38 @@
           <w:rFonts w:hint="eastAsia"/>
           <w:b/>
           <w:bCs/>
-          <w:sz w:val="28"/>
-          <w:szCs w:val="32"/>
+          <w:sz w:val="32"/>
+          <w:szCs w:val="36"/>
         </w:rPr>
-        <w:t>单元测试用例</w:t>
+        <w:t>2.2</w:t>
       </w:r>
       <w:r>
         <w:rPr>
           <w:rFonts w:hint="eastAsia"/>
           <w:b/>
           <w:bCs/>
-          <w:sz w:val="28"/>
-          <w:szCs w:val="32"/>
+          <w:sz w:val="32"/>
+          <w:szCs w:val="36"/>
+        </w:rPr>
+        <w:t>集成</w:t>
+      </w:r>
+      <w:r>
+        <w:rPr>
+          <w:rFonts w:hint="eastAsia"/>
+          <w:b/>
+          <w:bCs/>
+          <w:sz w:val="32"/>
+          <w:szCs w:val="36"/>
+        </w:rPr>
+        <w:t>测试用例</w:t>
+      </w:r>
+      <w:r>
+        <w:rPr>
+          <w:rFonts w:hint="eastAsia"/>
+          <w:b/>
+          <w:bCs/>
+          <w:sz w:val="32"/>
+          <w:szCs w:val="36"/>
         </w:rPr>
         <w:t>清单</w:t>
       </w:r>
@@ -897,7 +3677,7 @@
           <w:p>
             <w:pPr>
               <w:rPr>
-                <w:rFonts w:eastAsiaTheme="minorHAnsi"/>
+                <w:rFonts w:eastAsiaTheme="minorHAnsi" w:hint="eastAsia"/>
                 <w:b/>
                 <w:bCs/>
                 <w:sz w:val="20"/>
@@ -932,7 +3712,7 @@
           <w:p>
             <w:pPr>
               <w:rPr>
-                <w:rFonts w:eastAsiaTheme="minorHAnsi"/>
+                <w:rFonts w:eastAsiaTheme="minorHAnsi" w:hint="eastAsia"/>
                 <w:b/>
                 <w:bCs/>
                 <w:sz w:val="20"/>
@@ -967,7 +3747,7 @@
           <w:p>
             <w:pPr>
               <w:rPr>
-                <w:rFonts w:eastAsiaTheme="minorHAnsi"/>
+                <w:rFonts w:eastAsiaTheme="minorHAnsi" w:hint="eastAsia"/>
                 <w:b/>
                 <w:bCs/>
                 <w:sz w:val="20"/>
@@ -1002,7 +3782,7 @@
           <w:p>
             <w:pPr>
               <w:rPr>
-                <w:rFonts w:eastAsiaTheme="minorHAnsi"/>
+                <w:rFonts w:eastAsiaTheme="minorHAnsi" w:hint="eastAsia"/>
                 <w:b/>
                 <w:bCs/>
                 <w:sz w:val="20"/>
@@ -1037,7 +3817,7 @@
           <w:p>
             <w:pPr>
               <w:rPr>
-                <w:rFonts w:eastAsiaTheme="minorHAnsi"/>
+                <w:rFonts w:eastAsiaTheme="minorHAnsi" w:hint="eastAsia"/>
                 <w:b/>
                 <w:bCs/>
                 <w:sz w:val="20"/>
@@ -1072,7 +3852,7 @@
           <w:p>
             <w:pPr>
               <w:rPr>
-                <w:rFonts w:eastAsiaTheme="minorHAnsi"/>
+                <w:rFonts w:eastAsiaTheme="minorHAnsi" w:hint="eastAsia"/>
                 <w:b/>
                 <w:bCs/>
                 <w:sz w:val="20"/>
@@ -1107,7 +3887,7 @@
           <w:p>
             <w:pPr>
               <w:rPr>
-                <w:rFonts w:eastAsiaTheme="minorHAnsi"/>
+                <w:rFonts w:eastAsiaTheme="minorHAnsi" w:hint="eastAsia"/>
                 <w:b/>
                 <w:bCs/>
                 <w:sz w:val="20"/>
@@ -1142,7 +3922,7 @@
           <w:p>
             <w:pPr>
               <w:rPr>
-                <w:rFonts w:eastAsiaTheme="minorHAnsi"/>
+                <w:rFonts w:eastAsiaTheme="minorHAnsi" w:hint="eastAsia"/>
                 <w:b/>
                 <w:bCs/>
                 <w:sz w:val="20"/>
@@ -1179,7 +3959,7 @@
           <w:p>
             <w:pPr>
               <w:rPr>
-                <w:rFonts w:eastAsiaTheme="minorHAnsi"/>
+                <w:rFonts w:eastAsiaTheme="minorHAnsi" w:hint="eastAsia"/>
                 <w:sz w:val="18"/>
                 <w:szCs w:val="18"/>
               </w:rPr>
@@ -1210,7 +3990,7 @@
           <w:p>
             <w:pPr>
               <w:rPr>
-                <w:rFonts w:eastAsiaTheme="minorHAnsi"/>
+                <w:rFonts w:eastAsiaTheme="minorHAnsi" w:hint="eastAsia"/>
                 <w:sz w:val="18"/>
                 <w:szCs w:val="18"/>
               </w:rPr>
@@ -1272,7 +4052,7 @@
           <w:p>
             <w:pPr>
               <w:rPr>
-                <w:rFonts w:eastAsiaTheme="minorHAnsi"/>
+                <w:rFonts w:eastAsiaTheme="minorHAnsi" w:hint="eastAsia"/>
                 <w:sz w:val="18"/>
                 <w:szCs w:val="18"/>
               </w:rPr>
@@ -1289,7 +4069,7 @@
           <w:p>
             <w:pPr>
               <w:rPr>
-                <w:rFonts w:eastAsiaTheme="minorHAnsi"/>
+                <w:rFonts w:eastAsiaTheme="minorHAnsi" w:hint="eastAsia"/>
                 <w:sz w:val="18"/>
                 <w:szCs w:val="18"/>
               </w:rPr>
@@ -1320,7 +4100,7 @@
           <w:p>
             <w:pPr>
               <w:rPr>
-                <w:rFonts w:eastAsiaTheme="minorHAnsi"/>
+                <w:rFonts w:eastAsiaTheme="minorHAnsi" w:hint="eastAsia"/>
                 <w:sz w:val="18"/>
                 <w:szCs w:val="18"/>
               </w:rPr>
@@ -1351,7 +4131,7 @@
           <w:p>
             <w:pPr>
               <w:rPr>
-                <w:rFonts w:eastAsiaTheme="minorHAnsi"/>
+                <w:rFonts w:eastAsiaTheme="minorHAnsi" w:hint="eastAsia"/>
                 <w:sz w:val="18"/>
                 <w:szCs w:val="18"/>
               </w:rPr>
@@ -1382,7 +4162,7 @@
           <w:p>
             <w:pPr>
               <w:rPr>
-                <w:rFonts w:eastAsiaTheme="minorHAnsi"/>
+                <w:rFonts w:eastAsiaTheme="minorHAnsi" w:hint="eastAsia"/>
                 <w:sz w:val="18"/>
                 <w:szCs w:val="18"/>
               </w:rPr>
@@ -1413,7 +4193,7 @@
           <w:p>
             <w:pPr>
               <w:rPr>
-                <w:rFonts w:eastAsiaTheme="minorHAnsi"/>
+                <w:rFonts w:eastAsiaTheme="minorHAnsi" w:hint="eastAsia"/>
                 <w:sz w:val="18"/>
                 <w:szCs w:val="18"/>
               </w:rPr>
@@ -1446,18 +4226,17 @@
           <w:p>
             <w:pPr>
               <w:rPr>
-                <w:rFonts w:eastAsiaTheme="minorHAnsi"/>
-                <w:sz w:val="18"/>
-                <w:szCs w:val="18"/>
-              </w:rPr>
-            </w:pPr>
-            <w:r>
-              <w:rPr>
-                <w:rFonts w:eastAsiaTheme="minorHAnsi"/>
-                <w:sz w:val="18"/>
-                <w:szCs w:val="18"/>
-              </w:rPr>
-              <w:lastRenderedPageBreak/>
+                <w:rFonts w:eastAsiaTheme="minorHAnsi" w:hint="eastAsia"/>
+                <w:sz w:val="18"/>
+                <w:szCs w:val="18"/>
+              </w:rPr>
+            </w:pPr>
+            <w:r>
+              <w:rPr>
+                <w:rFonts w:eastAsiaTheme="minorHAnsi"/>
+                <w:sz w:val="18"/>
+                <w:szCs w:val="18"/>
+              </w:rPr>
               <w:t>DB-002</w:t>
             </w:r>
           </w:p>
@@ -1478,7 +4257,7 @@
           <w:p>
             <w:pPr>
               <w:rPr>
-                <w:rFonts w:eastAsiaTheme="minorHAnsi"/>
+                <w:rFonts w:eastAsiaTheme="minorHAnsi" w:hint="eastAsia"/>
                 <w:sz w:val="18"/>
                 <w:szCs w:val="18"/>
               </w:rPr>
@@ -1509,7 +4288,7 @@
           <w:p>
             <w:pPr>
               <w:rPr>
-                <w:rFonts w:eastAsiaTheme="minorHAnsi"/>
+                <w:rFonts w:eastAsiaTheme="minorHAnsi" w:hint="eastAsia"/>
                 <w:sz w:val="18"/>
                 <w:szCs w:val="18"/>
               </w:rPr>
@@ -1540,7 +4319,7 @@
           <w:p>
             <w:pPr>
               <w:rPr>
-                <w:rFonts w:eastAsiaTheme="minorHAnsi"/>
+                <w:rFonts w:eastAsiaTheme="minorHAnsi" w:hint="eastAsia"/>
                 <w:sz w:val="18"/>
                 <w:szCs w:val="18"/>
               </w:rPr>
@@ -1571,7 +4350,7 @@
           <w:p>
             <w:pPr>
               <w:rPr>
-                <w:rFonts w:eastAsiaTheme="minorHAnsi"/>
+                <w:rFonts w:eastAsiaTheme="minorHAnsi" w:hint="eastAsia"/>
                 <w:sz w:val="18"/>
                 <w:szCs w:val="18"/>
               </w:rPr>
@@ -1588,7 +4367,7 @@
           <w:p>
             <w:pPr>
               <w:rPr>
-                <w:rFonts w:eastAsiaTheme="minorHAnsi"/>
+                <w:rFonts w:eastAsiaTheme="minorHAnsi" w:hint="eastAsia"/>
                 <w:sz w:val="18"/>
                 <w:szCs w:val="18"/>
               </w:rPr>
@@ -1619,7 +4398,7 @@
           <w:p>
             <w:pPr>
               <w:rPr>
-                <w:rFonts w:eastAsiaTheme="minorHAnsi"/>
+                <w:rFonts w:eastAsiaTheme="minorHAnsi" w:hint="eastAsia"/>
                 <w:sz w:val="18"/>
                 <w:szCs w:val="18"/>
               </w:rPr>
@@ -1650,7 +4429,7 @@
           <w:p>
             <w:pPr>
               <w:rPr>
-                <w:rFonts w:eastAsiaTheme="minorHAnsi"/>
+                <w:rFonts w:eastAsiaTheme="minorHAnsi" w:hint="eastAsia"/>
                 <w:sz w:val="18"/>
                 <w:szCs w:val="18"/>
               </w:rPr>
@@ -1681,7 +4460,7 @@
           <w:p>
             <w:pPr>
               <w:rPr>
-                <w:rFonts w:eastAsiaTheme="minorHAnsi"/>
+                <w:rFonts w:eastAsiaTheme="minorHAnsi" w:hint="eastAsia"/>
                 <w:sz w:val="18"/>
                 <w:szCs w:val="18"/>
               </w:rPr>
@@ -1714,7 +4493,7 @@
           <w:p>
             <w:pPr>
               <w:rPr>
-                <w:rFonts w:eastAsiaTheme="minorHAnsi"/>
+                <w:rFonts w:eastAsiaTheme="minorHAnsi" w:hint="eastAsia"/>
                 <w:sz w:val="18"/>
                 <w:szCs w:val="18"/>
               </w:rPr>
@@ -1745,7 +4524,7 @@
           <w:p>
             <w:pPr>
               <w:rPr>
-                <w:rFonts w:eastAsiaTheme="minorHAnsi"/>
+                <w:rFonts w:eastAsiaTheme="minorHAnsi" w:hint="eastAsia"/>
                 <w:sz w:val="18"/>
                 <w:szCs w:val="18"/>
               </w:rPr>
@@ -1776,7 +4555,7 @@
           <w:p>
             <w:pPr>
               <w:rPr>
-                <w:rFonts w:eastAsiaTheme="minorHAnsi"/>
+                <w:rFonts w:eastAsiaTheme="minorHAnsi" w:hint="eastAsia"/>
                 <w:sz w:val="18"/>
                 <w:szCs w:val="18"/>
               </w:rPr>
@@ -1807,7 +4586,7 @@
           <w:p>
             <w:pPr>
               <w:rPr>
-                <w:rFonts w:eastAsiaTheme="minorHAnsi"/>
+                <w:rFonts w:eastAsiaTheme="minorHAnsi" w:hint="eastAsia"/>
                 <w:sz w:val="18"/>
                 <w:szCs w:val="18"/>
               </w:rPr>
@@ -1838,7 +4617,7 @@
           <w:p>
             <w:pPr>
               <w:rPr>
-                <w:rFonts w:eastAsiaTheme="minorHAnsi"/>
+                <w:rFonts w:eastAsiaTheme="minorHAnsi" w:hint="eastAsia"/>
                 <w:sz w:val="18"/>
                 <w:szCs w:val="18"/>
               </w:rPr>
@@ -1855,18 +4634,27 @@
           <w:p>
             <w:pPr>
               <w:rPr>
-                <w:rFonts w:eastAsiaTheme="minorHAnsi"/>
-                <w:sz w:val="18"/>
-                <w:szCs w:val="18"/>
-              </w:rPr>
-            </w:pPr>
-            <w:r>
-              <w:rPr>
-                <w:rFonts w:eastAsiaTheme="minorHAnsi"/>
-                <w:sz w:val="18"/>
-                <w:szCs w:val="18"/>
-              </w:rPr>
-              <w:t>2. 调用测试方法，通过 JdbcTemplate 查询 seller 表中 username='seller' 的记录</w:t>
+                <w:rFonts w:eastAsiaTheme="minorHAnsi" w:hint="eastAsia"/>
+                <w:sz w:val="18"/>
+                <w:szCs w:val="18"/>
+              </w:rPr>
+            </w:pPr>
+            <w:r>
+              <w:rPr>
+                <w:rFonts w:eastAsiaTheme="minorHAnsi"/>
+                <w:sz w:val="18"/>
+                <w:szCs w:val="18"/>
+              </w:rPr>
+              <w:t>2. 调用测试方法，通过 JdbcTemplate 查询 seller 表</w:t>
+            </w:r>
+            <w:r>
+              <w:rPr>
+                <w:rFonts w:eastAsiaTheme="minorHAnsi"/>
+                <w:sz w:val="18"/>
+                <w:szCs w:val="18"/>
+              </w:rPr>
+              <w:lastRenderedPageBreak/>
+              <w:t>中 username='seller' 的记录</w:t>
             </w:r>
           </w:p>
         </w:tc>
@@ -1886,17 +4674,18 @@
           <w:p>
             <w:pPr>
               <w:rPr>
-                <w:rFonts w:eastAsiaTheme="minorHAnsi"/>
-                <w:sz w:val="18"/>
-                <w:szCs w:val="18"/>
-              </w:rPr>
-            </w:pPr>
-            <w:r>
-              <w:rPr>
-                <w:rFonts w:eastAsiaTheme="minorHAnsi"/>
-                <w:sz w:val="18"/>
-                <w:szCs w:val="18"/>
-              </w:rPr>
+                <w:rFonts w:eastAsiaTheme="minorHAnsi" w:hint="eastAsia"/>
+                <w:sz w:val="18"/>
+                <w:szCs w:val="18"/>
+              </w:rPr>
+            </w:pPr>
+            <w:r>
+              <w:rPr>
+                <w:rFonts w:eastAsiaTheme="minorHAnsi"/>
+                <w:sz w:val="18"/>
+                <w:szCs w:val="18"/>
+              </w:rPr>
+              <w:lastRenderedPageBreak/>
               <w:t>测试断言通过，查询到密码为 123 的卖家记录</w:t>
             </w:r>
           </w:p>
@@ -1917,7 +4706,7 @@
           <w:p>
             <w:pPr>
               <w:rPr>
-                <w:rFonts w:eastAsiaTheme="minorHAnsi"/>
+                <w:rFonts w:eastAsiaTheme="minorHAnsi" w:hint="eastAsia"/>
                 <w:sz w:val="18"/>
                 <w:szCs w:val="18"/>
               </w:rPr>
@@ -1948,7 +4737,7 @@
           <w:p>
             <w:pPr>
               <w:rPr>
-                <w:rFonts w:eastAsiaTheme="minorHAnsi"/>
+                <w:rFonts w:eastAsiaTheme="minorHAnsi" w:hint="eastAsia"/>
                 <w:sz w:val="18"/>
                 <w:szCs w:val="18"/>
               </w:rPr>
@@ -1981,7 +4770,7 @@
           <w:p>
             <w:pPr>
               <w:rPr>
-                <w:rFonts w:eastAsiaTheme="minorHAnsi"/>
+                <w:rFonts w:eastAsiaTheme="minorHAnsi" w:hint="eastAsia"/>
                 <w:sz w:val="18"/>
                 <w:szCs w:val="18"/>
               </w:rPr>
@@ -2012,7 +4801,7 @@
           <w:p>
             <w:pPr>
               <w:rPr>
-                <w:rFonts w:eastAsiaTheme="minorHAnsi"/>
+                <w:rFonts w:eastAsiaTheme="minorHAnsi" w:hint="eastAsia"/>
                 <w:sz w:val="18"/>
                 <w:szCs w:val="18"/>
               </w:rPr>
@@ -2043,7 +4832,7 @@
           <w:p>
             <w:pPr>
               <w:rPr>
-                <w:rFonts w:eastAsiaTheme="minorHAnsi"/>
+                <w:rFonts w:eastAsiaTheme="minorHAnsi" w:hint="eastAsia"/>
                 <w:sz w:val="18"/>
                 <w:szCs w:val="18"/>
               </w:rPr>
@@ -2074,7 +4863,7 @@
           <w:p>
             <w:pPr>
               <w:rPr>
-                <w:rFonts w:eastAsiaTheme="minorHAnsi"/>
+                <w:rFonts w:eastAsiaTheme="minorHAnsi" w:hint="eastAsia"/>
                 <w:sz w:val="18"/>
                 <w:szCs w:val="18"/>
               </w:rPr>
@@ -2105,7 +4894,7 @@
           <w:p>
             <w:pPr>
               <w:rPr>
-                <w:rFonts w:eastAsiaTheme="minorHAnsi"/>
+                <w:rFonts w:eastAsiaTheme="minorHAnsi" w:hint="eastAsia"/>
                 <w:sz w:val="18"/>
                 <w:szCs w:val="18"/>
               </w:rPr>
@@ -2122,7 +4911,7 @@
           <w:p>
             <w:pPr>
               <w:rPr>
-                <w:rFonts w:eastAsiaTheme="minorHAnsi"/>
+                <w:rFonts w:eastAsiaTheme="minorHAnsi" w:hint="eastAsia"/>
                 <w:sz w:val="18"/>
                 <w:szCs w:val="18"/>
               </w:rPr>
@@ -2153,7 +4942,7 @@
           <w:p>
             <w:pPr>
               <w:rPr>
-                <w:rFonts w:eastAsiaTheme="minorHAnsi"/>
+                <w:rFonts w:eastAsiaTheme="minorHAnsi" w:hint="eastAsia"/>
                 <w:sz w:val="18"/>
                 <w:szCs w:val="18"/>
               </w:rPr>
@@ -2184,7 +4973,7 @@
           <w:p>
             <w:pPr>
               <w:rPr>
-                <w:rFonts w:eastAsiaTheme="minorHAnsi"/>
+                <w:rFonts w:eastAsiaTheme="minorHAnsi" w:hint="eastAsia"/>
                 <w:sz w:val="18"/>
                 <w:szCs w:val="18"/>
               </w:rPr>
@@ -2215,7 +5004,7 @@
           <w:p>
             <w:pPr>
               <w:rPr>
-                <w:rFonts w:eastAsiaTheme="minorHAnsi"/>
+                <w:rFonts w:eastAsiaTheme="minorHAnsi" w:hint="eastAsia"/>
                 <w:sz w:val="18"/>
                 <w:szCs w:val="18"/>
               </w:rPr>
@@ -2248,7 +5037,7 @@
           <w:p>
             <w:pPr>
               <w:rPr>
-                <w:rFonts w:eastAsiaTheme="minorHAnsi"/>
+                <w:rFonts w:eastAsiaTheme="minorHAnsi" w:hint="eastAsia"/>
                 <w:sz w:val="18"/>
                 <w:szCs w:val="18"/>
               </w:rPr>
@@ -2279,7 +5068,7 @@
           <w:p>
             <w:pPr>
               <w:rPr>
-                <w:rFonts w:eastAsiaTheme="minorHAnsi"/>
+                <w:rFonts w:eastAsiaTheme="minorHAnsi" w:hint="eastAsia"/>
                 <w:sz w:val="18"/>
                 <w:szCs w:val="18"/>
               </w:rPr>
@@ -2310,7 +5099,7 @@
           <w:p>
             <w:pPr>
               <w:rPr>
-                <w:rFonts w:eastAsiaTheme="minorHAnsi"/>
+                <w:rFonts w:eastAsiaTheme="minorHAnsi" w:hint="eastAsia"/>
                 <w:sz w:val="18"/>
                 <w:szCs w:val="18"/>
               </w:rPr>
@@ -2341,7 +5130,7 @@
           <w:p>
             <w:pPr>
               <w:rPr>
-                <w:rFonts w:eastAsiaTheme="minorHAnsi"/>
+                <w:rFonts w:eastAsiaTheme="minorHAnsi" w:hint="eastAsia"/>
                 <w:sz w:val="18"/>
                 <w:szCs w:val="18"/>
               </w:rPr>
@@ -2372,7 +5161,7 @@
           <w:p>
             <w:pPr>
               <w:rPr>
-                <w:rFonts w:eastAsiaTheme="minorHAnsi"/>
+                <w:rFonts w:eastAsiaTheme="minorHAnsi" w:hint="eastAsia"/>
                 <w:sz w:val="18"/>
                 <w:szCs w:val="18"/>
               </w:rPr>
@@ -2389,7 +5178,7 @@
           <w:p>
             <w:pPr>
               <w:rPr>
-                <w:rFonts w:eastAsiaTheme="minorHAnsi"/>
+                <w:rFonts w:eastAsiaTheme="minorHAnsi" w:hint="eastAsia"/>
                 <w:sz w:val="18"/>
                 <w:szCs w:val="18"/>
               </w:rPr>
@@ -2420,7 +5209,7 @@
           <w:p>
             <w:pPr>
               <w:rPr>
-                <w:rFonts w:eastAsiaTheme="minorHAnsi"/>
+                <w:rFonts w:eastAsiaTheme="minorHAnsi" w:hint="eastAsia"/>
                 <w:sz w:val="18"/>
                 <w:szCs w:val="18"/>
               </w:rPr>
@@ -2451,7 +5240,7 @@
           <w:p>
             <w:pPr>
               <w:rPr>
-                <w:rFonts w:eastAsiaTheme="minorHAnsi"/>
+                <w:rFonts w:eastAsiaTheme="minorHAnsi" w:hint="eastAsia"/>
                 <w:sz w:val="18"/>
                 <w:szCs w:val="18"/>
               </w:rPr>
@@ -2482,7 +5271,7 @@
           <w:p>
             <w:pPr>
               <w:rPr>
-                <w:rFonts w:eastAsiaTheme="minorHAnsi"/>
+                <w:rFonts w:eastAsiaTheme="minorHAnsi" w:hint="eastAsia"/>
                 <w:sz w:val="18"/>
                 <w:szCs w:val="18"/>
               </w:rPr>
@@ -2515,7 +5304,7 @@
           <w:p>
             <w:pPr>
               <w:rPr>
-                <w:rFonts w:eastAsiaTheme="minorHAnsi"/>
+                <w:rFonts w:eastAsiaTheme="minorHAnsi" w:hint="eastAsia"/>
                 <w:sz w:val="18"/>
                 <w:szCs w:val="18"/>
               </w:rPr>
@@ -2546,7 +5335,7 @@
           <w:p>
             <w:pPr>
               <w:rPr>
-                <w:rFonts w:eastAsiaTheme="minorHAnsi"/>
+                <w:rFonts w:eastAsiaTheme="minorHAnsi" w:hint="eastAsia"/>
                 <w:sz w:val="18"/>
                 <w:szCs w:val="18"/>
               </w:rPr>
@@ -2577,27 +5366,18 @@
           <w:p>
             <w:pPr>
               <w:rPr>
-                <w:rFonts w:eastAsiaTheme="minorHAnsi"/>
-                <w:sz w:val="18"/>
-                <w:szCs w:val="18"/>
-              </w:rPr>
-            </w:pPr>
-            <w:r>
-              <w:rPr>
-                <w:rFonts w:eastAsiaTheme="minorHAnsi"/>
-                <w:sz w:val="18"/>
-                <w:szCs w:val="18"/>
-              </w:rPr>
-              <w:t>ProductManagementTest#testCreateProdu</w:t>
-            </w:r>
-            <w:r>
-              <w:rPr>
-                <w:rFonts w:eastAsiaTheme="minorHAnsi"/>
-                <w:sz w:val="18"/>
-                <w:szCs w:val="18"/>
-              </w:rPr>
-              <w:lastRenderedPageBreak/>
-              <w:t>ct</w:t>
+                <w:rFonts w:eastAsiaTheme="minorHAnsi" w:hint="eastAsia"/>
+                <w:sz w:val="18"/>
+                <w:szCs w:val="18"/>
+              </w:rPr>
+            </w:pPr>
+            <w:r>
+              <w:rPr>
+                <w:rFonts w:eastAsiaTheme="minorHAnsi"/>
+                <w:sz w:val="18"/>
+                <w:szCs w:val="18"/>
+              </w:rPr>
+              <w:t>ProductManagementTest#testCreateProduct</w:t>
             </w:r>
           </w:p>
         </w:tc>
@@ -2617,28 +5397,18 @@
           <w:p>
             <w:pPr>
               <w:rPr>
-                <w:rFonts w:eastAsiaTheme="minorHAnsi"/>
-                <w:sz w:val="18"/>
-                <w:szCs w:val="18"/>
-              </w:rPr>
-            </w:pPr>
-            <w:r>
-              <w:rPr>
-                <w:rFonts w:eastAsiaTheme="minorHAnsi"/>
-                <w:sz w:val="18"/>
-                <w:szCs w:val="18"/>
-              </w:rPr>
-              <w:lastRenderedPageBreak/>
-              <w:t>ProductController（创建商品接口）、ProductServi</w:t>
-            </w:r>
-            <w:r>
-              <w:rPr>
-                <w:rFonts w:eastAsiaTheme="minorHAnsi"/>
-                <w:sz w:val="18"/>
-                <w:szCs w:val="18"/>
-              </w:rPr>
-              <w:lastRenderedPageBreak/>
-              <w:t>ce（商品保存逻辑）、Product 实体类</w:t>
+                <w:rFonts w:eastAsiaTheme="minorHAnsi" w:hint="eastAsia"/>
+                <w:sz w:val="18"/>
+                <w:szCs w:val="18"/>
+              </w:rPr>
+            </w:pPr>
+            <w:r>
+              <w:rPr>
+                <w:rFonts w:eastAsiaTheme="minorHAnsi"/>
+                <w:sz w:val="18"/>
+                <w:szCs w:val="18"/>
+              </w:rPr>
+              <w:t>ProductController（创建商品接口）、ProductService（商品保存逻辑）、Product 实体类</w:t>
             </w:r>
           </w:p>
         </w:tc>
@@ -2658,34 +5428,24 @@
           <w:p>
             <w:pPr>
               <w:rPr>
-                <w:rFonts w:eastAsiaTheme="minorHAnsi"/>
-                <w:sz w:val="18"/>
-                <w:szCs w:val="18"/>
-              </w:rPr>
-            </w:pPr>
-            <w:r>
-              <w:rPr>
-                <w:rFonts w:eastAsiaTheme="minorHAnsi"/>
-                <w:sz w:val="18"/>
-                <w:szCs w:val="18"/>
-              </w:rPr>
-              <w:lastRenderedPageBreak/>
-              <w:t xml:space="preserve">1. 调用测试方法，通过 MockMvc 模拟 POST 请求 /api/products，传入 </w:t>
-            </w:r>
-            <w:r>
-              <w:rPr>
-                <w:rFonts w:eastAsiaTheme="minorHAnsi"/>
-                <w:sz w:val="18"/>
-                <w:szCs w:val="18"/>
-              </w:rPr>
-              <w:lastRenderedPageBreak/>
-              <w:t>JSON 格式商品数据（名称、价格等）</w:t>
-            </w:r>
-          </w:p>
-          <w:p>
-            <w:pPr>
-              <w:rPr>
-                <w:rFonts w:eastAsiaTheme="minorHAnsi"/>
+                <w:rFonts w:eastAsiaTheme="minorHAnsi" w:hint="eastAsia"/>
+                <w:sz w:val="18"/>
+                <w:szCs w:val="18"/>
+              </w:rPr>
+            </w:pPr>
+            <w:r>
+              <w:rPr>
+                <w:rFonts w:eastAsiaTheme="minorHAnsi"/>
+                <w:sz w:val="18"/>
+                <w:szCs w:val="18"/>
+              </w:rPr>
+              <w:t>1. 调用测试方法，通过 MockMvc 模拟 POST 请求 /api/products，传入 JSON 格式商品数据（名称、价格等）</w:t>
+            </w:r>
+          </w:p>
+          <w:p>
+            <w:pPr>
+              <w:rPr>
+                <w:rFonts w:eastAsiaTheme="minorHAnsi" w:hint="eastAsia"/>
                 <w:sz w:val="18"/>
                 <w:szCs w:val="18"/>
               </w:rPr>
@@ -2716,18 +5476,17 @@
           <w:p>
             <w:pPr>
               <w:rPr>
-                <w:rFonts w:eastAsiaTheme="minorHAnsi"/>
-                <w:sz w:val="18"/>
-                <w:szCs w:val="18"/>
-              </w:rPr>
-            </w:pPr>
-            <w:r>
-              <w:rPr>
-                <w:rFonts w:eastAsiaTheme="minorHAnsi"/>
-                <w:sz w:val="18"/>
-                <w:szCs w:val="18"/>
-              </w:rPr>
-              <w:lastRenderedPageBreak/>
+                <w:rFonts w:eastAsiaTheme="minorHAnsi" w:hint="eastAsia"/>
+                <w:sz w:val="18"/>
+                <w:szCs w:val="18"/>
+              </w:rPr>
+            </w:pPr>
+            <w:r>
+              <w:rPr>
+                <w:rFonts w:eastAsiaTheme="minorHAnsi"/>
+                <w:sz w:val="18"/>
+                <w:szCs w:val="18"/>
+              </w:rPr>
               <w:t>响应状态为 200 OK，返回的商品 JSON 中 name 与输入一致，isActive 为 true</w:t>
             </w:r>
           </w:p>
@@ -2748,7 +5507,7 @@
           <w:p>
             <w:pPr>
               <w:rPr>
-                <w:rFonts w:eastAsiaTheme="minorHAnsi"/>
+                <w:rFonts w:eastAsiaTheme="minorHAnsi" w:hint="eastAsia"/>
                 <w:sz w:val="18"/>
                 <w:szCs w:val="18"/>
               </w:rPr>
@@ -2779,7 +5538,7 @@
           <w:p>
             <w:pPr>
               <w:rPr>
-                <w:rFonts w:eastAsiaTheme="minorHAnsi"/>
+                <w:rFonts w:eastAsiaTheme="minorHAnsi" w:hint="eastAsia"/>
                 <w:sz w:val="18"/>
                 <w:szCs w:val="18"/>
               </w:rPr>
@@ -2812,18 +5571,17 @@
           <w:p>
             <w:pPr>
               <w:rPr>
-                <w:rFonts w:eastAsiaTheme="minorHAnsi"/>
-                <w:sz w:val="18"/>
-                <w:szCs w:val="18"/>
-              </w:rPr>
-            </w:pPr>
-            <w:r>
-              <w:rPr>
-                <w:rFonts w:eastAsiaTheme="minorHAnsi"/>
-                <w:sz w:val="18"/>
-                <w:szCs w:val="18"/>
-              </w:rPr>
-              <w:lastRenderedPageBreak/>
+                <w:rFonts w:eastAsiaTheme="minorHAnsi" w:hint="eastAsia"/>
+                <w:sz w:val="18"/>
+                <w:szCs w:val="18"/>
+              </w:rPr>
+            </w:pPr>
+            <w:r>
+              <w:rPr>
+                <w:rFonts w:eastAsiaTheme="minorHAnsi"/>
+                <w:sz w:val="18"/>
+                <w:szCs w:val="18"/>
+              </w:rPr>
               <w:t>S-003</w:t>
             </w:r>
           </w:p>
@@ -2844,7 +5602,7 @@
           <w:p>
             <w:pPr>
               <w:rPr>
-                <w:rFonts w:eastAsiaTheme="minorHAnsi"/>
+                <w:rFonts w:eastAsiaTheme="minorHAnsi" w:hint="eastAsia"/>
                 <w:sz w:val="18"/>
                 <w:szCs w:val="18"/>
               </w:rPr>
@@ -2875,7 +5633,7 @@
           <w:p>
             <w:pPr>
               <w:rPr>
-                <w:rFonts w:eastAsiaTheme="minorHAnsi"/>
+                <w:rFonts w:eastAsiaTheme="minorHAnsi" w:hint="eastAsia"/>
                 <w:sz w:val="18"/>
                 <w:szCs w:val="18"/>
               </w:rPr>
@@ -2906,7 +5664,7 @@
           <w:p>
             <w:pPr>
               <w:rPr>
-                <w:rFonts w:eastAsiaTheme="minorHAnsi"/>
+                <w:rFonts w:eastAsiaTheme="minorHAnsi" w:hint="eastAsia"/>
                 <w:sz w:val="18"/>
                 <w:szCs w:val="18"/>
               </w:rPr>
@@ -2937,7 +5695,7 @@
           <w:p>
             <w:pPr>
               <w:rPr>
-                <w:rFonts w:eastAsiaTheme="minorHAnsi"/>
+                <w:rFonts w:eastAsiaTheme="minorHAnsi" w:hint="eastAsia"/>
                 <w:sz w:val="18"/>
                 <w:szCs w:val="18"/>
               </w:rPr>
@@ -2954,7 +5712,7 @@
           <w:p>
             <w:pPr>
               <w:rPr>
-                <w:rFonts w:eastAsiaTheme="minorHAnsi"/>
+                <w:rFonts w:eastAsiaTheme="minorHAnsi" w:hint="eastAsia"/>
                 <w:sz w:val="18"/>
                 <w:szCs w:val="18"/>
               </w:rPr>
@@ -2971,7 +5729,7 @@
           <w:p>
             <w:pPr>
               <w:rPr>
-                <w:rFonts w:eastAsiaTheme="minorHAnsi"/>
+                <w:rFonts w:eastAsiaTheme="minorHAnsi" w:hint="eastAsia"/>
                 <w:sz w:val="18"/>
                 <w:szCs w:val="18"/>
               </w:rPr>
@@ -3002,7 +5760,7 @@
           <w:p>
             <w:pPr>
               <w:rPr>
-                <w:rFonts w:eastAsiaTheme="minorHAnsi"/>
+                <w:rFonts w:eastAsiaTheme="minorHAnsi" w:hint="eastAsia"/>
                 <w:sz w:val="18"/>
                 <w:szCs w:val="18"/>
               </w:rPr>
@@ -3033,7 +5791,7 @@
           <w:p>
             <w:pPr>
               <w:rPr>
-                <w:rFonts w:eastAsiaTheme="minorHAnsi"/>
+                <w:rFonts w:eastAsiaTheme="minorHAnsi" w:hint="eastAsia"/>
                 <w:sz w:val="18"/>
                 <w:szCs w:val="18"/>
               </w:rPr>
@@ -3064,7 +5822,7 @@
           <w:p>
             <w:pPr>
               <w:rPr>
-                <w:rFonts w:eastAsiaTheme="minorHAnsi"/>
+                <w:rFonts w:eastAsiaTheme="minorHAnsi" w:hint="eastAsia"/>
                 <w:sz w:val="18"/>
                 <w:szCs w:val="18"/>
               </w:rPr>
@@ -3097,17 +5855,18 @@
           <w:p>
             <w:pPr>
               <w:rPr>
-                <w:rFonts w:eastAsiaTheme="minorHAnsi"/>
-                <w:sz w:val="18"/>
-                <w:szCs w:val="18"/>
-              </w:rPr>
-            </w:pPr>
-            <w:r>
-              <w:rPr>
-                <w:rFonts w:eastAsiaTheme="minorHAnsi"/>
-                <w:sz w:val="18"/>
-                <w:szCs w:val="18"/>
-              </w:rPr>
+                <w:rFonts w:eastAsiaTheme="minorHAnsi" w:hint="eastAsia"/>
+                <w:sz w:val="18"/>
+                <w:szCs w:val="18"/>
+              </w:rPr>
+            </w:pPr>
+            <w:r>
+              <w:rPr>
+                <w:rFonts w:eastAsiaTheme="minorHAnsi"/>
+                <w:sz w:val="18"/>
+                <w:szCs w:val="18"/>
+              </w:rPr>
+              <w:lastRenderedPageBreak/>
               <w:t>S-004</w:t>
             </w:r>
           </w:p>
@@ -3128,7 +5887,7 @@
           <w:p>
             <w:pPr>
               <w:rPr>
-                <w:rFonts w:eastAsiaTheme="minorHAnsi"/>
+                <w:rFonts w:eastAsiaTheme="minorHAnsi" w:hint="eastAsia"/>
                 <w:sz w:val="18"/>
                 <w:szCs w:val="18"/>
               </w:rPr>
@@ -3159,7 +5918,7 @@
           <w:p>
             <w:pPr>
               <w:rPr>
-                <w:rFonts w:eastAsiaTheme="minorHAnsi"/>
+                <w:rFonts w:eastAsiaTheme="minorHAnsi" w:hint="eastAsia"/>
                 <w:sz w:val="18"/>
                 <w:szCs w:val="18"/>
               </w:rPr>
@@ -3190,7 +5949,7 @@
           <w:p>
             <w:pPr>
               <w:rPr>
-                <w:rFonts w:eastAsiaTheme="minorHAnsi"/>
+                <w:rFonts w:eastAsiaTheme="minorHAnsi" w:hint="eastAsia"/>
                 <w:sz w:val="18"/>
                 <w:szCs w:val="18"/>
               </w:rPr>
@@ -3221,7 +5980,7 @@
           <w:p>
             <w:pPr>
               <w:rPr>
-                <w:rFonts w:eastAsiaTheme="minorHAnsi"/>
+                <w:rFonts w:eastAsiaTheme="minorHAnsi" w:hint="eastAsia"/>
                 <w:sz w:val="18"/>
                 <w:szCs w:val="18"/>
               </w:rPr>
@@ -3238,7 +5997,7 @@
           <w:p>
             <w:pPr>
               <w:rPr>
-                <w:rFonts w:eastAsiaTheme="minorHAnsi"/>
+                <w:rFonts w:eastAsiaTheme="minorHAnsi" w:hint="eastAsia"/>
                 <w:sz w:val="18"/>
                 <w:szCs w:val="18"/>
               </w:rPr>
@@ -3255,7 +6014,7 @@
           <w:p>
             <w:pPr>
               <w:rPr>
-                <w:rFonts w:eastAsiaTheme="minorHAnsi"/>
+                <w:rFonts w:eastAsiaTheme="minorHAnsi" w:hint="eastAsia"/>
                 <w:sz w:val="18"/>
                 <w:szCs w:val="18"/>
               </w:rPr>
@@ -3286,7 +6045,7 @@
           <w:p>
             <w:pPr>
               <w:rPr>
-                <w:rFonts w:eastAsiaTheme="minorHAnsi"/>
+                <w:rFonts w:eastAsiaTheme="minorHAnsi" w:hint="eastAsia"/>
                 <w:sz w:val="18"/>
                 <w:szCs w:val="18"/>
               </w:rPr>
@@ -3317,7 +6076,7 @@
           <w:p>
             <w:pPr>
               <w:rPr>
-                <w:rFonts w:eastAsiaTheme="minorHAnsi"/>
+                <w:rFonts w:eastAsiaTheme="minorHAnsi" w:hint="eastAsia"/>
                 <w:sz w:val="18"/>
                 <w:szCs w:val="18"/>
               </w:rPr>
@@ -3348,7 +6107,7 @@
           <w:p>
             <w:pPr>
               <w:rPr>
-                <w:rFonts w:eastAsiaTheme="minorHAnsi"/>
+                <w:rFonts w:eastAsiaTheme="minorHAnsi" w:hint="eastAsia"/>
                 <w:sz w:val="18"/>
                 <w:szCs w:val="18"/>
               </w:rPr>
@@ -3381,7 +6140,7 @@
           <w:p>
             <w:pPr>
               <w:rPr>
-                <w:rFonts w:eastAsiaTheme="minorHAnsi"/>
+                <w:rFonts w:eastAsiaTheme="minorHAnsi" w:hint="eastAsia"/>
                 <w:sz w:val="18"/>
                 <w:szCs w:val="18"/>
               </w:rPr>
@@ -3412,7 +6171,7 @@
           <w:p>
             <w:pPr>
               <w:rPr>
-                <w:rFonts w:eastAsiaTheme="minorHAnsi"/>
+                <w:rFonts w:eastAsiaTheme="minorHAnsi" w:hint="eastAsia"/>
                 <w:sz w:val="18"/>
                 <w:szCs w:val="18"/>
               </w:rPr>
@@ -3443,7 +6202,7 @@
           <w:p>
             <w:pPr>
               <w:rPr>
-                <w:rFonts w:eastAsiaTheme="minorHAnsi"/>
+                <w:rFonts w:eastAsiaTheme="minorHAnsi" w:hint="eastAsia"/>
                 <w:sz w:val="18"/>
                 <w:szCs w:val="18"/>
               </w:rPr>
@@ -3474,7 +6233,7 @@
           <w:p>
             <w:pPr>
               <w:rPr>
-                <w:rFonts w:eastAsiaTheme="minorHAnsi"/>
+                <w:rFonts w:eastAsiaTheme="minorHAnsi" w:hint="eastAsia"/>
                 <w:sz w:val="18"/>
                 <w:szCs w:val="18"/>
               </w:rPr>
@@ -3505,7 +6264,7 @@
           <w:p>
             <w:pPr>
               <w:rPr>
-                <w:rFonts w:eastAsiaTheme="minorHAnsi"/>
+                <w:rFonts w:eastAsiaTheme="minorHAnsi" w:hint="eastAsia"/>
                 <w:sz w:val="18"/>
                 <w:szCs w:val="18"/>
               </w:rPr>
@@ -3522,7 +6281,7 @@
           <w:p>
             <w:pPr>
               <w:rPr>
-                <w:rFonts w:eastAsiaTheme="minorHAnsi"/>
+                <w:rFonts w:eastAsiaTheme="minorHAnsi" w:hint="eastAsia"/>
                 <w:sz w:val="18"/>
                 <w:szCs w:val="18"/>
               </w:rPr>
@@ -3539,7 +6298,7 @@
           <w:p>
             <w:pPr>
               <w:rPr>
-                <w:rFonts w:eastAsiaTheme="minorHAnsi"/>
+                <w:rFonts w:eastAsiaTheme="minorHAnsi" w:hint="eastAsia"/>
                 <w:sz w:val="18"/>
                 <w:szCs w:val="18"/>
               </w:rPr>
@@ -3556,27 +6315,18 @@
           <w:p>
             <w:pPr>
               <w:rPr>
-                <w:rFonts w:eastAsiaTheme="minorHAnsi"/>
-                <w:sz w:val="18"/>
-                <w:szCs w:val="18"/>
-              </w:rPr>
-            </w:pPr>
-            <w:r>
-              <w:rPr>
-                <w:rFonts w:eastAsiaTheme="minorHAnsi"/>
-                <w:sz w:val="18"/>
-                <w:szCs w:val="18"/>
-              </w:rPr>
-              <w:t>4. 调用 GET 请求 /api/products/{id} 验</w:t>
-            </w:r>
-            <w:r>
-              <w:rPr>
-                <w:rFonts w:eastAsiaTheme="minorHAnsi"/>
-                <w:sz w:val="18"/>
-                <w:szCs w:val="18"/>
-              </w:rPr>
-              <w:lastRenderedPageBreak/>
-              <w:t>证状态</w:t>
+                <w:rFonts w:eastAsiaTheme="minorHAnsi" w:hint="eastAsia"/>
+                <w:sz w:val="18"/>
+                <w:szCs w:val="18"/>
+              </w:rPr>
+            </w:pPr>
+            <w:r>
+              <w:rPr>
+                <w:rFonts w:eastAsiaTheme="minorHAnsi"/>
+                <w:sz w:val="18"/>
+                <w:szCs w:val="18"/>
+              </w:rPr>
+              <w:t>4. 调用 GET 请求 /api/products/{id} 验证状态</w:t>
             </w:r>
           </w:p>
         </w:tc>
@@ -3596,18 +6346,17 @@
           <w:p>
             <w:pPr>
               <w:rPr>
-                <w:rFonts w:eastAsiaTheme="minorHAnsi"/>
-                <w:sz w:val="18"/>
-                <w:szCs w:val="18"/>
-              </w:rPr>
-            </w:pPr>
-            <w:r>
-              <w:rPr>
-                <w:rFonts w:eastAsiaTheme="minorHAnsi"/>
-                <w:sz w:val="18"/>
-                <w:szCs w:val="18"/>
-              </w:rPr>
-              <w:lastRenderedPageBreak/>
+                <w:rFonts w:eastAsiaTheme="minorHAnsi" w:hint="eastAsia"/>
+                <w:sz w:val="18"/>
+                <w:szCs w:val="18"/>
+              </w:rPr>
+            </w:pPr>
+            <w:r>
+              <w:rPr>
+                <w:rFonts w:eastAsiaTheme="minorHAnsi"/>
+                <w:sz w:val="18"/>
+                <w:szCs w:val="18"/>
+              </w:rPr>
               <w:t>冻结后响应 JSON 中 isFrozen 为 true，解冻后为 false</w:t>
             </w:r>
           </w:p>
@@ -3628,7 +6377,7 @@
           <w:p>
             <w:pPr>
               <w:rPr>
-                <w:rFonts w:eastAsiaTheme="minorHAnsi"/>
+                <w:rFonts w:eastAsiaTheme="minorHAnsi" w:hint="eastAsia"/>
                 <w:sz w:val="18"/>
                 <w:szCs w:val="18"/>
               </w:rPr>
@@ -3659,7 +6408,7 @@
           <w:p>
             <w:pPr>
               <w:rPr>
-                <w:rFonts w:eastAsiaTheme="minorHAnsi"/>
+                <w:rFonts w:eastAsiaTheme="minorHAnsi" w:hint="eastAsia"/>
                 <w:sz w:val="18"/>
                 <w:szCs w:val="18"/>
               </w:rPr>
@@ -3692,7 +6441,7 @@
           <w:p>
             <w:pPr>
               <w:rPr>
-                <w:rFonts w:eastAsiaTheme="minorHAnsi"/>
+                <w:rFonts w:eastAsiaTheme="minorHAnsi" w:hint="eastAsia"/>
                 <w:sz w:val="18"/>
                 <w:szCs w:val="18"/>
               </w:rPr>
@@ -3723,7 +6472,7 @@
           <w:p>
             <w:pPr>
               <w:rPr>
-                <w:rFonts w:eastAsiaTheme="minorHAnsi"/>
+                <w:rFonts w:eastAsiaTheme="minorHAnsi" w:hint="eastAsia"/>
                 <w:sz w:val="18"/>
                 <w:szCs w:val="18"/>
               </w:rPr>
@@ -3754,7 +6503,7 @@
           <w:p>
             <w:pPr>
               <w:rPr>
-                <w:rFonts w:eastAsiaTheme="minorHAnsi"/>
+                <w:rFonts w:eastAsiaTheme="minorHAnsi" w:hint="eastAsia"/>
                 <w:sz w:val="18"/>
                 <w:szCs w:val="18"/>
               </w:rPr>
@@ -3785,7 +6534,7 @@
           <w:p>
             <w:pPr>
               <w:rPr>
-                <w:rFonts w:eastAsiaTheme="minorHAnsi"/>
+                <w:rFonts w:eastAsiaTheme="minorHAnsi" w:hint="eastAsia"/>
                 <w:sz w:val="18"/>
                 <w:szCs w:val="18"/>
               </w:rPr>
@@ -3816,7 +6565,7 @@
           <w:p>
             <w:pPr>
               <w:rPr>
-                <w:rFonts w:eastAsiaTheme="minorHAnsi"/>
+                <w:rFonts w:eastAsiaTheme="minorHAnsi" w:hint="eastAsia"/>
                 <w:sz w:val="18"/>
                 <w:szCs w:val="18"/>
               </w:rPr>
@@ -3833,7 +6582,7 @@
           <w:p>
             <w:pPr>
               <w:rPr>
-                <w:rFonts w:eastAsiaTheme="minorHAnsi"/>
+                <w:rFonts w:eastAsiaTheme="minorHAnsi" w:hint="eastAsia"/>
                 <w:sz w:val="18"/>
                 <w:szCs w:val="18"/>
               </w:rPr>
@@ -3864,7 +6613,7 @@
           <w:p>
             <w:pPr>
               <w:rPr>
-                <w:rFonts w:eastAsiaTheme="minorHAnsi"/>
+                <w:rFonts w:eastAsiaTheme="minorHAnsi" w:hint="eastAsia"/>
                 <w:sz w:val="18"/>
                 <w:szCs w:val="18"/>
               </w:rPr>
@@ -3895,7 +6644,7 @@
           <w:p>
             <w:pPr>
               <w:rPr>
-                <w:rFonts w:eastAsiaTheme="minorHAnsi"/>
+                <w:rFonts w:eastAsiaTheme="minorHAnsi" w:hint="eastAsia"/>
                 <w:sz w:val="18"/>
                 <w:szCs w:val="18"/>
               </w:rPr>
@@ -3926,7 +6675,7 @@
           <w:p>
             <w:pPr>
               <w:rPr>
-                <w:rFonts w:eastAsiaTheme="minorHAnsi"/>
+                <w:rFonts w:eastAsiaTheme="minorHAnsi" w:hint="eastAsia"/>
                 <w:sz w:val="18"/>
                 <w:szCs w:val="18"/>
               </w:rPr>
@@ -3959,7 +6708,7 @@
           <w:p>
             <w:pPr>
               <w:rPr>
-                <w:rFonts w:eastAsiaTheme="minorHAnsi"/>
+                <w:rFonts w:eastAsiaTheme="minorHAnsi" w:hint="eastAsia"/>
                 <w:sz w:val="18"/>
                 <w:szCs w:val="18"/>
               </w:rPr>
@@ -3990,7 +6739,7 @@
           <w:p>
             <w:pPr>
               <w:rPr>
-                <w:rFonts w:eastAsiaTheme="minorHAnsi"/>
+                <w:rFonts w:eastAsiaTheme="minorHAnsi" w:hint="eastAsia"/>
                 <w:sz w:val="18"/>
                 <w:szCs w:val="18"/>
               </w:rPr>
@@ -4021,7 +6770,7 @@
           <w:p>
             <w:pPr>
               <w:rPr>
-                <w:rFonts w:eastAsiaTheme="minorHAnsi"/>
+                <w:rFonts w:eastAsiaTheme="minorHAnsi" w:hint="eastAsia"/>
                 <w:sz w:val="18"/>
                 <w:szCs w:val="18"/>
               </w:rPr>
@@ -4052,18 +6801,27 @@
           <w:p>
             <w:pPr>
               <w:rPr>
-                <w:rFonts w:eastAsiaTheme="minorHAnsi"/>
-                <w:sz w:val="18"/>
-                <w:szCs w:val="18"/>
-              </w:rPr>
-            </w:pPr>
-            <w:r>
-              <w:rPr>
-                <w:rFonts w:eastAsiaTheme="minorHAnsi"/>
-                <w:sz w:val="18"/>
-                <w:szCs w:val="18"/>
-              </w:rPr>
-              <w:t>BuyerController（处理意向接口）、PurchaseIntentionService（状态更新逻辑）</w:t>
+                <w:rFonts w:eastAsiaTheme="minorHAnsi" w:hint="eastAsia"/>
+                <w:sz w:val="18"/>
+                <w:szCs w:val="18"/>
+              </w:rPr>
+            </w:pPr>
+            <w:r>
+              <w:rPr>
+                <w:rFonts w:eastAsiaTheme="minorHAnsi"/>
+                <w:sz w:val="18"/>
+                <w:szCs w:val="18"/>
+              </w:rPr>
+              <w:t>BuyerController（处理意向接口）、PurchaseIntentionService</w:t>
+            </w:r>
+            <w:r>
+              <w:rPr>
+                <w:rFonts w:eastAsiaTheme="minorHAnsi"/>
+                <w:sz w:val="18"/>
+                <w:szCs w:val="18"/>
+              </w:rPr>
+              <w:lastRenderedPageBreak/>
+              <w:t>（状态更新逻辑）</w:t>
             </w:r>
           </w:p>
         </w:tc>
@@ -4083,41 +6841,51 @@
           <w:p>
             <w:pPr>
               <w:rPr>
-                <w:rFonts w:eastAsiaTheme="minorHAnsi"/>
-                <w:sz w:val="18"/>
-                <w:szCs w:val="18"/>
-              </w:rPr>
-            </w:pPr>
-            <w:r>
-              <w:rPr>
-                <w:rFonts w:eastAsiaTheme="minorHAnsi"/>
-                <w:sz w:val="18"/>
-                <w:szCs w:val="18"/>
-              </w:rPr>
+                <w:rFonts w:eastAsiaTheme="minorHAnsi" w:hint="eastAsia"/>
+                <w:sz w:val="18"/>
+                <w:szCs w:val="18"/>
+              </w:rPr>
+            </w:pPr>
+            <w:r>
+              <w:rPr>
+                <w:rFonts w:eastAsiaTheme="minorHAnsi"/>
+                <w:sz w:val="18"/>
+                <w:szCs w:val="18"/>
+              </w:rPr>
+              <w:lastRenderedPageBreak/>
               <w:t>1. 先创建商品和购买意向获取 ID</w:t>
             </w:r>
           </w:p>
           <w:p>
             <w:pPr>
               <w:rPr>
-                <w:rFonts w:eastAsiaTheme="minorHAnsi"/>
-                <w:sz w:val="18"/>
-                <w:szCs w:val="18"/>
-              </w:rPr>
-            </w:pPr>
-            <w:r>
-              <w:rPr>
-                <w:rFonts w:eastAsiaTheme="minorHAnsi"/>
-                <w:sz w:val="18"/>
-                <w:szCs w:val="18"/>
-              </w:rPr>
-              <w:t>2. 调用测试方法，通过 MockMvc 模拟 PUT 请求 /api/buyers/{id}/complete?success=true 验证交易成功</w:t>
-            </w:r>
-          </w:p>
-          <w:p>
-            <w:pPr>
-              <w:rPr>
-                <w:rFonts w:eastAsiaTheme="minorHAnsi"/>
+                <w:rFonts w:eastAsiaTheme="minorHAnsi" w:hint="eastAsia"/>
+                <w:sz w:val="18"/>
+                <w:szCs w:val="18"/>
+              </w:rPr>
+            </w:pPr>
+            <w:r>
+              <w:rPr>
+                <w:rFonts w:eastAsiaTheme="minorHAnsi"/>
+                <w:sz w:val="18"/>
+                <w:szCs w:val="18"/>
+              </w:rPr>
+              <w:t>2. 调用测试方法，通过 MockMvc 模拟 PUT 请</w:t>
+            </w:r>
+            <w:r>
+              <w:rPr>
+                <w:rFonts w:eastAsiaTheme="minorHAnsi"/>
+                <w:sz w:val="18"/>
+                <w:szCs w:val="18"/>
+              </w:rPr>
+              <w:lastRenderedPageBreak/>
+              <w:t>求 /api/buyers/{id}/complete?success=true 验证交易成功</w:t>
+            </w:r>
+          </w:p>
+          <w:p>
+            <w:pPr>
+              <w:rPr>
+                <w:rFonts w:eastAsiaTheme="minorHAnsi" w:hint="eastAsia"/>
                 <w:sz w:val="18"/>
                 <w:szCs w:val="18"/>
               </w:rPr>
@@ -4148,17 +6916,18 @@
           <w:p>
             <w:pPr>
               <w:rPr>
-                <w:rFonts w:eastAsiaTheme="minorHAnsi"/>
-                <w:sz w:val="18"/>
-                <w:szCs w:val="18"/>
-              </w:rPr>
-            </w:pPr>
-            <w:r>
-              <w:rPr>
-                <w:rFonts w:eastAsiaTheme="minorHAnsi"/>
-                <w:sz w:val="18"/>
-                <w:szCs w:val="18"/>
-              </w:rPr>
+                <w:rFonts w:eastAsiaTheme="minorHAnsi" w:hint="eastAsia"/>
+                <w:sz w:val="18"/>
+                <w:szCs w:val="18"/>
+              </w:rPr>
+            </w:pPr>
+            <w:r>
+              <w:rPr>
+                <w:rFonts w:eastAsiaTheme="minorHAnsi"/>
+                <w:sz w:val="18"/>
+                <w:szCs w:val="18"/>
+              </w:rPr>
+              <w:lastRenderedPageBreak/>
               <w:t>响应状态为 200 OK，返回 true；交易成功时商品 isActive 为 false，失败时商品 isFrozen 为 false</w:t>
             </w:r>
           </w:p>
@@ -4179,7 +6948,7 @@
           <w:p>
             <w:pPr>
               <w:rPr>
-                <w:rFonts w:eastAsiaTheme="minorHAnsi"/>
+                <w:rFonts w:eastAsiaTheme="minorHAnsi" w:hint="eastAsia"/>
                 <w:sz w:val="18"/>
                 <w:szCs w:val="18"/>
               </w:rPr>
@@ -4210,7 +6979,7 @@
           <w:p>
             <w:pPr>
               <w:rPr>
-                <w:rFonts w:eastAsiaTheme="minorHAnsi"/>
+                <w:rFonts w:eastAsiaTheme="minorHAnsi" w:hint="eastAsia"/>
                 <w:sz w:val="18"/>
                 <w:szCs w:val="18"/>
               </w:rPr>
@@ -4243,7 +7012,7 @@
           <w:p>
             <w:pPr>
               <w:rPr>
-                <w:rFonts w:eastAsiaTheme="minorHAnsi"/>
+                <w:rFonts w:eastAsiaTheme="minorHAnsi" w:hint="eastAsia"/>
                 <w:sz w:val="18"/>
                 <w:szCs w:val="18"/>
               </w:rPr>
@@ -4274,7 +7043,7 @@
           <w:p>
             <w:pPr>
               <w:rPr>
-                <w:rFonts w:eastAsiaTheme="minorHAnsi"/>
+                <w:rFonts w:eastAsiaTheme="minorHAnsi" w:hint="eastAsia"/>
                 <w:sz w:val="18"/>
                 <w:szCs w:val="18"/>
               </w:rPr>
@@ -4305,7 +7074,7 @@
           <w:p>
             <w:pPr>
               <w:rPr>
-                <w:rFonts w:eastAsiaTheme="minorHAnsi"/>
+                <w:rFonts w:eastAsiaTheme="minorHAnsi" w:hint="eastAsia"/>
                 <w:sz w:val="18"/>
                 <w:szCs w:val="18"/>
               </w:rPr>
@@ -4336,7 +7105,7 @@
           <w:p>
             <w:pPr>
               <w:rPr>
-                <w:rFonts w:eastAsiaTheme="minorHAnsi"/>
+                <w:rFonts w:eastAsiaTheme="minorHAnsi" w:hint="eastAsia"/>
                 <w:sz w:val="18"/>
                 <w:szCs w:val="18"/>
               </w:rPr>
@@ -4367,7 +7136,7 @@
           <w:p>
             <w:pPr>
               <w:rPr>
-                <w:rFonts w:eastAsiaTheme="minorHAnsi"/>
+                <w:rFonts w:eastAsiaTheme="minorHAnsi" w:hint="eastAsia"/>
                 <w:sz w:val="18"/>
                 <w:szCs w:val="18"/>
               </w:rPr>
@@ -4384,7 +7153,7 @@
           <w:p>
             <w:pPr>
               <w:rPr>
-                <w:rFonts w:eastAsiaTheme="minorHAnsi"/>
+                <w:rFonts w:eastAsiaTheme="minorHAnsi" w:hint="eastAsia"/>
                 <w:sz w:val="18"/>
                 <w:szCs w:val="18"/>
               </w:rPr>
@@ -4415,7 +7184,7 @@
           <w:p>
             <w:pPr>
               <w:rPr>
-                <w:rFonts w:eastAsiaTheme="minorHAnsi"/>
+                <w:rFonts w:eastAsiaTheme="minorHAnsi" w:hint="eastAsia"/>
                 <w:sz w:val="18"/>
                 <w:szCs w:val="18"/>
               </w:rPr>
@@ -4446,7 +7215,7 @@
           <w:p>
             <w:pPr>
               <w:rPr>
-                <w:rFonts w:eastAsiaTheme="minorHAnsi"/>
+                <w:rFonts w:eastAsiaTheme="minorHAnsi" w:hint="eastAsia"/>
                 <w:sz w:val="18"/>
                 <w:szCs w:val="18"/>
               </w:rPr>
@@ -4477,7 +7246,7 @@
           <w:p>
             <w:pPr>
               <w:rPr>
-                <w:rFonts w:eastAsiaTheme="minorHAnsi"/>
+                <w:rFonts w:eastAsiaTheme="minorHAnsi" w:hint="eastAsia"/>
                 <w:sz w:val="18"/>
                 <w:szCs w:val="18"/>
               </w:rPr>
@@ -4510,7 +7279,7 @@
           <w:p>
             <w:pPr>
               <w:rPr>
-                <w:rFonts w:eastAsiaTheme="minorHAnsi"/>
+                <w:rFonts w:eastAsiaTheme="minorHAnsi" w:hint="eastAsia"/>
                 <w:sz w:val="18"/>
                 <w:szCs w:val="18"/>
               </w:rPr>
@@ -4541,7 +7310,7 @@
           <w:p>
             <w:pPr>
               <w:rPr>
-                <w:rFonts w:eastAsiaTheme="minorHAnsi"/>
+                <w:rFonts w:eastAsiaTheme="minorHAnsi" w:hint="eastAsia"/>
                 <w:sz w:val="18"/>
                 <w:szCs w:val="18"/>
               </w:rPr>
@@ -4572,7 +7341,7 @@
           <w:p>
             <w:pPr>
               <w:rPr>
-                <w:rFonts w:eastAsiaTheme="minorHAnsi"/>
+                <w:rFonts w:eastAsiaTheme="minorHAnsi" w:hint="eastAsia"/>
                 <w:sz w:val="18"/>
                 <w:szCs w:val="18"/>
               </w:rPr>
@@ -4603,7 +7372,7 @@
           <w:p>
             <w:pPr>
               <w:rPr>
-                <w:rFonts w:eastAsiaTheme="minorHAnsi"/>
+                <w:rFonts w:eastAsiaTheme="minorHAnsi" w:hint="eastAsia"/>
                 <w:sz w:val="18"/>
                 <w:szCs w:val="18"/>
               </w:rPr>
@@ -4634,7 +7403,7 @@
           <w:p>
             <w:pPr>
               <w:rPr>
-                <w:rFonts w:eastAsiaTheme="minorHAnsi"/>
+                <w:rFonts w:eastAsiaTheme="minorHAnsi" w:hint="eastAsia"/>
                 <w:sz w:val="18"/>
                 <w:szCs w:val="18"/>
               </w:rPr>
@@ -4651,7 +7420,7 @@
           <w:p>
             <w:pPr>
               <w:rPr>
-                <w:rFonts w:eastAsiaTheme="minorHAnsi"/>
+                <w:rFonts w:eastAsiaTheme="minorHAnsi" w:hint="eastAsia"/>
                 <w:sz w:val="18"/>
                 <w:szCs w:val="18"/>
               </w:rPr>
@@ -4668,7 +7437,7 @@
           <w:p>
             <w:pPr>
               <w:rPr>
-                <w:rFonts w:eastAsiaTheme="minorHAnsi"/>
+                <w:rFonts w:eastAsiaTheme="minorHAnsi" w:hint="eastAsia"/>
                 <w:sz w:val="18"/>
                 <w:szCs w:val="18"/>
               </w:rPr>
@@ -4699,7 +7468,7 @@
           <w:p>
             <w:pPr>
               <w:rPr>
-                <w:rFonts w:eastAsiaTheme="minorHAnsi"/>
+                <w:rFonts w:eastAsiaTheme="minorHAnsi" w:hint="eastAsia"/>
                 <w:sz w:val="18"/>
                 <w:szCs w:val="18"/>
               </w:rPr>
@@ -4730,7 +7499,7 @@
           <w:p>
             <w:pPr>
               <w:rPr>
-                <w:rFonts w:eastAsiaTheme="minorHAnsi"/>
+                <w:rFonts w:eastAsiaTheme="minorHAnsi" w:hint="eastAsia"/>
                 <w:sz w:val="18"/>
                 <w:szCs w:val="18"/>
               </w:rPr>
@@ -4761,7 +7530,7 @@
           <w:p>
             <w:pPr>
               <w:rPr>
-                <w:rFonts w:eastAsiaTheme="minorHAnsi"/>
+                <w:rFonts w:eastAsiaTheme="minorHAnsi" w:hint="eastAsia"/>
                 <w:sz w:val="18"/>
                 <w:szCs w:val="18"/>
               </w:rPr>
@@ -4794,27 +7563,18 @@
           <w:p>
             <w:pPr>
               <w:rPr>
-                <w:rFonts w:eastAsiaTheme="minorHAnsi"/>
-                <w:sz w:val="18"/>
-                <w:szCs w:val="18"/>
-              </w:rPr>
-            </w:pPr>
-            <w:r>
-              <w:rPr>
-                <w:rFonts w:eastAsiaTheme="minorHAnsi"/>
-                <w:sz w:val="18"/>
-                <w:szCs w:val="18"/>
-              </w:rPr>
-              <w:t>B-</w:t>
-            </w:r>
-            <w:r>
-              <w:rPr>
-                <w:rFonts w:eastAsiaTheme="minorHAnsi"/>
-                <w:sz w:val="18"/>
-                <w:szCs w:val="18"/>
-              </w:rPr>
-              <w:lastRenderedPageBreak/>
-              <w:t>002</w:t>
+                <w:rFonts w:eastAsiaTheme="minorHAnsi" w:hint="eastAsia"/>
+                <w:sz w:val="18"/>
+                <w:szCs w:val="18"/>
+              </w:rPr>
+            </w:pPr>
+            <w:r>
+              <w:rPr>
+                <w:rFonts w:eastAsiaTheme="minorHAnsi"/>
+                <w:sz w:val="18"/>
+                <w:szCs w:val="18"/>
+              </w:rPr>
+              <w:t>B-002</w:t>
             </w:r>
           </w:p>
         </w:tc>
@@ -4834,28 +7594,18 @@
           <w:p>
             <w:pPr>
               <w:rPr>
-                <w:rFonts w:eastAsiaTheme="minorHAnsi"/>
-                <w:sz w:val="18"/>
-                <w:szCs w:val="18"/>
-              </w:rPr>
-            </w:pPr>
-            <w:r>
-              <w:rPr>
-                <w:rFonts w:eastAsiaTheme="minorHAnsi"/>
-                <w:sz w:val="18"/>
-                <w:szCs w:val="18"/>
-              </w:rPr>
-              <w:lastRenderedPageBreak/>
-              <w:t>提交购</w:t>
-            </w:r>
-            <w:r>
-              <w:rPr>
-                <w:rFonts w:eastAsiaTheme="minorHAnsi"/>
-                <w:sz w:val="18"/>
-                <w:szCs w:val="18"/>
-              </w:rPr>
-              <w:lastRenderedPageBreak/>
-              <w:t>买意向</w:t>
+                <w:rFonts w:eastAsiaTheme="minorHAnsi" w:hint="eastAsia"/>
+                <w:sz w:val="18"/>
+                <w:szCs w:val="18"/>
+              </w:rPr>
+            </w:pPr>
+            <w:r>
+              <w:rPr>
+                <w:rFonts w:eastAsiaTheme="minorHAnsi"/>
+                <w:sz w:val="18"/>
+                <w:szCs w:val="18"/>
+              </w:rPr>
+              <w:t>提交购买意向</w:t>
             </w:r>
           </w:p>
         </w:tc>
@@ -4875,28 +7625,18 @@
           <w:p>
             <w:pPr>
               <w:rPr>
-                <w:rFonts w:eastAsiaTheme="minorHAnsi"/>
-                <w:sz w:val="18"/>
-                <w:szCs w:val="18"/>
-              </w:rPr>
-            </w:pPr>
-            <w:r>
-              <w:rPr>
-                <w:rFonts w:eastAsiaTheme="minorHAnsi"/>
-                <w:sz w:val="18"/>
-                <w:szCs w:val="18"/>
-              </w:rPr>
-              <w:lastRenderedPageBreak/>
-              <w:t>BuyerFunct</w:t>
-            </w:r>
-            <w:r>
-              <w:rPr>
-                <w:rFonts w:eastAsiaTheme="minorHAnsi"/>
-                <w:sz w:val="18"/>
-                <w:szCs w:val="18"/>
-              </w:rPr>
-              <w:lastRenderedPageBreak/>
-              <w:t>ionTest#testSubmitPurchaseIntention</w:t>
+                <w:rFonts w:eastAsiaTheme="minorHAnsi" w:hint="eastAsia"/>
+                <w:sz w:val="18"/>
+                <w:szCs w:val="18"/>
+              </w:rPr>
+            </w:pPr>
+            <w:r>
+              <w:rPr>
+                <w:rFonts w:eastAsiaTheme="minorHAnsi"/>
+                <w:sz w:val="18"/>
+                <w:szCs w:val="18"/>
+              </w:rPr>
+              <w:t>BuyerFunctionTest#testSubmitPurchaseIntention</w:t>
             </w:r>
           </w:p>
         </w:tc>
@@ -4916,28 +7656,18 @@
           <w:p>
             <w:pPr>
               <w:rPr>
-                <w:rFonts w:eastAsiaTheme="minorHAnsi"/>
-                <w:sz w:val="18"/>
-                <w:szCs w:val="18"/>
-              </w:rPr>
-            </w:pPr>
-            <w:r>
-              <w:rPr>
-                <w:rFonts w:eastAsiaTheme="minorHAnsi"/>
-                <w:sz w:val="18"/>
-                <w:szCs w:val="18"/>
-              </w:rPr>
-              <w:lastRenderedPageBreak/>
-              <w:t>BuyerControl</w:t>
-            </w:r>
-            <w:r>
-              <w:rPr>
-                <w:rFonts w:eastAsiaTheme="minorHAnsi"/>
-                <w:sz w:val="18"/>
-                <w:szCs w:val="18"/>
-              </w:rPr>
-              <w:lastRenderedPageBreak/>
-              <w:t>ler（提交意向接口）、PurchaseIntentionService（保存意向逻辑）、Buyer 实体类</w:t>
+                <w:rFonts w:eastAsiaTheme="minorHAnsi" w:hint="eastAsia"/>
+                <w:sz w:val="18"/>
+                <w:szCs w:val="18"/>
+              </w:rPr>
+            </w:pPr>
+            <w:r>
+              <w:rPr>
+                <w:rFonts w:eastAsiaTheme="minorHAnsi"/>
+                <w:sz w:val="18"/>
+                <w:szCs w:val="18"/>
+              </w:rPr>
+              <w:t>BuyerController（提交意向接口）、PurchaseIntentionService（保存意向逻辑）、Buyer 实体类</w:t>
             </w:r>
           </w:p>
         </w:tc>
@@ -4957,43 +7687,41 @@
           <w:p>
             <w:pPr>
               <w:rPr>
-                <w:rFonts w:eastAsiaTheme="minorHAnsi"/>
-                <w:sz w:val="18"/>
-                <w:szCs w:val="18"/>
-              </w:rPr>
-            </w:pPr>
-            <w:r>
-              <w:rPr>
-                <w:rFonts w:eastAsiaTheme="minorHAnsi"/>
-                <w:sz w:val="18"/>
-                <w:szCs w:val="18"/>
-              </w:rPr>
-              <w:lastRenderedPageBreak/>
+                <w:rFonts w:eastAsiaTheme="minorHAnsi" w:hint="eastAsia"/>
+                <w:sz w:val="18"/>
+                <w:szCs w:val="18"/>
+              </w:rPr>
+            </w:pPr>
+            <w:r>
+              <w:rPr>
+                <w:rFonts w:eastAsiaTheme="minorHAnsi"/>
+                <w:sz w:val="18"/>
+                <w:szCs w:val="18"/>
+              </w:rPr>
               <w:t>1. 先创建商品获取 ID</w:t>
             </w:r>
           </w:p>
           <w:p>
             <w:pPr>
               <w:rPr>
-                <w:rFonts w:eastAsiaTheme="minorHAnsi"/>
-                <w:sz w:val="18"/>
-                <w:szCs w:val="18"/>
-              </w:rPr>
-            </w:pPr>
-            <w:r>
-              <w:rPr>
-                <w:rFonts w:eastAsiaTheme="minorHAnsi"/>
-                <w:sz w:val="18"/>
-                <w:szCs w:val="18"/>
-              </w:rPr>
-              <w:lastRenderedPageBreak/>
+                <w:rFonts w:eastAsiaTheme="minorHAnsi" w:hint="eastAsia"/>
+                <w:sz w:val="18"/>
+                <w:szCs w:val="18"/>
+              </w:rPr>
+            </w:pPr>
+            <w:r>
+              <w:rPr>
+                <w:rFonts w:eastAsiaTheme="minorHAnsi"/>
+                <w:sz w:val="18"/>
+                <w:szCs w:val="18"/>
+              </w:rPr>
               <w:t>2. 调用测试方法，通过 MockMvc 模拟 POST 请求 /api/buyers/product/{id}，传入买家信息 JSON</w:t>
             </w:r>
           </w:p>
           <w:p>
             <w:pPr>
               <w:rPr>
-                <w:rFonts w:eastAsiaTheme="minorHAnsi"/>
+                <w:rFonts w:eastAsiaTheme="minorHAnsi" w:hint="eastAsia"/>
                 <w:sz w:val="18"/>
                 <w:szCs w:val="18"/>
               </w:rPr>
@@ -5024,28 +7752,18 @@
           <w:p>
             <w:pPr>
               <w:rPr>
-                <w:rFonts w:eastAsiaTheme="minorHAnsi"/>
-                <w:sz w:val="18"/>
-                <w:szCs w:val="18"/>
-              </w:rPr>
-            </w:pPr>
-            <w:r>
-              <w:rPr>
-                <w:rFonts w:eastAsiaTheme="minorHAnsi"/>
-                <w:sz w:val="18"/>
-                <w:szCs w:val="18"/>
-              </w:rPr>
-              <w:lastRenderedPageBreak/>
-              <w:t>响应状态为 200 OK，</w:t>
-            </w:r>
-            <w:r>
-              <w:rPr>
-                <w:rFonts w:eastAsiaTheme="minorHAnsi"/>
-                <w:sz w:val="18"/>
-                <w:szCs w:val="18"/>
-              </w:rPr>
-              <w:lastRenderedPageBreak/>
-              <w:t>返回买家信息 JSON；商品 isFrozen 字段变为 true</w:t>
+                <w:rFonts w:eastAsiaTheme="minorHAnsi" w:hint="eastAsia"/>
+                <w:sz w:val="18"/>
+                <w:szCs w:val="18"/>
+              </w:rPr>
+            </w:pPr>
+            <w:r>
+              <w:rPr>
+                <w:rFonts w:eastAsiaTheme="minorHAnsi"/>
+                <w:sz w:val="18"/>
+                <w:szCs w:val="18"/>
+              </w:rPr>
+              <w:t>响应状态为 200 OK，返回买家信息 JSON；商品 isFrozen 字段变为 true</w:t>
             </w:r>
           </w:p>
         </w:tc>
@@ -5065,18 +7783,17 @@
           <w:p>
             <w:pPr>
               <w:rPr>
-                <w:rFonts w:eastAsiaTheme="minorHAnsi"/>
-                <w:sz w:val="18"/>
-                <w:szCs w:val="18"/>
-              </w:rPr>
-            </w:pPr>
-            <w:r>
-              <w:rPr>
-                <w:rFonts w:eastAsiaTheme="minorHAnsi"/>
-                <w:sz w:val="18"/>
-                <w:szCs w:val="18"/>
-              </w:rPr>
-              <w:lastRenderedPageBreak/>
+                <w:rFonts w:eastAsiaTheme="minorHAnsi" w:hint="eastAsia"/>
+                <w:sz w:val="18"/>
+                <w:szCs w:val="18"/>
+              </w:rPr>
+            </w:pPr>
+            <w:r>
+              <w:rPr>
+                <w:rFonts w:eastAsiaTheme="minorHAnsi"/>
+                <w:sz w:val="18"/>
+                <w:szCs w:val="18"/>
+              </w:rPr>
               <w:t>高</w:t>
             </w:r>
           </w:p>
@@ -5097,27 +7814,18 @@
           <w:p>
             <w:pPr>
               <w:rPr>
-                <w:rFonts w:eastAsiaTheme="minorHAnsi"/>
-                <w:sz w:val="18"/>
-                <w:szCs w:val="18"/>
-              </w:rPr>
-            </w:pPr>
-            <w:r>
-              <w:rPr>
-                <w:rFonts w:eastAsiaTheme="minorHAnsi"/>
-                <w:sz w:val="18"/>
-                <w:szCs w:val="18"/>
-              </w:rPr>
-              <w:t>执</w:t>
-            </w:r>
-            <w:r>
-              <w:rPr>
-                <w:rFonts w:eastAsiaTheme="minorHAnsi"/>
-                <w:sz w:val="18"/>
-                <w:szCs w:val="18"/>
-              </w:rPr>
-              <w:lastRenderedPageBreak/>
-              <w:t>行成功</w:t>
+                <w:rFonts w:eastAsiaTheme="minorHAnsi" w:hint="eastAsia"/>
+                <w:sz w:val="18"/>
+                <w:szCs w:val="18"/>
+              </w:rPr>
+            </w:pPr>
+            <w:r>
+              <w:rPr>
+                <w:rFonts w:eastAsiaTheme="minorHAnsi"/>
+                <w:sz w:val="18"/>
+                <w:szCs w:val="18"/>
+              </w:rPr>
+              <w:t>执行成功</w:t>
             </w:r>
           </w:p>
         </w:tc>
@@ -5139,11 +7847,81 @@
           <w:p>
             <w:pPr>
               <w:rPr>
-                <w:rFonts w:eastAsiaTheme="minorHAnsi"/>
-                <w:sz w:val="18"/>
-                <w:szCs w:val="18"/>
-              </w:rPr>
-            </w:pPr>
+                <w:rFonts w:eastAsiaTheme="minorHAnsi" w:hint="eastAsia"/>
+                <w:sz w:val="18"/>
+                <w:szCs w:val="18"/>
+              </w:rPr>
+            </w:pPr>
+            <w:r>
+              <w:rPr>
+                <w:rFonts w:eastAsiaTheme="minorHAnsi"/>
+                <w:sz w:val="18"/>
+                <w:szCs w:val="18"/>
+              </w:rPr>
+              <w:t>B-003</w:t>
+            </w:r>
+          </w:p>
+        </w:tc>
+        <w:tc>
+          <w:tcPr>
+            <w:tcW w:w="1135" w:type="dxa"/>
+            <w:shd w:val="clear" w:color="auto" w:fill="FFFFFF"/>
+            <w:tcMar>
+              <w:top w:w="180" w:type="dxa"/>
+              <w:left w:w="270" w:type="dxa"/>
+              <w:bottom w:w="180" w:type="dxa"/>
+              <w:right w:w="270" w:type="dxa"/>
+            </w:tcMar>
+            <w:vAlign w:val="center"/>
+            <w:hideMark/>
+          </w:tcPr>
+          <w:p>
+            <w:pPr>
+              <w:rPr>
+                <w:rFonts w:eastAsiaTheme="minorHAnsi" w:hint="eastAsia"/>
+                <w:sz w:val="18"/>
+                <w:szCs w:val="18"/>
+              </w:rPr>
+            </w:pPr>
+            <w:r>
+              <w:rPr>
+                <w:rFonts w:eastAsiaTheme="minorHAnsi"/>
+                <w:sz w:val="18"/>
+                <w:szCs w:val="18"/>
+              </w:rPr>
+              <w:t>图片加载失败处理</w:t>
+            </w:r>
+          </w:p>
+        </w:tc>
+        <w:tc>
+          <w:tcPr>
+            <w:tcW w:w="1417" w:type="dxa"/>
+            <w:shd w:val="clear" w:color="auto" w:fill="FFFFFF"/>
+            <w:tcMar>
+              <w:top w:w="180" w:type="dxa"/>
+              <w:left w:w="270" w:type="dxa"/>
+              <w:bottom w:w="180" w:type="dxa"/>
+              <w:right w:w="270" w:type="dxa"/>
+            </w:tcMar>
+            <w:vAlign w:val="center"/>
+            <w:hideMark/>
+          </w:tcPr>
+          <w:p>
+            <w:pPr>
+              <w:rPr>
+                <w:rFonts w:eastAsiaTheme="minorHAnsi" w:hint="eastAsia"/>
+                <w:sz w:val="18"/>
+                <w:szCs w:val="18"/>
+              </w:rPr>
+            </w:pPr>
+            <w:r>
+              <w:rPr>
+                <w:rFonts w:eastAsiaTheme="minorHAnsi"/>
+                <w:sz w:val="18"/>
+                <w:szCs w:val="18"/>
+              </w:rPr>
+              <w:t>（前端测试）HomeView.vue 图片</w:t>
+            </w:r>
             <w:r>
               <w:rPr>
                 <w:rFonts w:eastAsiaTheme="minorHAnsi"/>
@@ -5151,69 +7929,7 @@
                 <w:szCs w:val="18"/>
               </w:rPr>
               <w:lastRenderedPageBreak/>
-              <w:t>B-003</w:t>
-            </w:r>
-          </w:p>
-        </w:tc>
-        <w:tc>
-          <w:tcPr>
-            <w:tcW w:w="1135" w:type="dxa"/>
-            <w:shd w:val="clear" w:color="auto" w:fill="FFFFFF"/>
-            <w:tcMar>
-              <w:top w:w="180" w:type="dxa"/>
-              <w:left w:w="270" w:type="dxa"/>
-              <w:bottom w:w="180" w:type="dxa"/>
-              <w:right w:w="270" w:type="dxa"/>
-            </w:tcMar>
-            <w:vAlign w:val="center"/>
-            <w:hideMark/>
-          </w:tcPr>
-          <w:p>
-            <w:pPr>
-              <w:rPr>
-                <w:rFonts w:eastAsiaTheme="minorHAnsi"/>
-                <w:sz w:val="18"/>
-                <w:szCs w:val="18"/>
-              </w:rPr>
-            </w:pPr>
-            <w:r>
-              <w:rPr>
-                <w:rFonts w:eastAsiaTheme="minorHAnsi"/>
-                <w:sz w:val="18"/>
-                <w:szCs w:val="18"/>
-              </w:rPr>
-              <w:t>图片加载失败处理</w:t>
-            </w:r>
-          </w:p>
-        </w:tc>
-        <w:tc>
-          <w:tcPr>
-            <w:tcW w:w="1417" w:type="dxa"/>
-            <w:shd w:val="clear" w:color="auto" w:fill="FFFFFF"/>
-            <w:tcMar>
-              <w:top w:w="180" w:type="dxa"/>
-              <w:left w:w="270" w:type="dxa"/>
-              <w:bottom w:w="180" w:type="dxa"/>
-              <w:right w:w="270" w:type="dxa"/>
-            </w:tcMar>
-            <w:vAlign w:val="center"/>
-            <w:hideMark/>
-          </w:tcPr>
-          <w:p>
-            <w:pPr>
-              <w:rPr>
-                <w:rFonts w:eastAsiaTheme="minorHAnsi"/>
-                <w:sz w:val="18"/>
-                <w:szCs w:val="18"/>
-              </w:rPr>
-            </w:pPr>
-            <w:r>
-              <w:rPr>
-                <w:rFonts w:eastAsiaTheme="minorHAnsi"/>
-                <w:sz w:val="18"/>
-                <w:szCs w:val="18"/>
-              </w:rPr>
-              <w:t>（前端测试）HomeView.vue 图片加载测试</w:t>
+              <w:t>加载测试</w:t>
             </w:r>
           </w:p>
         </w:tc>
@@ -5233,18 +7949,28 @@
           <w:p>
             <w:pPr>
               <w:rPr>
-                <w:rFonts w:eastAsiaTheme="minorHAnsi"/>
-                <w:sz w:val="18"/>
-                <w:szCs w:val="18"/>
-              </w:rPr>
-            </w:pPr>
-            <w:r>
-              <w:rPr>
-                <w:rFonts w:eastAsiaTheme="minorHAnsi"/>
-                <w:sz w:val="18"/>
-                <w:szCs w:val="18"/>
-              </w:rPr>
-              <w:t>前端 ProductImage 组件、图片加载失败处理工具函数</w:t>
+                <w:rFonts w:eastAsiaTheme="minorHAnsi" w:hint="eastAsia"/>
+                <w:sz w:val="18"/>
+                <w:szCs w:val="18"/>
+              </w:rPr>
+            </w:pPr>
+            <w:r>
+              <w:rPr>
+                <w:rFonts w:eastAsiaTheme="minorHAnsi"/>
+                <w:sz w:val="18"/>
+                <w:szCs w:val="18"/>
+              </w:rPr>
+              <w:lastRenderedPageBreak/>
+              <w:t>前端 ProductImage 组件、图片加载失</w:t>
+            </w:r>
+            <w:r>
+              <w:rPr>
+                <w:rFonts w:eastAsiaTheme="minorHAnsi"/>
+                <w:sz w:val="18"/>
+                <w:szCs w:val="18"/>
+              </w:rPr>
+              <w:lastRenderedPageBreak/>
+              <w:t>败处理工具函数</w:t>
             </w:r>
           </w:p>
         </w:tc>
@@ -5264,34 +7990,36 @@
           <w:p>
             <w:pPr>
               <w:rPr>
-                <w:rFonts w:eastAsiaTheme="minorHAnsi"/>
-                <w:sz w:val="18"/>
-                <w:szCs w:val="18"/>
-              </w:rPr>
-            </w:pPr>
-            <w:r>
-              <w:rPr>
-                <w:rFonts w:eastAsiaTheme="minorHAnsi"/>
-                <w:sz w:val="18"/>
-                <w:szCs w:val="18"/>
-              </w:rPr>
+                <w:rFonts w:eastAsiaTheme="minorHAnsi" w:hint="eastAsia"/>
+                <w:sz w:val="18"/>
+                <w:szCs w:val="18"/>
+              </w:rPr>
+            </w:pPr>
+            <w:r>
+              <w:rPr>
+                <w:rFonts w:eastAsiaTheme="minorHAnsi"/>
+                <w:sz w:val="18"/>
+                <w:szCs w:val="18"/>
+              </w:rPr>
+              <w:lastRenderedPageBreak/>
               <w:t>1. 创建商品时传入无效图片 URL（如 http://invalid.url/img.jpg）</w:t>
             </w:r>
           </w:p>
           <w:p>
             <w:pPr>
               <w:rPr>
-                <w:rFonts w:eastAsiaTheme="minorHAnsi"/>
-                <w:sz w:val="18"/>
-                <w:szCs w:val="18"/>
-              </w:rPr>
-            </w:pPr>
-            <w:r>
-              <w:rPr>
-                <w:rFonts w:eastAsiaTheme="minorHAnsi"/>
-                <w:sz w:val="18"/>
-                <w:szCs w:val="18"/>
-              </w:rPr>
+                <w:rFonts w:eastAsiaTheme="minorHAnsi" w:hint="eastAsia"/>
+                <w:sz w:val="18"/>
+                <w:szCs w:val="18"/>
+              </w:rPr>
+            </w:pPr>
+            <w:r>
+              <w:rPr>
+                <w:rFonts w:eastAsiaTheme="minorHAnsi"/>
+                <w:sz w:val="18"/>
+                <w:szCs w:val="18"/>
+              </w:rPr>
+              <w:lastRenderedPageBreak/>
               <w:t>2. 模拟访问买家页面，检查图片元素</w:t>
             </w:r>
           </w:p>
@@ -5312,17 +8040,18 @@
           <w:p>
             <w:pPr>
               <w:rPr>
-                <w:rFonts w:eastAsiaTheme="minorHAnsi"/>
-                <w:sz w:val="18"/>
-                <w:szCs w:val="18"/>
-              </w:rPr>
-            </w:pPr>
-            <w:r>
-              <w:rPr>
-                <w:rFonts w:eastAsiaTheme="minorHAnsi"/>
-                <w:sz w:val="18"/>
-                <w:szCs w:val="18"/>
-              </w:rPr>
+                <w:rFonts w:eastAsiaTheme="minorHAnsi" w:hint="eastAsia"/>
+                <w:sz w:val="18"/>
+                <w:szCs w:val="18"/>
+              </w:rPr>
+            </w:pPr>
+            <w:r>
+              <w:rPr>
+                <w:rFonts w:eastAsiaTheme="minorHAnsi"/>
+                <w:sz w:val="18"/>
+                <w:szCs w:val="18"/>
+              </w:rPr>
+              <w:lastRenderedPageBreak/>
               <w:t>图片加载失败时显示默认占位图，控制台无 404 错误日志，页面渲染正常</w:t>
             </w:r>
           </w:p>
@@ -5343,7 +8072,7 @@
           <w:p>
             <w:pPr>
               <w:rPr>
-                <w:rFonts w:eastAsiaTheme="minorHAnsi"/>
+                <w:rFonts w:eastAsiaTheme="minorHAnsi" w:hint="eastAsia"/>
                 <w:sz w:val="18"/>
                 <w:szCs w:val="18"/>
               </w:rPr>
@@ -5374,7 +8103,7 @@
           <w:p>
             <w:pPr>
               <w:rPr>
-                <w:rFonts w:eastAsiaTheme="minorHAnsi"/>
+                <w:rFonts w:eastAsiaTheme="minorHAnsi" w:hint="eastAsia"/>
                 <w:sz w:val="18"/>
                 <w:szCs w:val="18"/>
               </w:rPr>
@@ -5420,7 +8149,7 @@
           <w:sz w:val="28"/>
           <w:szCs w:val="28"/>
         </w:rPr>
-        <w:t>功能</w:t>
+        <w:t>3.1功能</w:t>
       </w:r>
       <w:r>
         <w:rPr>
@@ -5431,10 +8160,1176 @@
         </w:rPr>
         <w:t>测试</w:t>
       </w:r>
+      <w:r>
+        <w:rPr>
+          <w:rFonts w:hint="eastAsia"/>
+          <w:b/>
+          <w:bCs/>
+          <w:sz w:val="28"/>
+          <w:szCs w:val="28"/>
+        </w:rPr>
+        <w:t>用例设计</w:t>
+      </w:r>
     </w:p>
     <w:p>
       <w:pPr>
         <w:rPr>
+          <w:rFonts w:eastAsiaTheme="minorHAnsi"/>
+          <w:sz w:val="28"/>
+          <w:szCs w:val="28"/>
+        </w:rPr>
+      </w:pPr>
+      <w:r>
+        <w:rPr>
+          <w:rFonts w:eastAsiaTheme="minorHAnsi"/>
+          <w:sz w:val="28"/>
+          <w:szCs w:val="28"/>
+        </w:rPr>
+        <w:t>1. 等价值等价类划分法</w:t>
+      </w:r>
+    </w:p>
+    <w:p>
+      <w:pPr>
+        <w:rPr>
+          <w:rFonts w:eastAsiaTheme="minorHAnsi"/>
+          <w:sz w:val="28"/>
+          <w:szCs w:val="28"/>
+        </w:rPr>
+      </w:pPr>
+      <w:r>
+        <w:rPr>
+          <w:rFonts w:eastAsiaTheme="minorHAnsi"/>
+          <w:sz w:val="28"/>
+          <w:szCs w:val="28"/>
+        </w:rPr>
+        <w:t>核心思想：将输入数据划分为有效等价类（符合需求的合理数据）和无效等价类（不符合需求的异常数据），覆盖不同场景的代表性情况。</w:t>
+      </w:r>
+    </w:p>
+    <w:p>
+      <w:pPr>
+        <w:rPr>
+          <w:rFonts w:eastAsiaTheme="minorHAnsi"/>
+          <w:sz w:val="28"/>
+          <w:szCs w:val="28"/>
+        </w:rPr>
+      </w:pPr>
+      <w:r>
+        <w:rPr>
+          <w:rFonts w:eastAsiaTheme="minorHAnsi"/>
+          <w:sz w:val="28"/>
+          <w:szCs w:val="28"/>
+        </w:rPr>
+        <w:t>应用场景：</w:t>
+      </w:r>
+    </w:p>
+    <w:p>
+      <w:pPr>
+        <w:rPr>
+          <w:rFonts w:eastAsiaTheme="minorHAnsi"/>
+          <w:sz w:val="28"/>
+          <w:szCs w:val="28"/>
+        </w:rPr>
+      </w:pPr>
+      <w:r>
+        <w:rPr>
+          <w:rFonts w:eastAsiaTheme="minorHAnsi"/>
+          <w:sz w:val="28"/>
+          <w:szCs w:val="28"/>
+        </w:rPr>
+        <w:t>卖家登录功能（S-001、S-002）：</w:t>
+      </w:r>
+    </w:p>
+    <w:p>
+      <w:pPr>
+        <w:rPr>
+          <w:rFonts w:eastAsiaTheme="minorHAnsi"/>
+          <w:sz w:val="28"/>
+          <w:szCs w:val="28"/>
+        </w:rPr>
+      </w:pPr>
+      <w:r>
+        <w:rPr>
+          <w:rFonts w:eastAsiaTheme="minorHAnsi"/>
+          <w:sz w:val="28"/>
+          <w:szCs w:val="28"/>
+        </w:rPr>
+        <w:t>有效等价类：正确的用户名（seller）和密码（123），验证登录成功（S-001）；</w:t>
+      </w:r>
+    </w:p>
+    <w:p>
+      <w:pPr>
+        <w:rPr>
+          <w:rFonts w:eastAsiaTheme="minorHAnsi"/>
+          <w:sz w:val="28"/>
+          <w:szCs w:val="28"/>
+        </w:rPr>
+      </w:pPr>
+      <w:r>
+        <w:rPr>
+          <w:rFonts w:eastAsiaTheme="minorHAnsi"/>
+          <w:sz w:val="28"/>
+          <w:szCs w:val="28"/>
+        </w:rPr>
+        <w:t>无效等价类：正确用户名 + 错误密码（wrong），验证登录失败（S-002）。</w:t>
+      </w:r>
+    </w:p>
+    <w:p>
+      <w:pPr>
+        <w:rPr>
+          <w:rFonts w:eastAsiaTheme="minorHAnsi"/>
+          <w:sz w:val="28"/>
+          <w:szCs w:val="28"/>
+        </w:rPr>
+      </w:pPr>
+      <w:r>
+        <w:rPr>
+          <w:rFonts w:eastAsiaTheme="minorHAnsi"/>
+          <w:sz w:val="28"/>
+          <w:szCs w:val="28"/>
+        </w:rPr>
+        <w:t>买家提交购买意向（B-002）：</w:t>
+      </w:r>
+    </w:p>
+    <w:p>
+      <w:pPr>
+        <w:rPr>
+          <w:rFonts w:eastAsiaTheme="minorHAnsi"/>
+          <w:sz w:val="28"/>
+          <w:szCs w:val="28"/>
+        </w:rPr>
+      </w:pPr>
+      <w:r>
+        <w:rPr>
+          <w:rFonts w:eastAsiaTheme="minorHAnsi"/>
+          <w:sz w:val="28"/>
+          <w:szCs w:val="28"/>
+        </w:rPr>
+        <w:t>有效等价类：完整的买家信息（姓名、电话、地址）+ 合法商品 ID，验证提交成功。</w:t>
+      </w:r>
+    </w:p>
+    <w:p>
+      <w:pPr>
+        <w:rPr>
+          <w:rFonts w:eastAsiaTheme="minorHAnsi"/>
+          <w:sz w:val="28"/>
+          <w:szCs w:val="28"/>
+        </w:rPr>
+      </w:pPr>
+      <w:r>
+        <w:rPr>
+          <w:rFonts w:eastAsiaTheme="minorHAnsi"/>
+          <w:sz w:val="28"/>
+          <w:szCs w:val="28"/>
+        </w:rPr>
+        <w:t>2. 边界值分析法</w:t>
+      </w:r>
+    </w:p>
+    <w:p>
+      <w:pPr>
+        <w:rPr>
+          <w:rFonts w:eastAsiaTheme="minorHAnsi"/>
+          <w:sz w:val="28"/>
+          <w:szCs w:val="28"/>
+        </w:rPr>
+      </w:pPr>
+      <w:r>
+        <w:rPr>
+          <w:rFonts w:eastAsiaTheme="minorHAnsi"/>
+          <w:sz w:val="28"/>
+          <w:szCs w:val="28"/>
+        </w:rPr>
+        <w:t>核心思想：针对输入或输出的边界值（如数值范围、长度限制等）设计测试用例，覆盖极值场景。</w:t>
+      </w:r>
+    </w:p>
+    <w:p>
+      <w:pPr>
+        <w:rPr>
+          <w:rFonts w:eastAsiaTheme="minorHAnsi"/>
+          <w:sz w:val="28"/>
+          <w:szCs w:val="28"/>
+        </w:rPr>
+      </w:pPr>
+      <w:r>
+        <w:rPr>
+          <w:rFonts w:eastAsiaTheme="minorHAnsi"/>
+          <w:sz w:val="28"/>
+          <w:szCs w:val="28"/>
+        </w:rPr>
+        <w:t>应用场景：</w:t>
+      </w:r>
+    </w:p>
+    <w:p>
+      <w:pPr>
+        <w:rPr>
+          <w:rFonts w:eastAsiaTheme="minorHAnsi"/>
+          <w:sz w:val="28"/>
+          <w:szCs w:val="28"/>
+        </w:rPr>
+      </w:pPr>
+      <w:r>
+        <w:rPr>
+          <w:rFonts w:eastAsiaTheme="minorHAnsi"/>
+          <w:sz w:val="28"/>
+          <w:szCs w:val="28"/>
+        </w:rPr>
+        <w:lastRenderedPageBreak/>
+        <w:t>发布商品（S-003）：价格输入为边界值（如0.01、99999.99），验证商品能否正常发布；</w:t>
+      </w:r>
+    </w:p>
+    <w:p>
+      <w:pPr>
+        <w:rPr>
+          <w:rFonts w:eastAsiaTheme="minorHAnsi"/>
+          <w:sz w:val="28"/>
+          <w:szCs w:val="28"/>
+        </w:rPr>
+      </w:pPr>
+      <w:r>
+        <w:rPr>
+          <w:rFonts w:eastAsiaTheme="minorHAnsi"/>
+          <w:sz w:val="28"/>
+          <w:szCs w:val="28"/>
+        </w:rPr>
+        <w:t>买家提交信息：电话字段输入最小长度（如 11 位手机号）、地址字段为空（非必填项边界）等。</w:t>
+      </w:r>
+    </w:p>
+    <w:p>
+      <w:pPr>
+        <w:rPr>
+          <w:rFonts w:eastAsiaTheme="minorHAnsi"/>
+          <w:sz w:val="28"/>
+          <w:szCs w:val="28"/>
+        </w:rPr>
+      </w:pPr>
+      <w:r>
+        <w:rPr>
+          <w:rFonts w:eastAsiaTheme="minorHAnsi"/>
+          <w:sz w:val="28"/>
+          <w:szCs w:val="28"/>
+        </w:rPr>
+        <w:t>3. 场景法</w:t>
+      </w:r>
+    </w:p>
+    <w:p>
+      <w:pPr>
+        <w:rPr>
+          <w:rFonts w:eastAsiaTheme="minorHAnsi"/>
+          <w:sz w:val="28"/>
+          <w:szCs w:val="28"/>
+        </w:rPr>
+      </w:pPr>
+      <w:r>
+        <w:rPr>
+          <w:rFonts w:eastAsiaTheme="minorHAnsi"/>
+          <w:sz w:val="28"/>
+          <w:szCs w:val="28"/>
+        </w:rPr>
+        <w:t>核心思想：根据业务流程的场景路径设计用例，覆盖完整的操作流程（包括正常流程和异常流程）。</w:t>
+      </w:r>
+    </w:p>
+    <w:p>
+      <w:pPr>
+        <w:rPr>
+          <w:rFonts w:eastAsiaTheme="minorHAnsi"/>
+          <w:sz w:val="28"/>
+          <w:szCs w:val="28"/>
+        </w:rPr>
+      </w:pPr>
+      <w:r>
+        <w:rPr>
+          <w:rFonts w:eastAsiaTheme="minorHAnsi"/>
+          <w:sz w:val="28"/>
+          <w:szCs w:val="28"/>
+        </w:rPr>
+        <w:t>应用场景：</w:t>
+      </w:r>
+    </w:p>
+    <w:p>
+      <w:pPr>
+        <w:rPr>
+          <w:rFonts w:eastAsiaTheme="minorHAnsi"/>
+          <w:sz w:val="28"/>
+          <w:szCs w:val="28"/>
+        </w:rPr>
+      </w:pPr>
+      <w:r>
+        <w:rPr>
+          <w:rFonts w:eastAsiaTheme="minorHAnsi"/>
+          <w:sz w:val="28"/>
+          <w:szCs w:val="28"/>
+        </w:rPr>
+        <w:t>商品生命周期管理（S-003 至 S-005）：</w:t>
+      </w:r>
+    </w:p>
+    <w:p>
+      <w:pPr>
+        <w:rPr>
+          <w:rFonts w:eastAsiaTheme="minorHAnsi"/>
+          <w:sz w:val="28"/>
+          <w:szCs w:val="28"/>
+        </w:rPr>
+      </w:pPr>
+      <w:r>
+        <w:rPr>
+          <w:rFonts w:eastAsiaTheme="minorHAnsi"/>
+          <w:sz w:val="28"/>
+          <w:szCs w:val="28"/>
+        </w:rPr>
+        <w:t>正常流程：发布商品（S-003）→ 上架（S-004）→ 冻结（S-005）→ 解冻（S-005）→ 下架（S-004），验证每个状态转换的正确性；</w:t>
+      </w:r>
+    </w:p>
+    <w:p>
+      <w:pPr>
+        <w:rPr>
+          <w:rFonts w:eastAsiaTheme="minorHAnsi"/>
+          <w:sz w:val="28"/>
+          <w:szCs w:val="28"/>
+        </w:rPr>
+      </w:pPr>
+      <w:r>
+        <w:rPr>
+          <w:rFonts w:eastAsiaTheme="minorHAnsi"/>
+          <w:sz w:val="28"/>
+          <w:szCs w:val="28"/>
+        </w:rPr>
+        <w:t>购买意向处理流程（S-006 至 S-008 + B-002）：</w:t>
+      </w:r>
+    </w:p>
+    <w:p>
+      <w:pPr>
+        <w:rPr>
+          <w:rFonts w:eastAsiaTheme="minorHAnsi"/>
+          <w:sz w:val="28"/>
+          <w:szCs w:val="28"/>
+        </w:rPr>
+      </w:pPr>
+      <w:r>
+        <w:rPr>
+          <w:rFonts w:eastAsiaTheme="minorHAnsi"/>
+          <w:sz w:val="28"/>
+          <w:szCs w:val="28"/>
+        </w:rPr>
+        <w:t>正常流程：买家提交意向（B-002）→ 卖家查看列表（S-006）→ 处理意向（成功 / 失败，S-007/S-008），验证全流程中商品状态和意向状态的联动更新。</w:t>
+      </w:r>
+    </w:p>
+    <w:p>
+      <w:pPr>
+        <w:rPr>
+          <w:rFonts w:eastAsiaTheme="minorHAnsi"/>
+          <w:sz w:val="28"/>
+          <w:szCs w:val="28"/>
+        </w:rPr>
+      </w:pPr>
+      <w:r>
+        <w:rPr>
+          <w:rFonts w:eastAsiaTheme="minorHAnsi"/>
+          <w:sz w:val="28"/>
+          <w:szCs w:val="28"/>
+        </w:rPr>
+        <w:t>4. 因果图法</w:t>
+      </w:r>
+    </w:p>
+    <w:p>
+      <w:pPr>
+        <w:rPr>
+          <w:rFonts w:eastAsiaTheme="minorHAnsi"/>
+          <w:sz w:val="28"/>
+          <w:szCs w:val="28"/>
+        </w:rPr>
+      </w:pPr>
+      <w:r>
+        <w:rPr>
+          <w:rFonts w:eastAsiaTheme="minorHAnsi"/>
+          <w:sz w:val="28"/>
+          <w:szCs w:val="28"/>
+        </w:rPr>
+        <w:t>核心思想：分析输入条件（因）和输出结果（果）之间的因果关系，设计用例覆盖所有可能的因果组合。</w:t>
+      </w:r>
+    </w:p>
+    <w:p>
+      <w:pPr>
+        <w:rPr>
+          <w:rFonts w:eastAsiaTheme="minorHAnsi"/>
+          <w:sz w:val="28"/>
+          <w:szCs w:val="28"/>
+        </w:rPr>
+      </w:pPr>
+      <w:r>
+        <w:rPr>
+          <w:rFonts w:eastAsiaTheme="minorHAnsi"/>
+          <w:sz w:val="28"/>
+          <w:szCs w:val="28"/>
+        </w:rPr>
+        <w:t>应用场景：</w:t>
+      </w:r>
+    </w:p>
+    <w:p>
+      <w:pPr>
+        <w:rPr>
+          <w:rFonts w:eastAsiaTheme="minorHAnsi"/>
+          <w:sz w:val="28"/>
+          <w:szCs w:val="28"/>
+        </w:rPr>
+      </w:pPr>
+      <w:r>
+        <w:rPr>
+          <w:rFonts w:eastAsiaTheme="minorHAnsi"/>
+          <w:sz w:val="28"/>
+          <w:szCs w:val="28"/>
+        </w:rPr>
+        <w:t>处理购买意向（S-007、S-008）：</w:t>
+      </w:r>
+    </w:p>
+    <w:p>
+      <w:pPr>
+        <w:rPr>
+          <w:rFonts w:eastAsiaTheme="minorHAnsi"/>
+          <w:sz w:val="28"/>
+          <w:szCs w:val="28"/>
+        </w:rPr>
+      </w:pPr>
+      <w:r>
+        <w:rPr>
+          <w:rFonts w:eastAsiaTheme="minorHAnsi"/>
+          <w:sz w:val="28"/>
+          <w:szCs w:val="28"/>
+        </w:rPr>
+        <w:t>因：处理操作（成功 / 失败）；</w:t>
+      </w:r>
+    </w:p>
+    <w:p>
+      <w:pPr>
+        <w:rPr>
+          <w:rFonts w:eastAsiaTheme="minorHAnsi"/>
+          <w:sz w:val="28"/>
+          <w:szCs w:val="28"/>
+        </w:rPr>
+      </w:pPr>
+      <w:r>
+        <w:rPr>
+          <w:rFonts w:eastAsiaTheme="minorHAnsi"/>
+          <w:sz w:val="28"/>
+          <w:szCs w:val="28"/>
+        </w:rPr>
+        <w:t>果：意向状态更新（交易成功 / 失败）+ 商品状态更新（下架 / 解</w:t>
+      </w:r>
+      <w:r>
+        <w:rPr>
+          <w:rFonts w:eastAsiaTheme="minorHAnsi"/>
+          <w:sz w:val="28"/>
+          <w:szCs w:val="28"/>
+        </w:rPr>
+        <w:lastRenderedPageBreak/>
+        <w:t>冻），验证两种因果组合的正确性。</w:t>
+      </w:r>
+    </w:p>
+    <w:p>
+      <w:pPr>
+        <w:rPr>
+          <w:rFonts w:eastAsiaTheme="minorHAnsi"/>
+          <w:sz w:val="28"/>
+          <w:szCs w:val="28"/>
+        </w:rPr>
+      </w:pPr>
+      <w:r>
+        <w:rPr>
+          <w:rFonts w:eastAsiaTheme="minorHAnsi"/>
+          <w:sz w:val="28"/>
+          <w:szCs w:val="28"/>
+        </w:rPr>
+        <w:t>5. 判定表法</w:t>
+      </w:r>
+    </w:p>
+    <w:p>
+      <w:pPr>
+        <w:rPr>
+          <w:rFonts w:eastAsiaTheme="minorHAnsi"/>
+          <w:sz w:val="28"/>
+          <w:szCs w:val="28"/>
+        </w:rPr>
+      </w:pPr>
+      <w:r>
+        <w:rPr>
+          <w:rFonts w:eastAsiaTheme="minorHAnsi"/>
+          <w:sz w:val="28"/>
+          <w:szCs w:val="28"/>
+        </w:rPr>
+        <w:t>核心思想：将输入条件和输出结果以表格形式列出，覆盖所有条件组合对应的结果，适用于多条件决策场景。</w:t>
+      </w:r>
+    </w:p>
+    <w:p>
+      <w:pPr>
+        <w:rPr>
+          <w:rFonts w:eastAsiaTheme="minorHAnsi"/>
+          <w:sz w:val="28"/>
+          <w:szCs w:val="28"/>
+        </w:rPr>
+      </w:pPr>
+      <w:r>
+        <w:rPr>
+          <w:rFonts w:eastAsiaTheme="minorHAnsi"/>
+          <w:sz w:val="28"/>
+          <w:szCs w:val="28"/>
+        </w:rPr>
+        <w:t>应用场景：</w:t>
+      </w:r>
+    </w:p>
+    <w:p>
+      <w:pPr>
+        <w:rPr>
+          <w:rFonts w:eastAsiaTheme="minorHAnsi"/>
+          <w:sz w:val="28"/>
+          <w:szCs w:val="28"/>
+        </w:rPr>
+      </w:pPr>
+      <w:r>
+        <w:rPr>
+          <w:rFonts w:eastAsiaTheme="minorHAnsi"/>
+          <w:sz w:val="28"/>
+          <w:szCs w:val="28"/>
+        </w:rPr>
+        <w:t>商品状态切换（S-004、S-005）：</w:t>
+      </w:r>
+    </w:p>
+    <w:tbl>
+      <w:tblPr>
+        <w:tblW w:w="0" w:type="auto"/>
+        <w:tblInd w:w="1440" w:type="dxa"/>
+        <w:tblBorders>
+          <w:top w:val="single" w:sz="4" w:space="0" w:color="auto"/>
+          <w:left w:val="single" w:sz="4" w:space="0" w:color="auto"/>
+          <w:bottom w:val="single" w:sz="4" w:space="0" w:color="auto"/>
+          <w:right w:val="single" w:sz="4" w:space="0" w:color="auto"/>
+          <w:insideH w:val="single" w:sz="4" w:space="0" w:color="auto"/>
+          <w:insideV w:val="single" w:sz="4" w:space="0" w:color="auto"/>
+        </w:tblBorders>
+        <w:tblCellMar>
+          <w:left w:w="0" w:type="dxa"/>
+          <w:right w:w="0" w:type="dxa"/>
+        </w:tblCellMar>
+        <w:tblLook w:val="04A0" w:firstRow="1" w:lastRow="0" w:firstColumn="1" w:lastColumn="0" w:noHBand="0" w:noVBand="1"/>
+      </w:tblPr>
+      <w:tblGrid>
+        <w:gridCol w:w="1660"/>
+        <w:gridCol w:w="2220"/>
+        <w:gridCol w:w="2220"/>
+      </w:tblGrid>
+      <w:tr>
+        <w:trPr>
+          <w:tblHeader/>
+        </w:trPr>
+        <w:tc>
+          <w:tcPr>
+            <w:tcW w:w="0" w:type="auto"/>
+            <w:shd w:val="clear" w:color="auto" w:fill="F2F2F2"/>
+            <w:tcMar>
+              <w:top w:w="180" w:type="dxa"/>
+              <w:left w:w="270" w:type="dxa"/>
+              <w:bottom w:w="180" w:type="dxa"/>
+              <w:right w:w="270" w:type="dxa"/>
+            </w:tcMar>
+            <w:vAlign w:val="center"/>
+            <w:hideMark/>
+          </w:tcPr>
+          <w:p>
+            <w:pPr>
+              <w:rPr>
+                <w:rFonts w:eastAsiaTheme="minorHAnsi"/>
+                <w:sz w:val="28"/>
+                <w:szCs w:val="28"/>
+              </w:rPr>
+            </w:pPr>
+            <w:r>
+              <w:rPr>
+                <w:rFonts w:eastAsiaTheme="minorHAnsi"/>
+                <w:sz w:val="28"/>
+                <w:szCs w:val="28"/>
+              </w:rPr>
+              <w:t>输入操作</w:t>
+            </w:r>
+          </w:p>
+        </w:tc>
+        <w:tc>
+          <w:tcPr>
+            <w:tcW w:w="0" w:type="auto"/>
+            <w:shd w:val="clear" w:color="auto" w:fill="F2F2F2"/>
+            <w:tcMar>
+              <w:top w:w="180" w:type="dxa"/>
+              <w:left w:w="270" w:type="dxa"/>
+              <w:bottom w:w="180" w:type="dxa"/>
+              <w:right w:w="270" w:type="dxa"/>
+            </w:tcMar>
+            <w:vAlign w:val="center"/>
+            <w:hideMark/>
+          </w:tcPr>
+          <w:p>
+            <w:pPr>
+              <w:rPr>
+                <w:rFonts w:eastAsiaTheme="minorHAnsi"/>
+                <w:sz w:val="28"/>
+                <w:szCs w:val="28"/>
+              </w:rPr>
+            </w:pPr>
+            <w:r>
+              <w:rPr>
+                <w:rFonts w:eastAsiaTheme="minorHAnsi"/>
+                <w:sz w:val="28"/>
+                <w:szCs w:val="28"/>
+              </w:rPr>
+              <w:t>商品当前状态</w:t>
+            </w:r>
+          </w:p>
+        </w:tc>
+        <w:tc>
+          <w:tcPr>
+            <w:tcW w:w="0" w:type="auto"/>
+            <w:shd w:val="clear" w:color="auto" w:fill="F2F2F2"/>
+            <w:tcMar>
+              <w:top w:w="180" w:type="dxa"/>
+              <w:left w:w="270" w:type="dxa"/>
+              <w:bottom w:w="180" w:type="dxa"/>
+              <w:right w:w="270" w:type="dxa"/>
+            </w:tcMar>
+            <w:vAlign w:val="center"/>
+            <w:hideMark/>
+          </w:tcPr>
+          <w:p>
+            <w:pPr>
+              <w:rPr>
+                <w:rFonts w:eastAsiaTheme="minorHAnsi"/>
+                <w:sz w:val="28"/>
+                <w:szCs w:val="28"/>
+              </w:rPr>
+            </w:pPr>
+            <w:r>
+              <w:rPr>
+                <w:rFonts w:eastAsiaTheme="minorHAnsi"/>
+                <w:sz w:val="28"/>
+                <w:szCs w:val="28"/>
+              </w:rPr>
+              <w:t>预期结果状态</w:t>
+            </w:r>
+          </w:p>
+        </w:tc>
+      </w:tr>
+      <w:tr>
+        <w:tc>
+          <w:tcPr>
+            <w:tcW w:w="0" w:type="auto"/>
+            <w:tcMar>
+              <w:top w:w="180" w:type="dxa"/>
+              <w:left w:w="270" w:type="dxa"/>
+              <w:bottom w:w="180" w:type="dxa"/>
+              <w:right w:w="270" w:type="dxa"/>
+            </w:tcMar>
+            <w:vAlign w:val="center"/>
+            <w:hideMark/>
+          </w:tcPr>
+          <w:p>
+            <w:pPr>
+              <w:rPr>
+                <w:rFonts w:eastAsiaTheme="minorHAnsi"/>
+                <w:sz w:val="28"/>
+                <w:szCs w:val="28"/>
+              </w:rPr>
+            </w:pPr>
+            <w:r>
+              <w:rPr>
+                <w:rFonts w:eastAsiaTheme="minorHAnsi"/>
+                <w:sz w:val="28"/>
+                <w:szCs w:val="28"/>
+              </w:rPr>
+              <w:t>上架按钮</w:t>
+            </w:r>
+          </w:p>
+        </w:tc>
+        <w:tc>
+          <w:tcPr>
+            <w:tcW w:w="0" w:type="auto"/>
+            <w:tcMar>
+              <w:top w:w="180" w:type="dxa"/>
+              <w:left w:w="270" w:type="dxa"/>
+              <w:bottom w:w="180" w:type="dxa"/>
+              <w:right w:w="270" w:type="dxa"/>
+            </w:tcMar>
+            <w:vAlign w:val="center"/>
+            <w:hideMark/>
+          </w:tcPr>
+          <w:p>
+            <w:pPr>
+              <w:rPr>
+                <w:rFonts w:eastAsiaTheme="minorHAnsi"/>
+                <w:sz w:val="28"/>
+                <w:szCs w:val="28"/>
+              </w:rPr>
+            </w:pPr>
+            <w:r>
+              <w:rPr>
+                <w:rFonts w:eastAsiaTheme="minorHAnsi"/>
+                <w:sz w:val="28"/>
+                <w:szCs w:val="28"/>
+              </w:rPr>
+              <w:t>下架</w:t>
+            </w:r>
+          </w:p>
+        </w:tc>
+        <w:tc>
+          <w:tcPr>
+            <w:tcW w:w="0" w:type="auto"/>
+            <w:tcMar>
+              <w:top w:w="180" w:type="dxa"/>
+              <w:left w:w="270" w:type="dxa"/>
+              <w:bottom w:w="180" w:type="dxa"/>
+              <w:right w:w="270" w:type="dxa"/>
+            </w:tcMar>
+            <w:vAlign w:val="center"/>
+            <w:hideMark/>
+          </w:tcPr>
+          <w:p>
+            <w:pPr>
+              <w:rPr>
+                <w:rFonts w:eastAsiaTheme="minorHAnsi"/>
+                <w:sz w:val="28"/>
+                <w:szCs w:val="28"/>
+              </w:rPr>
+            </w:pPr>
+            <w:r>
+              <w:rPr>
+                <w:rFonts w:eastAsiaTheme="minorHAnsi"/>
+                <w:sz w:val="28"/>
+                <w:szCs w:val="28"/>
+              </w:rPr>
+              <w:t>在售</w:t>
+            </w:r>
+          </w:p>
+        </w:tc>
+      </w:tr>
+      <w:tr>
+        <w:tc>
+          <w:tcPr>
+            <w:tcW w:w="0" w:type="auto"/>
+            <w:tcMar>
+              <w:top w:w="180" w:type="dxa"/>
+              <w:left w:w="270" w:type="dxa"/>
+              <w:bottom w:w="180" w:type="dxa"/>
+              <w:right w:w="270" w:type="dxa"/>
+            </w:tcMar>
+            <w:vAlign w:val="center"/>
+            <w:hideMark/>
+          </w:tcPr>
+          <w:p>
+            <w:pPr>
+              <w:rPr>
+                <w:rFonts w:eastAsiaTheme="minorHAnsi"/>
+                <w:sz w:val="28"/>
+                <w:szCs w:val="28"/>
+              </w:rPr>
+            </w:pPr>
+            <w:r>
+              <w:rPr>
+                <w:rFonts w:eastAsiaTheme="minorHAnsi"/>
+                <w:sz w:val="28"/>
+                <w:szCs w:val="28"/>
+              </w:rPr>
+              <w:t>下架按钮</w:t>
+            </w:r>
+          </w:p>
+        </w:tc>
+        <w:tc>
+          <w:tcPr>
+            <w:tcW w:w="0" w:type="auto"/>
+            <w:tcMar>
+              <w:top w:w="180" w:type="dxa"/>
+              <w:left w:w="270" w:type="dxa"/>
+              <w:bottom w:w="180" w:type="dxa"/>
+              <w:right w:w="270" w:type="dxa"/>
+            </w:tcMar>
+            <w:vAlign w:val="center"/>
+            <w:hideMark/>
+          </w:tcPr>
+          <w:p>
+            <w:pPr>
+              <w:rPr>
+                <w:rFonts w:eastAsiaTheme="minorHAnsi"/>
+                <w:sz w:val="28"/>
+                <w:szCs w:val="28"/>
+              </w:rPr>
+            </w:pPr>
+            <w:r>
+              <w:rPr>
+                <w:rFonts w:eastAsiaTheme="minorHAnsi"/>
+                <w:sz w:val="28"/>
+                <w:szCs w:val="28"/>
+              </w:rPr>
+              <w:t>在售</w:t>
+            </w:r>
+          </w:p>
+        </w:tc>
+        <w:tc>
+          <w:tcPr>
+            <w:tcW w:w="0" w:type="auto"/>
+            <w:tcMar>
+              <w:top w:w="180" w:type="dxa"/>
+              <w:left w:w="270" w:type="dxa"/>
+              <w:bottom w:w="180" w:type="dxa"/>
+              <w:right w:w="270" w:type="dxa"/>
+            </w:tcMar>
+            <w:vAlign w:val="center"/>
+            <w:hideMark/>
+          </w:tcPr>
+          <w:p>
+            <w:pPr>
+              <w:rPr>
+                <w:rFonts w:eastAsiaTheme="minorHAnsi"/>
+                <w:sz w:val="28"/>
+                <w:szCs w:val="28"/>
+              </w:rPr>
+            </w:pPr>
+            <w:r>
+              <w:rPr>
+                <w:rFonts w:eastAsiaTheme="minorHAnsi"/>
+                <w:sz w:val="28"/>
+                <w:szCs w:val="28"/>
+              </w:rPr>
+              <w:t>下架</w:t>
+            </w:r>
+          </w:p>
+        </w:tc>
+      </w:tr>
+      <w:tr>
+        <w:tc>
+          <w:tcPr>
+            <w:tcW w:w="0" w:type="auto"/>
+            <w:tcMar>
+              <w:top w:w="180" w:type="dxa"/>
+              <w:left w:w="270" w:type="dxa"/>
+              <w:bottom w:w="180" w:type="dxa"/>
+              <w:right w:w="270" w:type="dxa"/>
+            </w:tcMar>
+            <w:vAlign w:val="center"/>
+            <w:hideMark/>
+          </w:tcPr>
+          <w:p>
+            <w:pPr>
+              <w:rPr>
+                <w:rFonts w:eastAsiaTheme="minorHAnsi"/>
+                <w:sz w:val="28"/>
+                <w:szCs w:val="28"/>
+              </w:rPr>
+            </w:pPr>
+            <w:r>
+              <w:rPr>
+                <w:rFonts w:eastAsiaTheme="minorHAnsi"/>
+                <w:sz w:val="28"/>
+                <w:szCs w:val="28"/>
+              </w:rPr>
+              <w:t>冻结按钮</w:t>
+            </w:r>
+          </w:p>
+        </w:tc>
+        <w:tc>
+          <w:tcPr>
+            <w:tcW w:w="0" w:type="auto"/>
+            <w:tcMar>
+              <w:top w:w="180" w:type="dxa"/>
+              <w:left w:w="270" w:type="dxa"/>
+              <w:bottom w:w="180" w:type="dxa"/>
+              <w:right w:w="270" w:type="dxa"/>
+            </w:tcMar>
+            <w:vAlign w:val="center"/>
+            <w:hideMark/>
+          </w:tcPr>
+          <w:p>
+            <w:pPr>
+              <w:rPr>
+                <w:rFonts w:eastAsiaTheme="minorHAnsi"/>
+                <w:sz w:val="28"/>
+                <w:szCs w:val="28"/>
+              </w:rPr>
+            </w:pPr>
+            <w:r>
+              <w:rPr>
+                <w:rFonts w:eastAsiaTheme="minorHAnsi"/>
+                <w:sz w:val="28"/>
+                <w:szCs w:val="28"/>
+              </w:rPr>
+              <w:t>正常</w:t>
+            </w:r>
+          </w:p>
+        </w:tc>
+        <w:tc>
+          <w:tcPr>
+            <w:tcW w:w="0" w:type="auto"/>
+            <w:tcMar>
+              <w:top w:w="180" w:type="dxa"/>
+              <w:left w:w="270" w:type="dxa"/>
+              <w:bottom w:w="180" w:type="dxa"/>
+              <w:right w:w="270" w:type="dxa"/>
+            </w:tcMar>
+            <w:vAlign w:val="center"/>
+            <w:hideMark/>
+          </w:tcPr>
+          <w:p>
+            <w:pPr>
+              <w:rPr>
+                <w:rFonts w:eastAsiaTheme="minorHAnsi"/>
+                <w:sz w:val="28"/>
+                <w:szCs w:val="28"/>
+              </w:rPr>
+            </w:pPr>
+            <w:r>
+              <w:rPr>
+                <w:rFonts w:eastAsiaTheme="minorHAnsi"/>
+                <w:sz w:val="28"/>
+                <w:szCs w:val="28"/>
+              </w:rPr>
+              <w:t>已冻结</w:t>
+            </w:r>
+          </w:p>
+        </w:tc>
+      </w:tr>
+      <w:tr>
+        <w:tc>
+          <w:tcPr>
+            <w:tcW w:w="0" w:type="auto"/>
+            <w:tcMar>
+              <w:top w:w="180" w:type="dxa"/>
+              <w:left w:w="270" w:type="dxa"/>
+              <w:bottom w:w="180" w:type="dxa"/>
+              <w:right w:w="270" w:type="dxa"/>
+            </w:tcMar>
+            <w:vAlign w:val="center"/>
+            <w:hideMark/>
+          </w:tcPr>
+          <w:p>
+            <w:pPr>
+              <w:rPr>
+                <w:rFonts w:eastAsiaTheme="minorHAnsi"/>
+                <w:sz w:val="28"/>
+                <w:szCs w:val="28"/>
+              </w:rPr>
+            </w:pPr>
+            <w:r>
+              <w:rPr>
+                <w:rFonts w:eastAsiaTheme="minorHAnsi"/>
+                <w:sz w:val="28"/>
+                <w:szCs w:val="28"/>
+              </w:rPr>
+              <w:t>解冻按钮</w:t>
+            </w:r>
+          </w:p>
+        </w:tc>
+        <w:tc>
+          <w:tcPr>
+            <w:tcW w:w="0" w:type="auto"/>
+            <w:tcMar>
+              <w:top w:w="180" w:type="dxa"/>
+              <w:left w:w="270" w:type="dxa"/>
+              <w:bottom w:w="180" w:type="dxa"/>
+              <w:right w:w="270" w:type="dxa"/>
+            </w:tcMar>
+            <w:vAlign w:val="center"/>
+            <w:hideMark/>
+          </w:tcPr>
+          <w:p>
+            <w:pPr>
+              <w:rPr>
+                <w:rFonts w:eastAsiaTheme="minorHAnsi"/>
+                <w:sz w:val="28"/>
+                <w:szCs w:val="28"/>
+              </w:rPr>
+            </w:pPr>
+            <w:r>
+              <w:rPr>
+                <w:rFonts w:eastAsiaTheme="minorHAnsi"/>
+                <w:sz w:val="28"/>
+                <w:szCs w:val="28"/>
+              </w:rPr>
+              <w:t>已冻结</w:t>
+            </w:r>
+          </w:p>
+        </w:tc>
+        <w:tc>
+          <w:tcPr>
+            <w:tcW w:w="0" w:type="auto"/>
+            <w:tcMar>
+              <w:top w:w="180" w:type="dxa"/>
+              <w:left w:w="270" w:type="dxa"/>
+              <w:bottom w:w="180" w:type="dxa"/>
+              <w:right w:w="270" w:type="dxa"/>
+            </w:tcMar>
+            <w:vAlign w:val="center"/>
+            <w:hideMark/>
+          </w:tcPr>
+          <w:p>
+            <w:pPr>
+              <w:rPr>
+                <w:rFonts w:eastAsiaTheme="minorHAnsi"/>
+                <w:sz w:val="28"/>
+                <w:szCs w:val="28"/>
+              </w:rPr>
+            </w:pPr>
+            <w:r>
+              <w:rPr>
+                <w:rFonts w:eastAsiaTheme="minorHAnsi"/>
+                <w:sz w:val="28"/>
+                <w:szCs w:val="28"/>
+              </w:rPr>
+              <w:t>正常</w:t>
+            </w:r>
+          </w:p>
+        </w:tc>
+      </w:tr>
+    </w:tbl>
+    <w:p>
+      <w:pPr>
+        <w:rPr>
+          <w:rFonts w:eastAsiaTheme="minorHAnsi"/>
+          <w:sz w:val="28"/>
+          <w:szCs w:val="28"/>
+        </w:rPr>
+      </w:pPr>
+      <w:r>
+        <w:rPr>
+          <w:rFonts w:eastAsiaTheme="minorHAnsi"/>
+          <w:sz w:val="28"/>
+          <w:szCs w:val="28"/>
+        </w:rPr>
+        <w:t>6. 功能覆盖法</w:t>
+      </w:r>
+    </w:p>
+    <w:p>
+      <w:pPr>
+        <w:rPr>
+          <w:rFonts w:eastAsiaTheme="minorHAnsi"/>
+          <w:sz w:val="28"/>
+          <w:szCs w:val="28"/>
+        </w:rPr>
+      </w:pPr>
+      <w:r>
+        <w:rPr>
+          <w:rFonts w:eastAsiaTheme="minorHAnsi"/>
+          <w:sz w:val="28"/>
+          <w:szCs w:val="28"/>
+        </w:rPr>
+        <w:t>核心思想：基于功能点的完整性设计用例，确保每个功能模块的核心操作都被覆盖。</w:t>
+      </w:r>
+    </w:p>
+    <w:p>
+      <w:pPr>
+        <w:rPr>
+          <w:rFonts w:eastAsiaTheme="minorHAnsi"/>
+          <w:sz w:val="28"/>
+          <w:szCs w:val="28"/>
+        </w:rPr>
+      </w:pPr>
+      <w:r>
+        <w:rPr>
+          <w:rFonts w:eastAsiaTheme="minorHAnsi"/>
+          <w:sz w:val="28"/>
+          <w:szCs w:val="28"/>
+        </w:rPr>
+        <w:t>应用场景：</w:t>
+      </w:r>
+    </w:p>
+    <w:p>
+      <w:pPr>
+        <w:rPr>
+          <w:rFonts w:eastAsiaTheme="minorHAnsi"/>
+          <w:sz w:val="28"/>
+          <w:szCs w:val="28"/>
+        </w:rPr>
+      </w:pPr>
+      <w:r>
+        <w:rPr>
+          <w:rFonts w:eastAsiaTheme="minorHAnsi"/>
+          <w:sz w:val="28"/>
+          <w:szCs w:val="28"/>
+        </w:rPr>
+        <w:t>卖家模块：覆盖登录、商品管理（发布 / 上下架 / 冻结）、购买意向处理等所有核心功能；</w:t>
+      </w:r>
+    </w:p>
+    <w:p>
+      <w:pPr>
+        <w:rPr>
+          <w:rFonts w:eastAsiaTheme="minorHAnsi"/>
+          <w:sz w:val="28"/>
+          <w:szCs w:val="28"/>
+        </w:rPr>
+      </w:pPr>
+      <w:r>
+        <w:rPr>
+          <w:rFonts w:eastAsiaTheme="minorHAnsi"/>
+          <w:sz w:val="28"/>
+          <w:szCs w:val="28"/>
+        </w:rPr>
+        <w:t>买家模块：覆盖商品查看、详情浏览、提交购买意向等核心功能，确保无功能遗漏。</w:t>
+      </w:r>
+    </w:p>
+    <w:p>
+      <w:pPr>
+        <w:rPr>
+          <w:b/>
+          <w:bCs/>
+          <w:sz w:val="28"/>
+          <w:szCs w:val="28"/>
+        </w:rPr>
+      </w:pPr>
+    </w:p>
+    <w:p>
+      <w:pPr>
+        <w:rPr>
+          <w:rFonts w:hint="eastAsia"/>
+          <w:b/>
+          <w:bCs/>
+          <w:sz w:val="32"/>
+          <w:szCs w:val="32"/>
+        </w:rPr>
+      </w:pPr>
+      <w:r>
+        <w:rPr>
+          <w:rFonts w:hint="eastAsia"/>
+          <w:b/>
+          <w:bCs/>
+          <w:sz w:val="32"/>
+          <w:szCs w:val="32"/>
+        </w:rPr>
+        <w:t>3.2</w:t>
+      </w:r>
+      <w:r>
+        <w:rPr>
+          <w:rFonts w:hint="eastAsia"/>
+          <w:b/>
+          <w:bCs/>
+          <w:sz w:val="32"/>
+          <w:szCs w:val="32"/>
+        </w:rPr>
+        <w:t>功能</w:t>
+      </w:r>
+      <w:r>
+        <w:rPr>
+          <w:b/>
+          <w:bCs/>
+          <w:sz w:val="32"/>
+          <w:szCs w:val="32"/>
+        </w:rPr>
+        <w:t>测试</w:t>
+      </w:r>
+      <w:r>
+        <w:rPr>
+          <w:rFonts w:hint="eastAsia"/>
+          <w:b/>
+          <w:bCs/>
+          <w:sz w:val="32"/>
+          <w:szCs w:val="32"/>
+        </w:rPr>
+        <w:t>用例清单</w:t>
+      </w:r>
+    </w:p>
+    <w:p>
+      <w:pPr>
+        <w:rPr>
+          <w:rFonts w:hint="eastAsia"/>
           <w:b/>
           <w:bCs/>
           <w:sz w:val="24"/>
@@ -5496,6 +9391,7 @@
           <w:p>
             <w:pPr>
               <w:rPr>
+                <w:rFonts w:hint="eastAsia"/>
                 <w:sz w:val="22"/>
               </w:rPr>
             </w:pPr>
@@ -5523,6 +9419,7 @@
           <w:p>
             <w:pPr>
               <w:rPr>
+                <w:rFonts w:hint="eastAsia"/>
                 <w:sz w:val="22"/>
               </w:rPr>
             </w:pPr>
@@ -5550,6 +9447,7 @@
           <w:p>
             <w:pPr>
               <w:rPr>
+                <w:rFonts w:hint="eastAsia"/>
                 <w:sz w:val="22"/>
               </w:rPr>
             </w:pPr>
@@ -5577,6 +9475,7 @@
           <w:p>
             <w:pPr>
               <w:rPr>
+                <w:rFonts w:hint="eastAsia"/>
                 <w:sz w:val="22"/>
               </w:rPr>
             </w:pPr>
@@ -5604,6 +9503,7 @@
           <w:p>
             <w:pPr>
               <w:rPr>
+                <w:rFonts w:hint="eastAsia"/>
                 <w:sz w:val="22"/>
               </w:rPr>
             </w:pPr>
@@ -5633,6 +9533,7 @@
           <w:p>
             <w:pPr>
               <w:rPr>
+                <w:rFonts w:hint="eastAsia"/>
                 <w:sz w:val="22"/>
               </w:rPr>
             </w:pPr>
@@ -5660,6 +9561,7 @@
           <w:p>
             <w:pPr>
               <w:rPr>
+                <w:rFonts w:hint="eastAsia"/>
                 <w:sz w:val="22"/>
               </w:rPr>
             </w:pPr>
@@ -5735,6 +9637,7 @@
           <w:p>
             <w:pPr>
               <w:rPr>
+                <w:rFonts w:hint="eastAsia"/>
                 <w:sz w:val="22"/>
               </w:rPr>
             </w:pPr>
@@ -5762,6 +9665,7 @@
           <w:p>
             <w:pPr>
               <w:rPr>
+                <w:rFonts w:hint="eastAsia"/>
                 <w:sz w:val="22"/>
               </w:rPr>
             </w:pPr>
@@ -5791,6 +9695,7 @@
           <w:p>
             <w:pPr>
               <w:rPr>
+                <w:rFonts w:hint="eastAsia"/>
                 <w:sz w:val="22"/>
               </w:rPr>
             </w:pPr>
@@ -5818,6 +9723,7 @@
           <w:p>
             <w:pPr>
               <w:rPr>
+                <w:rFonts w:hint="eastAsia"/>
                 <w:sz w:val="22"/>
               </w:rPr>
             </w:pPr>
@@ -5845,6 +9751,7 @@
           <w:p>
             <w:pPr>
               <w:rPr>
+                <w:rFonts w:hint="eastAsia"/>
                 <w:sz w:val="22"/>
               </w:rPr>
             </w:pPr>
@@ -5872,6 +9779,7 @@
           <w:p>
             <w:pPr>
               <w:rPr>
+                <w:rFonts w:hint="eastAsia"/>
                 <w:sz w:val="22"/>
               </w:rPr>
             </w:pPr>
@@ -5899,6 +9807,7 @@
           <w:p>
             <w:pPr>
               <w:rPr>
+                <w:rFonts w:hint="eastAsia"/>
                 <w:sz w:val="22"/>
               </w:rPr>
             </w:pPr>
@@ -5928,6 +9837,7 @@
           <w:p>
             <w:pPr>
               <w:rPr>
+                <w:rFonts w:hint="eastAsia"/>
                 <w:sz w:val="22"/>
               </w:rPr>
             </w:pPr>
@@ -5955,6 +9865,7 @@
           <w:p>
             <w:pPr>
               <w:rPr>
+                <w:rFonts w:hint="eastAsia"/>
                 <w:sz w:val="22"/>
               </w:rPr>
             </w:pPr>
@@ -5982,6 +9893,7 @@
           <w:p>
             <w:pPr>
               <w:rPr>
+                <w:rFonts w:hint="eastAsia"/>
                 <w:sz w:val="22"/>
               </w:rPr>
             </w:pPr>
@@ -6009,6 +9921,7 @@
           <w:p>
             <w:pPr>
               <w:rPr>
+                <w:rFonts w:hint="eastAsia"/>
                 <w:sz w:val="22"/>
               </w:rPr>
             </w:pPr>
@@ -6036,6 +9949,7 @@
           <w:p>
             <w:pPr>
               <w:rPr>
+                <w:rFonts w:hint="eastAsia"/>
                 <w:sz w:val="22"/>
               </w:rPr>
             </w:pPr>
@@ -6065,14 +9979,14 @@
           <w:p>
             <w:pPr>
               <w:rPr>
-                <w:sz w:val="22"/>
-              </w:rPr>
-            </w:pPr>
-            <w:r>
-              <w:rPr>
-                <w:sz w:val="22"/>
-              </w:rPr>
-              <w:lastRenderedPageBreak/>
+                <w:rFonts w:hint="eastAsia"/>
+                <w:sz w:val="22"/>
+              </w:rPr>
+            </w:pPr>
+            <w:r>
+              <w:rPr>
+                <w:sz w:val="22"/>
+              </w:rPr>
               <w:t>S-004</w:t>
             </w:r>
           </w:p>
@@ -6093,6 +10007,7 @@
           <w:p>
             <w:pPr>
               <w:rPr>
+                <w:rFonts w:hint="eastAsia"/>
                 <w:sz w:val="22"/>
               </w:rPr>
             </w:pPr>
@@ -6120,6 +10035,7 @@
           <w:p>
             <w:pPr>
               <w:rPr>
+                <w:rFonts w:hint="eastAsia"/>
                 <w:sz w:val="22"/>
               </w:rPr>
             </w:pPr>
@@ -6147,6 +10063,7 @@
           <w:p>
             <w:pPr>
               <w:rPr>
+                <w:rFonts w:hint="eastAsia"/>
                 <w:sz w:val="22"/>
               </w:rPr>
             </w:pPr>
@@ -6174,6 +10091,7 @@
           <w:p>
             <w:pPr>
               <w:rPr>
+                <w:rFonts w:hint="eastAsia"/>
                 <w:sz w:val="22"/>
               </w:rPr>
             </w:pPr>
@@ -6203,6 +10121,7 @@
           <w:p>
             <w:pPr>
               <w:rPr>
+                <w:rFonts w:hint="eastAsia"/>
                 <w:sz w:val="22"/>
               </w:rPr>
             </w:pPr>
@@ -6230,6 +10149,7 @@
           <w:p>
             <w:pPr>
               <w:rPr>
+                <w:rFonts w:hint="eastAsia"/>
                 <w:sz w:val="22"/>
               </w:rPr>
             </w:pPr>
@@ -6257,6 +10177,7 @@
           <w:p>
             <w:pPr>
               <w:rPr>
+                <w:rFonts w:hint="eastAsia"/>
                 <w:sz w:val="22"/>
               </w:rPr>
             </w:pPr>
@@ -6284,6 +10205,7 @@
           <w:p>
             <w:pPr>
               <w:rPr>
+                <w:rFonts w:hint="eastAsia"/>
                 <w:sz w:val="22"/>
               </w:rPr>
             </w:pPr>
@@ -6311,6 +10233,7 @@
           <w:p>
             <w:pPr>
               <w:rPr>
+                <w:rFonts w:hint="eastAsia"/>
                 <w:sz w:val="22"/>
               </w:rPr>
             </w:pPr>
@@ -6340,6 +10263,7 @@
           <w:p>
             <w:pPr>
               <w:rPr>
+                <w:rFonts w:hint="eastAsia"/>
                 <w:sz w:val="22"/>
               </w:rPr>
             </w:pPr>
@@ -6367,6 +10291,7 @@
           <w:p>
             <w:pPr>
               <w:rPr>
+                <w:rFonts w:hint="eastAsia"/>
                 <w:sz w:val="22"/>
               </w:rPr>
             </w:pPr>
@@ -6423,6 +10348,7 @@
           <w:p>
             <w:pPr>
               <w:rPr>
+                <w:rFonts w:hint="eastAsia"/>
                 <w:sz w:val="22"/>
               </w:rPr>
             </w:pPr>
@@ -6450,6 +10376,7 @@
           <w:p>
             <w:pPr>
               <w:rPr>
+                <w:rFonts w:hint="eastAsia"/>
                 <w:sz w:val="22"/>
               </w:rPr>
             </w:pPr>
@@ -6479,6 +10406,7 @@
           <w:p>
             <w:pPr>
               <w:rPr>
+                <w:rFonts w:hint="eastAsia"/>
                 <w:sz w:val="22"/>
               </w:rPr>
             </w:pPr>
@@ -6506,6 +10434,7 @@
           <w:p>
             <w:pPr>
               <w:rPr>
+                <w:rFonts w:hint="eastAsia"/>
                 <w:sz w:val="22"/>
               </w:rPr>
             </w:pPr>
@@ -6533,6 +10462,7 @@
           <w:p>
             <w:pPr>
               <w:rPr>
+                <w:rFonts w:hint="eastAsia"/>
                 <w:sz w:val="22"/>
               </w:rPr>
             </w:pPr>
@@ -6560,6 +10490,7 @@
           <w:p>
             <w:pPr>
               <w:rPr>
+                <w:rFonts w:hint="eastAsia"/>
                 <w:sz w:val="22"/>
               </w:rPr>
             </w:pPr>
@@ -6587,6 +10518,7 @@
           <w:p>
             <w:pPr>
               <w:rPr>
+                <w:rFonts w:hint="eastAsia"/>
                 <w:sz w:val="22"/>
               </w:rPr>
             </w:pPr>
@@ -6616,6 +10548,7 @@
           <w:p>
             <w:pPr>
               <w:rPr>
+                <w:rFonts w:hint="eastAsia"/>
                 <w:sz w:val="22"/>
               </w:rPr>
             </w:pPr>
@@ -6643,6 +10576,7 @@
           <w:p>
             <w:pPr>
               <w:rPr>
+                <w:rFonts w:hint="eastAsia"/>
                 <w:sz w:val="22"/>
               </w:rPr>
             </w:pPr>
@@ -6670,6 +10604,7 @@
           <w:p>
             <w:pPr>
               <w:rPr>
+                <w:rFonts w:hint="eastAsia"/>
                 <w:sz w:val="22"/>
               </w:rPr>
             </w:pPr>
@@ -6697,6 +10632,7 @@
           <w:p>
             <w:pPr>
               <w:rPr>
+                <w:rFonts w:hint="eastAsia"/>
                 <w:sz w:val="22"/>
               </w:rPr>
             </w:pPr>
@@ -6724,6 +10660,7 @@
           <w:p>
             <w:pPr>
               <w:rPr>
+                <w:rFonts w:hint="eastAsia"/>
                 <w:sz w:val="22"/>
               </w:rPr>
             </w:pPr>
@@ -6740,6 +10677,7 @@
     <w:p>
       <w:pPr>
         <w:rPr>
+          <w:rFonts w:hint="eastAsia"/>
           <w:b/>
           <w:bCs/>
           <w:sz w:val="22"/>
@@ -6799,6 +10737,7 @@
           <w:p>
             <w:pPr>
               <w:rPr>
+                <w:rFonts w:hint="eastAsia"/>
                 <w:b/>
                 <w:bCs/>
                 <w:szCs w:val="21"/>
@@ -6810,6 +10749,7 @@
                 <w:bCs/>
                 <w:szCs w:val="21"/>
               </w:rPr>
+              <w:lastRenderedPageBreak/>
               <w:t>测试 ID</w:t>
             </w:r>
           </w:p>
@@ -6830,6 +10770,7 @@
           <w:p>
             <w:pPr>
               <w:rPr>
+                <w:rFonts w:hint="eastAsia"/>
                 <w:b/>
                 <w:bCs/>
                 <w:szCs w:val="21"/>
@@ -6861,6 +10802,7 @@
           <w:p>
             <w:pPr>
               <w:rPr>
+                <w:rFonts w:hint="eastAsia"/>
                 <w:b/>
                 <w:bCs/>
                 <w:szCs w:val="21"/>
@@ -6892,6 +10834,7 @@
           <w:p>
             <w:pPr>
               <w:rPr>
+                <w:rFonts w:hint="eastAsia"/>
                 <w:b/>
                 <w:bCs/>
                 <w:szCs w:val="21"/>
@@ -6923,6 +10866,7 @@
           <w:p>
             <w:pPr>
               <w:rPr>
+                <w:rFonts w:hint="eastAsia"/>
                 <w:b/>
                 <w:bCs/>
                 <w:szCs w:val="21"/>
@@ -6956,6 +10900,7 @@
           <w:p>
             <w:pPr>
               <w:rPr>
+                <w:rFonts w:hint="eastAsia"/>
                 <w:szCs w:val="21"/>
               </w:rPr>
             </w:pPr>
@@ -6983,6 +10928,7 @@
           <w:p>
             <w:pPr>
               <w:rPr>
+                <w:rFonts w:hint="eastAsia"/>
                 <w:szCs w:val="21"/>
               </w:rPr>
             </w:pPr>
@@ -7010,6 +10956,7 @@
           <w:p>
             <w:pPr>
               <w:rPr>
+                <w:rFonts w:hint="eastAsia"/>
                 <w:szCs w:val="21"/>
               </w:rPr>
             </w:pPr>
@@ -7037,6 +10984,7 @@
           <w:p>
             <w:pPr>
               <w:rPr>
+                <w:rFonts w:hint="eastAsia"/>
                 <w:szCs w:val="21"/>
               </w:rPr>
             </w:pPr>
@@ -7064,6 +11012,7 @@
           <w:p>
             <w:pPr>
               <w:rPr>
+                <w:rFonts w:hint="eastAsia"/>
                 <w:szCs w:val="21"/>
               </w:rPr>
             </w:pPr>
@@ -7093,6 +11042,7 @@
           <w:p>
             <w:pPr>
               <w:rPr>
+                <w:rFonts w:hint="eastAsia"/>
                 <w:szCs w:val="21"/>
               </w:rPr>
             </w:pPr>
@@ -7120,6 +11070,7 @@
           <w:p>
             <w:pPr>
               <w:rPr>
+                <w:rFonts w:hint="eastAsia"/>
                 <w:szCs w:val="21"/>
               </w:rPr>
             </w:pPr>
@@ -7147,6 +11098,7 @@
           <w:p>
             <w:pPr>
               <w:rPr>
+                <w:rFonts w:hint="eastAsia"/>
                 <w:szCs w:val="21"/>
               </w:rPr>
             </w:pPr>
@@ -7174,6 +11126,7 @@
           <w:p>
             <w:pPr>
               <w:rPr>
+                <w:rFonts w:hint="eastAsia"/>
                 <w:szCs w:val="21"/>
               </w:rPr>
             </w:pPr>
@@ -7201,6 +11154,7 @@
           <w:p>
             <w:pPr>
               <w:rPr>
+                <w:rFonts w:hint="eastAsia"/>
                 <w:szCs w:val="21"/>
               </w:rPr>
             </w:pPr>
@@ -7230,6 +11184,7 @@
           <w:p>
             <w:pPr>
               <w:rPr>
+                <w:rFonts w:hint="eastAsia"/>
                 <w:szCs w:val="21"/>
               </w:rPr>
             </w:pPr>
@@ -7257,6 +11212,7 @@
           <w:p>
             <w:pPr>
               <w:rPr>
+                <w:rFonts w:hint="eastAsia"/>
                 <w:szCs w:val="21"/>
               </w:rPr>
             </w:pPr>
@@ -7284,6 +11240,7 @@
           <w:p>
             <w:pPr>
               <w:rPr>
+                <w:rFonts w:hint="eastAsia"/>
                 <w:szCs w:val="21"/>
               </w:rPr>
             </w:pPr>
@@ -7311,6 +11268,7 @@
           <w:p>
             <w:pPr>
               <w:rPr>
+                <w:rFonts w:hint="eastAsia"/>
                 <w:szCs w:val="21"/>
               </w:rPr>
             </w:pPr>
@@ -7338,6 +11296,7 @@
           <w:p>
             <w:pPr>
               <w:rPr>
+                <w:rFonts w:hint="eastAsia"/>
                 <w:szCs w:val="21"/>
               </w:rPr>
             </w:pPr>
@@ -7430,6 +11389,123 @@
 <file path=word/numbering.xml><?xml version="1.0" encoding="utf-8"?>
 <w:numbering xmlns:wpc="http://schemas.microsoft.com/office/word/2010/wordprocessingCanvas" xmlns:cx="http://schemas.microsoft.com/office/drawing/2014/chartex" xmlns:cx1="http://schemas.microsoft.com/office/drawing/2015/9/8/chartex" xmlns:cx2="http://schemas.microsoft.com/office/drawing/2015/10/21/chartex" xmlns:cx3="http://schemas.microsoft.com/office/drawing/2016/5/9/chartex" xmlns:cx4="http://schemas.microsoft.com/office/drawing/2016/5/10/chartex" xmlns:cx5="http://schemas.microsoft.com/office/drawing/2016/5/11/chartex" xmlns:cx6="http://schemas.microsoft.com/office/drawing/2016/5/12/chartex" xmlns:cx7="http://schemas.microsoft.com/office/drawing/2016/5/13/chartex" xmlns:cx8="http://schemas.microsoft.com/office/drawing/2016/5/14/chartex" xmlns:mc="http://schemas.openxmlformats.org/markup-compatibility/2006" xmlns:aink="http://schemas.microsoft.com/office/drawing/2016/ink" xmlns:am3d="http://schemas.microsoft.com/office/drawing/2017/model3d" xmlns:o="urn:schemas-microsoft-com:office:office" xmlns:oel="http://schemas.microsoft.com/office/2019/extlst" xmlns:r="http://schemas.openxmlformats.org/officeDocument/2006/relationships" xmlns:m="http://schemas.openxmlformats.org/officeDocument/2006/math" xmlns:v="urn:schemas-microsoft-com:vml" xmlns:wp14="http://schemas.microsoft.com/office/word/2010/wordprocessingDrawing" xmlns:wp="http://schemas.openxmlformats.org/drawingml/2006/wordprocessingDrawing" xmlns:w10="urn:schemas-microsoft-com:office:word" xmlns:w="http://schemas.openxmlformats.org/wordprocessingml/2006/main" xmlns:w14="http://schemas.microsoft.com/office/word/2010/wordml" xmlns:w15="http://schemas.microsoft.com/office/word/2012/wordml" xmlns:w16cex="http://schemas.microsoft.com/office/word/2018/wordml/cex" xmlns:w16cid="http://schemas.microsoft.com/office/word/2016/wordml/cid" xmlns:w16="http://schemas.microsoft.com/office/word/2018/wordml" xmlns:w16du="http://schemas.microsoft.com/office/word/2023/wordml/word16du" xmlns:w16sdtdh="http://schemas.microsoft.com/office/word/2020/wordml/sdtdatahash" xmlns:w16sdtfl="http://schemas.microsoft.com/office/word/2024/wordml/sdtformatlock" xmlns:w16se="http://schemas.microsoft.com/office/word/2015/wordml/symex" xmlns:wpg="http://schemas.microsoft.com/office/word/2010/wordprocessingGroup" xmlns:wpi="http://schemas.microsoft.com/office/word/2010/wordprocessingInk" xmlns:wne="http://schemas.microsoft.com/office/word/2006/wordml" xmlns:wps="http://schemas.microsoft.com/office/word/2010/wordprocessingShape" mc:Ignorable="w14 w15 w16se w16cid w16 w16cex w16sdtdh w16sdtfl w16du wp14">
   <w:abstractNum w:abstractNumId="0" w15:restartNumberingAfterBreak="0">
+    <w:nsid w:val="05176340"/>
+    <w:multiLevelType w:val="multilevel"/>
+    <w:tmpl w:val="C240C366"/>
+    <w:lvl w:ilvl="0">
+      <w:start w:val="1"/>
+      <w:numFmt w:val="decimal"/>
+      <w:lvlText w:val="%1."/>
+      <w:lvlJc w:val="left"/>
+      <w:pPr>
+        <w:tabs>
+          <w:tab w:val="num" w:pos="720"/>
+        </w:tabs>
+        <w:ind w:left="720" w:hanging="360"/>
+      </w:pPr>
+    </w:lvl>
+    <w:lvl w:ilvl="1">
+      <w:start w:val="1"/>
+      <w:numFmt w:val="bullet"/>
+      <w:lvlText w:val="o"/>
+      <w:lvlJc w:val="left"/>
+      <w:pPr>
+        <w:tabs>
+          <w:tab w:val="num" w:pos="1440"/>
+        </w:tabs>
+        <w:ind w:left="1440" w:hanging="360"/>
+      </w:pPr>
+      <w:rPr>
+        <w:rFonts w:ascii="Courier New" w:hAnsi="Courier New" w:hint="default"/>
+        <w:sz w:val="20"/>
+      </w:rPr>
+    </w:lvl>
+    <w:lvl w:ilvl="2" w:tentative="1">
+      <w:start w:val="1"/>
+      <w:numFmt w:val="decimal"/>
+      <w:lvlText w:val="%3."/>
+      <w:lvlJc w:val="left"/>
+      <w:pPr>
+        <w:tabs>
+          <w:tab w:val="num" w:pos="2160"/>
+        </w:tabs>
+        <w:ind w:left="2160" w:hanging="360"/>
+      </w:pPr>
+    </w:lvl>
+    <w:lvl w:ilvl="3" w:tentative="1">
+      <w:start w:val="1"/>
+      <w:numFmt w:val="decimal"/>
+      <w:lvlText w:val="%4."/>
+      <w:lvlJc w:val="left"/>
+      <w:pPr>
+        <w:tabs>
+          <w:tab w:val="num" w:pos="2880"/>
+        </w:tabs>
+        <w:ind w:left="2880" w:hanging="360"/>
+      </w:pPr>
+    </w:lvl>
+    <w:lvl w:ilvl="4" w:tentative="1">
+      <w:start w:val="1"/>
+      <w:numFmt w:val="decimal"/>
+      <w:lvlText w:val="%5."/>
+      <w:lvlJc w:val="left"/>
+      <w:pPr>
+        <w:tabs>
+          <w:tab w:val="num" w:pos="3600"/>
+        </w:tabs>
+        <w:ind w:left="3600" w:hanging="360"/>
+      </w:pPr>
+    </w:lvl>
+    <w:lvl w:ilvl="5" w:tentative="1">
+      <w:start w:val="1"/>
+      <w:numFmt w:val="decimal"/>
+      <w:lvlText w:val="%6."/>
+      <w:lvlJc w:val="left"/>
+      <w:pPr>
+        <w:tabs>
+          <w:tab w:val="num" w:pos="4320"/>
+        </w:tabs>
+        <w:ind w:left="4320" w:hanging="360"/>
+      </w:pPr>
+    </w:lvl>
+    <w:lvl w:ilvl="6" w:tentative="1">
+      <w:start w:val="1"/>
+      <w:numFmt w:val="decimal"/>
+      <w:lvlText w:val="%7."/>
+      <w:lvlJc w:val="left"/>
+      <w:pPr>
+        <w:tabs>
+          <w:tab w:val="num" w:pos="5040"/>
+        </w:tabs>
+        <w:ind w:left="5040" w:hanging="360"/>
+      </w:pPr>
+    </w:lvl>
+    <w:lvl w:ilvl="7" w:tentative="1">
+      <w:start w:val="1"/>
+      <w:numFmt w:val="decimal"/>
+      <w:lvlText w:val="%8."/>
+      <w:lvlJc w:val="left"/>
+      <w:pPr>
+        <w:tabs>
+          <w:tab w:val="num" w:pos="5760"/>
+        </w:tabs>
+        <w:ind w:left="5760" w:hanging="360"/>
+      </w:pPr>
+    </w:lvl>
+    <w:lvl w:ilvl="8" w:tentative="1">
+      <w:start w:val="1"/>
+      <w:numFmt w:val="decimal"/>
+      <w:lvlText w:val="%9."/>
+      <w:lvlJc w:val="left"/>
+      <w:pPr>
+        <w:tabs>
+          <w:tab w:val="num" w:pos="6480"/>
+        </w:tabs>
+        <w:ind w:left="6480" w:hanging="360"/>
+      </w:pPr>
+    </w:lvl>
+  </w:abstractNum>
+  <w:abstractNum w:abstractNumId="1" w15:restartNumberingAfterBreak="0">
     <w:nsid w:val="0AD1385B"/>
     <w:multiLevelType w:val="hybridMultilevel"/>
     <w:tmpl w:val="BC7C5240"/>
@@ -7518,8 +11594,1023 @@
       </w:pPr>
     </w:lvl>
   </w:abstractNum>
+  <w:abstractNum w:abstractNumId="2" w15:restartNumberingAfterBreak="0">
+    <w:nsid w:val="15910DCD"/>
+    <w:multiLevelType w:val="multilevel"/>
+    <w:tmpl w:val="6DE446A2"/>
+    <w:lvl w:ilvl="0">
+      <w:start w:val="1"/>
+      <w:numFmt w:val="bullet"/>
+      <w:lvlText w:val=""/>
+      <w:lvlJc w:val="left"/>
+      <w:pPr>
+        <w:tabs>
+          <w:tab w:val="num" w:pos="720"/>
+        </w:tabs>
+        <w:ind w:left="720" w:hanging="360"/>
+      </w:pPr>
+      <w:rPr>
+        <w:rFonts w:ascii="Symbol" w:hAnsi="Symbol" w:hint="default"/>
+        <w:sz w:val="20"/>
+      </w:rPr>
+    </w:lvl>
+    <w:lvl w:ilvl="1">
+      <w:start w:val="1"/>
+      <w:numFmt w:val="bullet"/>
+      <w:lvlText w:val="o"/>
+      <w:lvlJc w:val="left"/>
+      <w:pPr>
+        <w:tabs>
+          <w:tab w:val="num" w:pos="1440"/>
+        </w:tabs>
+        <w:ind w:left="1440" w:hanging="360"/>
+      </w:pPr>
+      <w:rPr>
+        <w:rFonts w:ascii="Courier New" w:hAnsi="Courier New" w:hint="default"/>
+        <w:sz w:val="20"/>
+      </w:rPr>
+    </w:lvl>
+    <w:lvl w:ilvl="2" w:tentative="1">
+      <w:start w:val="1"/>
+      <w:numFmt w:val="bullet"/>
+      <w:lvlText w:val=""/>
+      <w:lvlJc w:val="left"/>
+      <w:pPr>
+        <w:tabs>
+          <w:tab w:val="num" w:pos="2160"/>
+        </w:tabs>
+        <w:ind w:left="2160" w:hanging="360"/>
+      </w:pPr>
+      <w:rPr>
+        <w:rFonts w:ascii="Wingdings" w:hAnsi="Wingdings" w:hint="default"/>
+        <w:sz w:val="20"/>
+      </w:rPr>
+    </w:lvl>
+    <w:lvl w:ilvl="3" w:tentative="1">
+      <w:start w:val="1"/>
+      <w:numFmt w:val="bullet"/>
+      <w:lvlText w:val=""/>
+      <w:lvlJc w:val="left"/>
+      <w:pPr>
+        <w:tabs>
+          <w:tab w:val="num" w:pos="2880"/>
+        </w:tabs>
+        <w:ind w:left="2880" w:hanging="360"/>
+      </w:pPr>
+      <w:rPr>
+        <w:rFonts w:ascii="Wingdings" w:hAnsi="Wingdings" w:hint="default"/>
+        <w:sz w:val="20"/>
+      </w:rPr>
+    </w:lvl>
+    <w:lvl w:ilvl="4" w:tentative="1">
+      <w:start w:val="1"/>
+      <w:numFmt w:val="bullet"/>
+      <w:lvlText w:val=""/>
+      <w:lvlJc w:val="left"/>
+      <w:pPr>
+        <w:tabs>
+          <w:tab w:val="num" w:pos="3600"/>
+        </w:tabs>
+        <w:ind w:left="3600" w:hanging="360"/>
+      </w:pPr>
+      <w:rPr>
+        <w:rFonts w:ascii="Wingdings" w:hAnsi="Wingdings" w:hint="default"/>
+        <w:sz w:val="20"/>
+      </w:rPr>
+    </w:lvl>
+    <w:lvl w:ilvl="5" w:tentative="1">
+      <w:start w:val="1"/>
+      <w:numFmt w:val="bullet"/>
+      <w:lvlText w:val=""/>
+      <w:lvlJc w:val="left"/>
+      <w:pPr>
+        <w:tabs>
+          <w:tab w:val="num" w:pos="4320"/>
+        </w:tabs>
+        <w:ind w:left="4320" w:hanging="360"/>
+      </w:pPr>
+      <w:rPr>
+        <w:rFonts w:ascii="Wingdings" w:hAnsi="Wingdings" w:hint="default"/>
+        <w:sz w:val="20"/>
+      </w:rPr>
+    </w:lvl>
+    <w:lvl w:ilvl="6" w:tentative="1">
+      <w:start w:val="1"/>
+      <w:numFmt w:val="bullet"/>
+      <w:lvlText w:val=""/>
+      <w:lvlJc w:val="left"/>
+      <w:pPr>
+        <w:tabs>
+          <w:tab w:val="num" w:pos="5040"/>
+        </w:tabs>
+        <w:ind w:left="5040" w:hanging="360"/>
+      </w:pPr>
+      <w:rPr>
+        <w:rFonts w:ascii="Wingdings" w:hAnsi="Wingdings" w:hint="default"/>
+        <w:sz w:val="20"/>
+      </w:rPr>
+    </w:lvl>
+    <w:lvl w:ilvl="7" w:tentative="1">
+      <w:start w:val="1"/>
+      <w:numFmt w:val="bullet"/>
+      <w:lvlText w:val=""/>
+      <w:lvlJc w:val="left"/>
+      <w:pPr>
+        <w:tabs>
+          <w:tab w:val="num" w:pos="5760"/>
+        </w:tabs>
+        <w:ind w:left="5760" w:hanging="360"/>
+      </w:pPr>
+      <w:rPr>
+        <w:rFonts w:ascii="Wingdings" w:hAnsi="Wingdings" w:hint="default"/>
+        <w:sz w:val="20"/>
+      </w:rPr>
+    </w:lvl>
+    <w:lvl w:ilvl="8" w:tentative="1">
+      <w:start w:val="1"/>
+      <w:numFmt w:val="bullet"/>
+      <w:lvlText w:val=""/>
+      <w:lvlJc w:val="left"/>
+      <w:pPr>
+        <w:tabs>
+          <w:tab w:val="num" w:pos="6480"/>
+        </w:tabs>
+        <w:ind w:left="6480" w:hanging="360"/>
+      </w:pPr>
+      <w:rPr>
+        <w:rFonts w:ascii="Wingdings" w:hAnsi="Wingdings" w:hint="default"/>
+        <w:sz w:val="20"/>
+      </w:rPr>
+    </w:lvl>
+  </w:abstractNum>
+  <w:abstractNum w:abstractNumId="3" w15:restartNumberingAfterBreak="0">
+    <w:nsid w:val="16D64115"/>
+    <w:multiLevelType w:val="multilevel"/>
+    <w:tmpl w:val="F3C22464"/>
+    <w:lvl w:ilvl="0">
+      <w:start w:val="1"/>
+      <w:numFmt w:val="bullet"/>
+      <w:lvlText w:val=""/>
+      <w:lvlJc w:val="left"/>
+      <w:pPr>
+        <w:tabs>
+          <w:tab w:val="num" w:pos="720"/>
+        </w:tabs>
+        <w:ind w:left="720" w:hanging="360"/>
+      </w:pPr>
+      <w:rPr>
+        <w:rFonts w:ascii="Symbol" w:hAnsi="Symbol" w:hint="default"/>
+        <w:sz w:val="20"/>
+      </w:rPr>
+    </w:lvl>
+    <w:lvl w:ilvl="1">
+      <w:start w:val="1"/>
+      <w:numFmt w:val="bullet"/>
+      <w:lvlText w:val="o"/>
+      <w:lvlJc w:val="left"/>
+      <w:pPr>
+        <w:tabs>
+          <w:tab w:val="num" w:pos="1440"/>
+        </w:tabs>
+        <w:ind w:left="1440" w:hanging="360"/>
+      </w:pPr>
+      <w:rPr>
+        <w:rFonts w:ascii="Courier New" w:hAnsi="Courier New" w:hint="default"/>
+        <w:sz w:val="20"/>
+      </w:rPr>
+    </w:lvl>
+    <w:lvl w:ilvl="2">
+      <w:start w:val="1"/>
+      <w:numFmt w:val="bullet"/>
+      <w:lvlText w:val=""/>
+      <w:lvlJc w:val="left"/>
+      <w:pPr>
+        <w:tabs>
+          <w:tab w:val="num" w:pos="2160"/>
+        </w:tabs>
+        <w:ind w:left="2160" w:hanging="360"/>
+      </w:pPr>
+      <w:rPr>
+        <w:rFonts w:ascii="Wingdings" w:hAnsi="Wingdings" w:hint="default"/>
+        <w:sz w:val="20"/>
+      </w:rPr>
+    </w:lvl>
+    <w:lvl w:ilvl="3" w:tentative="1">
+      <w:start w:val="1"/>
+      <w:numFmt w:val="bullet"/>
+      <w:lvlText w:val=""/>
+      <w:lvlJc w:val="left"/>
+      <w:pPr>
+        <w:tabs>
+          <w:tab w:val="num" w:pos="2880"/>
+        </w:tabs>
+        <w:ind w:left="2880" w:hanging="360"/>
+      </w:pPr>
+      <w:rPr>
+        <w:rFonts w:ascii="Wingdings" w:hAnsi="Wingdings" w:hint="default"/>
+        <w:sz w:val="20"/>
+      </w:rPr>
+    </w:lvl>
+    <w:lvl w:ilvl="4" w:tentative="1">
+      <w:start w:val="1"/>
+      <w:numFmt w:val="bullet"/>
+      <w:lvlText w:val=""/>
+      <w:lvlJc w:val="left"/>
+      <w:pPr>
+        <w:tabs>
+          <w:tab w:val="num" w:pos="3600"/>
+        </w:tabs>
+        <w:ind w:left="3600" w:hanging="360"/>
+      </w:pPr>
+      <w:rPr>
+        <w:rFonts w:ascii="Wingdings" w:hAnsi="Wingdings" w:hint="default"/>
+        <w:sz w:val="20"/>
+      </w:rPr>
+    </w:lvl>
+    <w:lvl w:ilvl="5" w:tentative="1">
+      <w:start w:val="1"/>
+      <w:numFmt w:val="bullet"/>
+      <w:lvlText w:val=""/>
+      <w:lvlJc w:val="left"/>
+      <w:pPr>
+        <w:tabs>
+          <w:tab w:val="num" w:pos="4320"/>
+        </w:tabs>
+        <w:ind w:left="4320" w:hanging="360"/>
+      </w:pPr>
+      <w:rPr>
+        <w:rFonts w:ascii="Wingdings" w:hAnsi="Wingdings" w:hint="default"/>
+        <w:sz w:val="20"/>
+      </w:rPr>
+    </w:lvl>
+    <w:lvl w:ilvl="6" w:tentative="1">
+      <w:start w:val="1"/>
+      <w:numFmt w:val="bullet"/>
+      <w:lvlText w:val=""/>
+      <w:lvlJc w:val="left"/>
+      <w:pPr>
+        <w:tabs>
+          <w:tab w:val="num" w:pos="5040"/>
+        </w:tabs>
+        <w:ind w:left="5040" w:hanging="360"/>
+      </w:pPr>
+      <w:rPr>
+        <w:rFonts w:ascii="Wingdings" w:hAnsi="Wingdings" w:hint="default"/>
+        <w:sz w:val="20"/>
+      </w:rPr>
+    </w:lvl>
+    <w:lvl w:ilvl="7" w:tentative="1">
+      <w:start w:val="1"/>
+      <w:numFmt w:val="bullet"/>
+      <w:lvlText w:val=""/>
+      <w:lvlJc w:val="left"/>
+      <w:pPr>
+        <w:tabs>
+          <w:tab w:val="num" w:pos="5760"/>
+        </w:tabs>
+        <w:ind w:left="5760" w:hanging="360"/>
+      </w:pPr>
+      <w:rPr>
+        <w:rFonts w:ascii="Wingdings" w:hAnsi="Wingdings" w:hint="default"/>
+        <w:sz w:val="20"/>
+      </w:rPr>
+    </w:lvl>
+    <w:lvl w:ilvl="8" w:tentative="1">
+      <w:start w:val="1"/>
+      <w:numFmt w:val="bullet"/>
+      <w:lvlText w:val=""/>
+      <w:lvlJc w:val="left"/>
+      <w:pPr>
+        <w:tabs>
+          <w:tab w:val="num" w:pos="6480"/>
+        </w:tabs>
+        <w:ind w:left="6480" w:hanging="360"/>
+      </w:pPr>
+      <w:rPr>
+        <w:rFonts w:ascii="Wingdings" w:hAnsi="Wingdings" w:hint="default"/>
+        <w:sz w:val="20"/>
+      </w:rPr>
+    </w:lvl>
+  </w:abstractNum>
+  <w:abstractNum w:abstractNumId="4" w15:restartNumberingAfterBreak="0">
+    <w:nsid w:val="38140C7B"/>
+    <w:multiLevelType w:val="multilevel"/>
+    <w:tmpl w:val="1C24FD5E"/>
+    <w:lvl w:ilvl="0">
+      <w:start w:val="1"/>
+      <w:numFmt w:val="bullet"/>
+      <w:lvlText w:val=""/>
+      <w:lvlJc w:val="left"/>
+      <w:pPr>
+        <w:tabs>
+          <w:tab w:val="num" w:pos="720"/>
+        </w:tabs>
+        <w:ind w:left="720" w:hanging="360"/>
+      </w:pPr>
+      <w:rPr>
+        <w:rFonts w:ascii="Symbol" w:hAnsi="Symbol" w:hint="default"/>
+        <w:sz w:val="20"/>
+      </w:rPr>
+    </w:lvl>
+    <w:lvl w:ilvl="1">
+      <w:start w:val="1"/>
+      <w:numFmt w:val="bullet"/>
+      <w:lvlText w:val="o"/>
+      <w:lvlJc w:val="left"/>
+      <w:pPr>
+        <w:tabs>
+          <w:tab w:val="num" w:pos="1440"/>
+        </w:tabs>
+        <w:ind w:left="1440" w:hanging="360"/>
+      </w:pPr>
+      <w:rPr>
+        <w:rFonts w:ascii="Courier New" w:hAnsi="Courier New" w:hint="default"/>
+        <w:sz w:val="20"/>
+      </w:rPr>
+    </w:lvl>
+    <w:lvl w:ilvl="2" w:tentative="1">
+      <w:start w:val="1"/>
+      <w:numFmt w:val="bullet"/>
+      <w:lvlText w:val=""/>
+      <w:lvlJc w:val="left"/>
+      <w:pPr>
+        <w:tabs>
+          <w:tab w:val="num" w:pos="2160"/>
+        </w:tabs>
+        <w:ind w:left="2160" w:hanging="360"/>
+      </w:pPr>
+      <w:rPr>
+        <w:rFonts w:ascii="Wingdings" w:hAnsi="Wingdings" w:hint="default"/>
+        <w:sz w:val="20"/>
+      </w:rPr>
+    </w:lvl>
+    <w:lvl w:ilvl="3" w:tentative="1">
+      <w:start w:val="1"/>
+      <w:numFmt w:val="bullet"/>
+      <w:lvlText w:val=""/>
+      <w:lvlJc w:val="left"/>
+      <w:pPr>
+        <w:tabs>
+          <w:tab w:val="num" w:pos="2880"/>
+        </w:tabs>
+        <w:ind w:left="2880" w:hanging="360"/>
+      </w:pPr>
+      <w:rPr>
+        <w:rFonts w:ascii="Wingdings" w:hAnsi="Wingdings" w:hint="default"/>
+        <w:sz w:val="20"/>
+      </w:rPr>
+    </w:lvl>
+    <w:lvl w:ilvl="4" w:tentative="1">
+      <w:start w:val="1"/>
+      <w:numFmt w:val="bullet"/>
+      <w:lvlText w:val=""/>
+      <w:lvlJc w:val="left"/>
+      <w:pPr>
+        <w:tabs>
+          <w:tab w:val="num" w:pos="3600"/>
+        </w:tabs>
+        <w:ind w:left="3600" w:hanging="360"/>
+      </w:pPr>
+      <w:rPr>
+        <w:rFonts w:ascii="Wingdings" w:hAnsi="Wingdings" w:hint="default"/>
+        <w:sz w:val="20"/>
+      </w:rPr>
+    </w:lvl>
+    <w:lvl w:ilvl="5" w:tentative="1">
+      <w:start w:val="1"/>
+      <w:numFmt w:val="bullet"/>
+      <w:lvlText w:val=""/>
+      <w:lvlJc w:val="left"/>
+      <w:pPr>
+        <w:tabs>
+          <w:tab w:val="num" w:pos="4320"/>
+        </w:tabs>
+        <w:ind w:left="4320" w:hanging="360"/>
+      </w:pPr>
+      <w:rPr>
+        <w:rFonts w:ascii="Wingdings" w:hAnsi="Wingdings" w:hint="default"/>
+        <w:sz w:val="20"/>
+      </w:rPr>
+    </w:lvl>
+    <w:lvl w:ilvl="6" w:tentative="1">
+      <w:start w:val="1"/>
+      <w:numFmt w:val="bullet"/>
+      <w:lvlText w:val=""/>
+      <w:lvlJc w:val="left"/>
+      <w:pPr>
+        <w:tabs>
+          <w:tab w:val="num" w:pos="5040"/>
+        </w:tabs>
+        <w:ind w:left="5040" w:hanging="360"/>
+      </w:pPr>
+      <w:rPr>
+        <w:rFonts w:ascii="Wingdings" w:hAnsi="Wingdings" w:hint="default"/>
+        <w:sz w:val="20"/>
+      </w:rPr>
+    </w:lvl>
+    <w:lvl w:ilvl="7" w:tentative="1">
+      <w:start w:val="1"/>
+      <w:numFmt w:val="bullet"/>
+      <w:lvlText w:val=""/>
+      <w:lvlJc w:val="left"/>
+      <w:pPr>
+        <w:tabs>
+          <w:tab w:val="num" w:pos="5760"/>
+        </w:tabs>
+        <w:ind w:left="5760" w:hanging="360"/>
+      </w:pPr>
+      <w:rPr>
+        <w:rFonts w:ascii="Wingdings" w:hAnsi="Wingdings" w:hint="default"/>
+        <w:sz w:val="20"/>
+      </w:rPr>
+    </w:lvl>
+    <w:lvl w:ilvl="8" w:tentative="1">
+      <w:start w:val="1"/>
+      <w:numFmt w:val="bullet"/>
+      <w:lvlText w:val=""/>
+      <w:lvlJc w:val="left"/>
+      <w:pPr>
+        <w:tabs>
+          <w:tab w:val="num" w:pos="6480"/>
+        </w:tabs>
+        <w:ind w:left="6480" w:hanging="360"/>
+      </w:pPr>
+      <w:rPr>
+        <w:rFonts w:ascii="Wingdings" w:hAnsi="Wingdings" w:hint="default"/>
+        <w:sz w:val="20"/>
+      </w:rPr>
+    </w:lvl>
+  </w:abstractNum>
+  <w:abstractNum w:abstractNumId="5" w15:restartNumberingAfterBreak="0">
+    <w:nsid w:val="48EA03C7"/>
+    <w:multiLevelType w:val="multilevel"/>
+    <w:tmpl w:val="513CEB76"/>
+    <w:lvl w:ilvl="0">
+      <w:start w:val="1"/>
+      <w:numFmt w:val="bullet"/>
+      <w:lvlText w:val=""/>
+      <w:lvlJc w:val="left"/>
+      <w:pPr>
+        <w:tabs>
+          <w:tab w:val="num" w:pos="720"/>
+        </w:tabs>
+        <w:ind w:left="720" w:hanging="360"/>
+      </w:pPr>
+      <w:rPr>
+        <w:rFonts w:ascii="Symbol" w:hAnsi="Symbol" w:hint="default"/>
+        <w:sz w:val="20"/>
+      </w:rPr>
+    </w:lvl>
+    <w:lvl w:ilvl="1">
+      <w:start w:val="1"/>
+      <w:numFmt w:val="bullet"/>
+      <w:lvlText w:val="o"/>
+      <w:lvlJc w:val="left"/>
+      <w:pPr>
+        <w:tabs>
+          <w:tab w:val="num" w:pos="1440"/>
+        </w:tabs>
+        <w:ind w:left="1440" w:hanging="360"/>
+      </w:pPr>
+      <w:rPr>
+        <w:rFonts w:ascii="Courier New" w:hAnsi="Courier New" w:hint="default"/>
+        <w:sz w:val="20"/>
+      </w:rPr>
+    </w:lvl>
+    <w:lvl w:ilvl="2">
+      <w:start w:val="1"/>
+      <w:numFmt w:val="bullet"/>
+      <w:lvlText w:val=""/>
+      <w:lvlJc w:val="left"/>
+      <w:pPr>
+        <w:tabs>
+          <w:tab w:val="num" w:pos="2160"/>
+        </w:tabs>
+        <w:ind w:left="2160" w:hanging="360"/>
+      </w:pPr>
+      <w:rPr>
+        <w:rFonts w:ascii="Wingdings" w:hAnsi="Wingdings" w:hint="default"/>
+        <w:sz w:val="20"/>
+      </w:rPr>
+    </w:lvl>
+    <w:lvl w:ilvl="3" w:tentative="1">
+      <w:start w:val="1"/>
+      <w:numFmt w:val="bullet"/>
+      <w:lvlText w:val=""/>
+      <w:lvlJc w:val="left"/>
+      <w:pPr>
+        <w:tabs>
+          <w:tab w:val="num" w:pos="2880"/>
+        </w:tabs>
+        <w:ind w:left="2880" w:hanging="360"/>
+      </w:pPr>
+      <w:rPr>
+        <w:rFonts w:ascii="Wingdings" w:hAnsi="Wingdings" w:hint="default"/>
+        <w:sz w:val="20"/>
+      </w:rPr>
+    </w:lvl>
+    <w:lvl w:ilvl="4" w:tentative="1">
+      <w:start w:val="1"/>
+      <w:numFmt w:val="bullet"/>
+      <w:lvlText w:val=""/>
+      <w:lvlJc w:val="left"/>
+      <w:pPr>
+        <w:tabs>
+          <w:tab w:val="num" w:pos="3600"/>
+        </w:tabs>
+        <w:ind w:left="3600" w:hanging="360"/>
+      </w:pPr>
+      <w:rPr>
+        <w:rFonts w:ascii="Wingdings" w:hAnsi="Wingdings" w:hint="default"/>
+        <w:sz w:val="20"/>
+      </w:rPr>
+    </w:lvl>
+    <w:lvl w:ilvl="5" w:tentative="1">
+      <w:start w:val="1"/>
+      <w:numFmt w:val="bullet"/>
+      <w:lvlText w:val=""/>
+      <w:lvlJc w:val="left"/>
+      <w:pPr>
+        <w:tabs>
+          <w:tab w:val="num" w:pos="4320"/>
+        </w:tabs>
+        <w:ind w:left="4320" w:hanging="360"/>
+      </w:pPr>
+      <w:rPr>
+        <w:rFonts w:ascii="Wingdings" w:hAnsi="Wingdings" w:hint="default"/>
+        <w:sz w:val="20"/>
+      </w:rPr>
+    </w:lvl>
+    <w:lvl w:ilvl="6" w:tentative="1">
+      <w:start w:val="1"/>
+      <w:numFmt w:val="bullet"/>
+      <w:lvlText w:val=""/>
+      <w:lvlJc w:val="left"/>
+      <w:pPr>
+        <w:tabs>
+          <w:tab w:val="num" w:pos="5040"/>
+        </w:tabs>
+        <w:ind w:left="5040" w:hanging="360"/>
+      </w:pPr>
+      <w:rPr>
+        <w:rFonts w:ascii="Wingdings" w:hAnsi="Wingdings" w:hint="default"/>
+        <w:sz w:val="20"/>
+      </w:rPr>
+    </w:lvl>
+    <w:lvl w:ilvl="7" w:tentative="1">
+      <w:start w:val="1"/>
+      <w:numFmt w:val="bullet"/>
+      <w:lvlText w:val=""/>
+      <w:lvlJc w:val="left"/>
+      <w:pPr>
+        <w:tabs>
+          <w:tab w:val="num" w:pos="5760"/>
+        </w:tabs>
+        <w:ind w:left="5760" w:hanging="360"/>
+      </w:pPr>
+      <w:rPr>
+        <w:rFonts w:ascii="Wingdings" w:hAnsi="Wingdings" w:hint="default"/>
+        <w:sz w:val="20"/>
+      </w:rPr>
+    </w:lvl>
+    <w:lvl w:ilvl="8" w:tentative="1">
+      <w:start w:val="1"/>
+      <w:numFmt w:val="bullet"/>
+      <w:lvlText w:val=""/>
+      <w:lvlJc w:val="left"/>
+      <w:pPr>
+        <w:tabs>
+          <w:tab w:val="num" w:pos="6480"/>
+        </w:tabs>
+        <w:ind w:left="6480" w:hanging="360"/>
+      </w:pPr>
+      <w:rPr>
+        <w:rFonts w:ascii="Wingdings" w:hAnsi="Wingdings" w:hint="default"/>
+        <w:sz w:val="20"/>
+      </w:rPr>
+    </w:lvl>
+  </w:abstractNum>
+  <w:abstractNum w:abstractNumId="6" w15:restartNumberingAfterBreak="0">
+    <w:nsid w:val="59CF2242"/>
+    <w:multiLevelType w:val="multilevel"/>
+    <w:tmpl w:val="D2BAE2D6"/>
+    <w:lvl w:ilvl="0">
+      <w:start w:val="1"/>
+      <w:numFmt w:val="bullet"/>
+      <w:lvlText w:val=""/>
+      <w:lvlJc w:val="left"/>
+      <w:pPr>
+        <w:tabs>
+          <w:tab w:val="num" w:pos="720"/>
+        </w:tabs>
+        <w:ind w:left="720" w:hanging="360"/>
+      </w:pPr>
+      <w:rPr>
+        <w:rFonts w:ascii="Symbol" w:hAnsi="Symbol" w:hint="default"/>
+        <w:sz w:val="20"/>
+      </w:rPr>
+    </w:lvl>
+    <w:lvl w:ilvl="1">
+      <w:start w:val="1"/>
+      <w:numFmt w:val="bullet"/>
+      <w:lvlText w:val="o"/>
+      <w:lvlJc w:val="left"/>
+      <w:pPr>
+        <w:tabs>
+          <w:tab w:val="num" w:pos="1440"/>
+        </w:tabs>
+        <w:ind w:left="1440" w:hanging="360"/>
+      </w:pPr>
+      <w:rPr>
+        <w:rFonts w:ascii="Courier New" w:hAnsi="Courier New" w:hint="default"/>
+        <w:sz w:val="20"/>
+      </w:rPr>
+    </w:lvl>
+    <w:lvl w:ilvl="2" w:tentative="1">
+      <w:start w:val="1"/>
+      <w:numFmt w:val="bullet"/>
+      <w:lvlText w:val=""/>
+      <w:lvlJc w:val="left"/>
+      <w:pPr>
+        <w:tabs>
+          <w:tab w:val="num" w:pos="2160"/>
+        </w:tabs>
+        <w:ind w:left="2160" w:hanging="360"/>
+      </w:pPr>
+      <w:rPr>
+        <w:rFonts w:ascii="Wingdings" w:hAnsi="Wingdings" w:hint="default"/>
+        <w:sz w:val="20"/>
+      </w:rPr>
+    </w:lvl>
+    <w:lvl w:ilvl="3" w:tentative="1">
+      <w:start w:val="1"/>
+      <w:numFmt w:val="bullet"/>
+      <w:lvlText w:val=""/>
+      <w:lvlJc w:val="left"/>
+      <w:pPr>
+        <w:tabs>
+          <w:tab w:val="num" w:pos="2880"/>
+        </w:tabs>
+        <w:ind w:left="2880" w:hanging="360"/>
+      </w:pPr>
+      <w:rPr>
+        <w:rFonts w:ascii="Wingdings" w:hAnsi="Wingdings" w:hint="default"/>
+        <w:sz w:val="20"/>
+      </w:rPr>
+    </w:lvl>
+    <w:lvl w:ilvl="4" w:tentative="1">
+      <w:start w:val="1"/>
+      <w:numFmt w:val="bullet"/>
+      <w:lvlText w:val=""/>
+      <w:lvlJc w:val="left"/>
+      <w:pPr>
+        <w:tabs>
+          <w:tab w:val="num" w:pos="3600"/>
+        </w:tabs>
+        <w:ind w:left="3600" w:hanging="360"/>
+      </w:pPr>
+      <w:rPr>
+        <w:rFonts w:ascii="Wingdings" w:hAnsi="Wingdings" w:hint="default"/>
+        <w:sz w:val="20"/>
+      </w:rPr>
+    </w:lvl>
+    <w:lvl w:ilvl="5" w:tentative="1">
+      <w:start w:val="1"/>
+      <w:numFmt w:val="bullet"/>
+      <w:lvlText w:val=""/>
+      <w:lvlJc w:val="left"/>
+      <w:pPr>
+        <w:tabs>
+          <w:tab w:val="num" w:pos="4320"/>
+        </w:tabs>
+        <w:ind w:left="4320" w:hanging="360"/>
+      </w:pPr>
+      <w:rPr>
+        <w:rFonts w:ascii="Wingdings" w:hAnsi="Wingdings" w:hint="default"/>
+        <w:sz w:val="20"/>
+      </w:rPr>
+    </w:lvl>
+    <w:lvl w:ilvl="6" w:tentative="1">
+      <w:start w:val="1"/>
+      <w:numFmt w:val="bullet"/>
+      <w:lvlText w:val=""/>
+      <w:lvlJc w:val="left"/>
+      <w:pPr>
+        <w:tabs>
+          <w:tab w:val="num" w:pos="5040"/>
+        </w:tabs>
+        <w:ind w:left="5040" w:hanging="360"/>
+      </w:pPr>
+      <w:rPr>
+        <w:rFonts w:ascii="Wingdings" w:hAnsi="Wingdings" w:hint="default"/>
+        <w:sz w:val="20"/>
+      </w:rPr>
+    </w:lvl>
+    <w:lvl w:ilvl="7" w:tentative="1">
+      <w:start w:val="1"/>
+      <w:numFmt w:val="bullet"/>
+      <w:lvlText w:val=""/>
+      <w:lvlJc w:val="left"/>
+      <w:pPr>
+        <w:tabs>
+          <w:tab w:val="num" w:pos="5760"/>
+        </w:tabs>
+        <w:ind w:left="5760" w:hanging="360"/>
+      </w:pPr>
+      <w:rPr>
+        <w:rFonts w:ascii="Wingdings" w:hAnsi="Wingdings" w:hint="default"/>
+        <w:sz w:val="20"/>
+      </w:rPr>
+    </w:lvl>
+    <w:lvl w:ilvl="8" w:tentative="1">
+      <w:start w:val="1"/>
+      <w:numFmt w:val="bullet"/>
+      <w:lvlText w:val=""/>
+      <w:lvlJc w:val="left"/>
+      <w:pPr>
+        <w:tabs>
+          <w:tab w:val="num" w:pos="6480"/>
+        </w:tabs>
+        <w:ind w:left="6480" w:hanging="360"/>
+      </w:pPr>
+      <w:rPr>
+        <w:rFonts w:ascii="Wingdings" w:hAnsi="Wingdings" w:hint="default"/>
+        <w:sz w:val="20"/>
+      </w:rPr>
+    </w:lvl>
+  </w:abstractNum>
+  <w:abstractNum w:abstractNumId="7" w15:restartNumberingAfterBreak="0">
+    <w:nsid w:val="783671AA"/>
+    <w:multiLevelType w:val="multilevel"/>
+    <w:tmpl w:val="C8B8D16C"/>
+    <w:lvl w:ilvl="0">
+      <w:start w:val="1"/>
+      <w:numFmt w:val="bullet"/>
+      <w:lvlText w:val=""/>
+      <w:lvlJc w:val="left"/>
+      <w:pPr>
+        <w:tabs>
+          <w:tab w:val="num" w:pos="720"/>
+        </w:tabs>
+        <w:ind w:left="720" w:hanging="360"/>
+      </w:pPr>
+      <w:rPr>
+        <w:rFonts w:ascii="Symbol" w:hAnsi="Symbol" w:hint="default"/>
+        <w:sz w:val="20"/>
+      </w:rPr>
+    </w:lvl>
+    <w:lvl w:ilvl="1">
+      <w:start w:val="1"/>
+      <w:numFmt w:val="bullet"/>
+      <w:lvlText w:val="o"/>
+      <w:lvlJc w:val="left"/>
+      <w:pPr>
+        <w:tabs>
+          <w:tab w:val="num" w:pos="1440"/>
+        </w:tabs>
+        <w:ind w:left="1440" w:hanging="360"/>
+      </w:pPr>
+      <w:rPr>
+        <w:rFonts w:ascii="Courier New" w:hAnsi="Courier New" w:hint="default"/>
+        <w:sz w:val="20"/>
+      </w:rPr>
+    </w:lvl>
+    <w:lvl w:ilvl="2" w:tentative="1">
+      <w:start w:val="1"/>
+      <w:numFmt w:val="bullet"/>
+      <w:lvlText w:val=""/>
+      <w:lvlJc w:val="left"/>
+      <w:pPr>
+        <w:tabs>
+          <w:tab w:val="num" w:pos="2160"/>
+        </w:tabs>
+        <w:ind w:left="2160" w:hanging="360"/>
+      </w:pPr>
+      <w:rPr>
+        <w:rFonts w:ascii="Wingdings" w:hAnsi="Wingdings" w:hint="default"/>
+        <w:sz w:val="20"/>
+      </w:rPr>
+    </w:lvl>
+    <w:lvl w:ilvl="3" w:tentative="1">
+      <w:start w:val="1"/>
+      <w:numFmt w:val="bullet"/>
+      <w:lvlText w:val=""/>
+      <w:lvlJc w:val="left"/>
+      <w:pPr>
+        <w:tabs>
+          <w:tab w:val="num" w:pos="2880"/>
+        </w:tabs>
+        <w:ind w:left="2880" w:hanging="360"/>
+      </w:pPr>
+      <w:rPr>
+        <w:rFonts w:ascii="Wingdings" w:hAnsi="Wingdings" w:hint="default"/>
+        <w:sz w:val="20"/>
+      </w:rPr>
+    </w:lvl>
+    <w:lvl w:ilvl="4" w:tentative="1">
+      <w:start w:val="1"/>
+      <w:numFmt w:val="bullet"/>
+      <w:lvlText w:val=""/>
+      <w:lvlJc w:val="left"/>
+      <w:pPr>
+        <w:tabs>
+          <w:tab w:val="num" w:pos="3600"/>
+        </w:tabs>
+        <w:ind w:left="3600" w:hanging="360"/>
+      </w:pPr>
+      <w:rPr>
+        <w:rFonts w:ascii="Wingdings" w:hAnsi="Wingdings" w:hint="default"/>
+        <w:sz w:val="20"/>
+      </w:rPr>
+    </w:lvl>
+    <w:lvl w:ilvl="5" w:tentative="1">
+      <w:start w:val="1"/>
+      <w:numFmt w:val="bullet"/>
+      <w:lvlText w:val=""/>
+      <w:lvlJc w:val="left"/>
+      <w:pPr>
+        <w:tabs>
+          <w:tab w:val="num" w:pos="4320"/>
+        </w:tabs>
+        <w:ind w:left="4320" w:hanging="360"/>
+      </w:pPr>
+      <w:rPr>
+        <w:rFonts w:ascii="Wingdings" w:hAnsi="Wingdings" w:hint="default"/>
+        <w:sz w:val="20"/>
+      </w:rPr>
+    </w:lvl>
+    <w:lvl w:ilvl="6" w:tentative="1">
+      <w:start w:val="1"/>
+      <w:numFmt w:val="bullet"/>
+      <w:lvlText w:val=""/>
+      <w:lvlJc w:val="left"/>
+      <w:pPr>
+        <w:tabs>
+          <w:tab w:val="num" w:pos="5040"/>
+        </w:tabs>
+        <w:ind w:left="5040" w:hanging="360"/>
+      </w:pPr>
+      <w:rPr>
+        <w:rFonts w:ascii="Wingdings" w:hAnsi="Wingdings" w:hint="default"/>
+        <w:sz w:val="20"/>
+      </w:rPr>
+    </w:lvl>
+    <w:lvl w:ilvl="7" w:tentative="1">
+      <w:start w:val="1"/>
+      <w:numFmt w:val="bullet"/>
+      <w:lvlText w:val=""/>
+      <w:lvlJc w:val="left"/>
+      <w:pPr>
+        <w:tabs>
+          <w:tab w:val="num" w:pos="5760"/>
+        </w:tabs>
+        <w:ind w:left="5760" w:hanging="360"/>
+      </w:pPr>
+      <w:rPr>
+        <w:rFonts w:ascii="Wingdings" w:hAnsi="Wingdings" w:hint="default"/>
+        <w:sz w:val="20"/>
+      </w:rPr>
+    </w:lvl>
+    <w:lvl w:ilvl="8" w:tentative="1">
+      <w:start w:val="1"/>
+      <w:numFmt w:val="bullet"/>
+      <w:lvlText w:val=""/>
+      <w:lvlJc w:val="left"/>
+      <w:pPr>
+        <w:tabs>
+          <w:tab w:val="num" w:pos="6480"/>
+        </w:tabs>
+        <w:ind w:left="6480" w:hanging="360"/>
+      </w:pPr>
+      <w:rPr>
+        <w:rFonts w:ascii="Wingdings" w:hAnsi="Wingdings" w:hint="default"/>
+        <w:sz w:val="20"/>
+      </w:rPr>
+    </w:lvl>
+  </w:abstractNum>
   <w:num w:numId="1" w16cid:durableId="1184444469">
+    <w:abstractNumId w:val="1"/>
+  </w:num>
+  <w:num w:numId="2" w16cid:durableId="1365132789">
     <w:abstractNumId w:val="0"/>
+  </w:num>
+  <w:num w:numId="3" w16cid:durableId="948004222">
+    <w:abstractNumId w:val="3"/>
+  </w:num>
+  <w:num w:numId="4" w16cid:durableId="576480845">
+    <w:abstractNumId w:val="3"/>
+    <w:lvlOverride w:ilvl="2">
+      <w:lvl w:ilvl="2">
+        <w:numFmt w:val="bullet"/>
+        <w:lvlText w:val="o"/>
+        <w:lvlJc w:val="left"/>
+        <w:pPr>
+          <w:tabs>
+            <w:tab w:val="num" w:pos="2160"/>
+          </w:tabs>
+          <w:ind w:left="2160" w:hanging="360"/>
+        </w:pPr>
+        <w:rPr>
+          <w:rFonts w:ascii="Courier New" w:hAnsi="Courier New" w:hint="default"/>
+          <w:sz w:val="20"/>
+        </w:rPr>
+      </w:lvl>
+    </w:lvlOverride>
+  </w:num>
+  <w:num w:numId="5" w16cid:durableId="306714192">
+    <w:abstractNumId w:val="3"/>
+    <w:lvlOverride w:ilvl="2">
+      <w:lvl w:ilvl="2">
+        <w:numFmt w:val="bullet"/>
+        <w:lvlText w:val="o"/>
+        <w:lvlJc w:val="left"/>
+        <w:pPr>
+          <w:tabs>
+            <w:tab w:val="num" w:pos="2160"/>
+          </w:tabs>
+          <w:ind w:left="2160" w:hanging="360"/>
+        </w:pPr>
+        <w:rPr>
+          <w:rFonts w:ascii="Courier New" w:hAnsi="Courier New" w:hint="default"/>
+          <w:sz w:val="20"/>
+        </w:rPr>
+      </w:lvl>
+    </w:lvlOverride>
+  </w:num>
+  <w:num w:numId="6" w16cid:durableId="2103255601">
+    <w:abstractNumId w:val="3"/>
+    <w:lvlOverride w:ilvl="2">
+      <w:lvl w:ilvl="2">
+        <w:numFmt w:val="bullet"/>
+        <w:lvlText w:val="o"/>
+        <w:lvlJc w:val="left"/>
+        <w:pPr>
+          <w:tabs>
+            <w:tab w:val="num" w:pos="2160"/>
+          </w:tabs>
+          <w:ind w:left="2160" w:hanging="360"/>
+        </w:pPr>
+        <w:rPr>
+          <w:rFonts w:ascii="Courier New" w:hAnsi="Courier New" w:hint="default"/>
+          <w:sz w:val="20"/>
+        </w:rPr>
+      </w:lvl>
+    </w:lvlOverride>
+  </w:num>
+  <w:num w:numId="7" w16cid:durableId="1598440998">
+    <w:abstractNumId w:val="7"/>
+  </w:num>
+  <w:num w:numId="8" w16cid:durableId="1415929783">
+    <w:abstractNumId w:val="6"/>
+  </w:num>
+  <w:num w:numId="9" w16cid:durableId="1675721136">
+    <w:abstractNumId w:val="5"/>
+  </w:num>
+  <w:num w:numId="10" w16cid:durableId="1117598304">
+    <w:abstractNumId w:val="5"/>
+    <w:lvlOverride w:ilvl="2">
+      <w:lvl w:ilvl="2">
+        <w:numFmt w:val="bullet"/>
+        <w:lvlText w:val="o"/>
+        <w:lvlJc w:val="left"/>
+        <w:pPr>
+          <w:tabs>
+            <w:tab w:val="num" w:pos="2160"/>
+          </w:tabs>
+          <w:ind w:left="2160" w:hanging="360"/>
+        </w:pPr>
+        <w:rPr>
+          <w:rFonts w:ascii="Courier New" w:hAnsi="Courier New" w:hint="default"/>
+          <w:sz w:val="20"/>
+        </w:rPr>
+      </w:lvl>
+    </w:lvlOverride>
+  </w:num>
+  <w:num w:numId="11" w16cid:durableId="1483352207">
+    <w:abstractNumId w:val="5"/>
+    <w:lvlOverride w:ilvl="2">
+      <w:lvl w:ilvl="2">
+        <w:numFmt w:val="bullet"/>
+        <w:lvlText w:val="o"/>
+        <w:lvlJc w:val="left"/>
+        <w:pPr>
+          <w:tabs>
+            <w:tab w:val="num" w:pos="2160"/>
+          </w:tabs>
+          <w:ind w:left="2160" w:hanging="360"/>
+        </w:pPr>
+        <w:rPr>
+          <w:rFonts w:ascii="Courier New" w:hAnsi="Courier New" w:hint="default"/>
+          <w:sz w:val="20"/>
+        </w:rPr>
+      </w:lvl>
+    </w:lvlOverride>
+  </w:num>
+  <w:num w:numId="12" w16cid:durableId="436872565">
+    <w:abstractNumId w:val="2"/>
+  </w:num>
+  <w:num w:numId="13" w16cid:durableId="1422407934">
+    <w:abstractNumId w:val="4"/>
   </w:num>
 </w:numbering>
 </file>
